--- a/報價單_HTML/範本/收據範本.docx
+++ b/報價單_HTML/範本/收據範本.docx
@@ -6,7 +6,9 @@
       <w:pPr>
         <w:rPr>
           <w:rFonts w:ascii="標楷體" w:eastAsia="標楷體" w:hAnsi="標楷體" w:cs="Times New Roman"/>
+          <w:sz w:val="2"/>
         </w:rPr>
+        <w:spacing w:after="0" w:before="0" w:line="20" w:lineRule="exact"/>
       </w:pPr>
     </w:p>
     <w:tbl>
@@ -30,6 +32,7 @@
       <w:tr>
         <w:trPr>
           <w:trHeight w:val="364"/>
+          <w:cantSplit/>
         </w:trPr>
         <w:tc>
           <w:tcPr>
@@ -67,6 +70,7 @@
       <w:tr>
         <w:trPr>
           <w:trHeight w:val="364"/>
+          <w:cantSplit/>
         </w:trPr>
         <w:tc>
           <w:tcPr>
@@ -130,10 +134,11 @@
       <w:tr>
         <w:trPr>
           <w:trHeight w:val="364"/>
+          <w:cantSplit/>
         </w:trPr>
         <w:tc>
           <w:tcPr>
-            <w:tcW w:w="1698" w:type="dxa"/>
+            <w:tcW w:w="1701" w:type="dxa"/>
             <w:tcBorders>
               <w:top w:val="nil"/>
               <w:left w:val="nil"/>
@@ -159,7 +164,7 @@
         </w:tc>
         <w:tc>
           <w:tcPr>
-            <w:tcW w:w="4109" w:type="dxa"/>
+            <w:tcW w:w="3118" w:type="dxa"/>
             <w:gridSpan w:val="4"/>
             <w:tcBorders>
               <w:top w:val="nil"/>
@@ -192,7 +197,7 @@
         </w:tc>
         <w:tc>
           <w:tcPr>
-            <w:tcW w:w="1418" w:type="dxa"/>
+            <w:tcW w:w="1417" w:type="dxa"/>
             <w:gridSpan w:val="2"/>
             <w:tcBorders>
               <w:top w:val="nil"/>
@@ -219,7 +224,7 @@
         </w:tc>
         <w:tc>
           <w:tcPr>
-            <w:tcW w:w="3260" w:type="dxa"/>
+            <w:tcW w:w="4252" w:type="dxa"/>
             <w:gridSpan w:val="2"/>
             <w:tcBorders>
               <w:top w:val="nil"/>
@@ -254,6 +259,7 @@
       <w:tr>
         <w:trPr>
           <w:trHeight w:val="364"/>
+          <w:cantSplit/>
         </w:trPr>
         <w:tc>
           <w:tcPr>
@@ -364,6 +370,7 @@
       <w:tr>
         <w:trPr>
           <w:trHeight w:val="364"/>
+          <w:cantSplit/>
         </w:trPr>
         <w:tc>
           <w:tcPr>
@@ -427,6 +434,7 @@
       <w:tr>
         <w:trPr>
           <w:trHeight w:val="364"/>
+          <w:cantSplit/>
         </w:trPr>
         <w:tc>
           <w:tcPr>
@@ -507,6 +515,7 @@
       <w:tr>
         <w:trPr>
           <w:trHeight w:val="485"/>
+          <w:cantSplit/>
         </w:trPr>
         <w:tc>
           <w:tcPr>
@@ -593,7 +602,7 @@
                 <w:tab w:val="left" w:pos="13740"/>
                 <w:tab w:val="left" w:pos="14656"/>
               </w:tabs>
-              <w:spacing w:line="0" w:lineRule="atLeast"/>
+              <w:spacing w:line="140" w:lineRule="exact" w:after="0" w:before="0"/>
               <w:jc w:val="both"/>
               <w:rPr>
                 <w:rFonts w:ascii="標楷體" w:eastAsia="標楷體" w:hAnsi="標楷體" w:cs="Times New Roman"/>
@@ -636,7 +645,7 @@
                 <w:tab w:val="left" w:pos="13740"/>
                 <w:tab w:val="left" w:pos="14656"/>
               </w:tabs>
-              <w:spacing w:line="0" w:lineRule="atLeast"/>
+              <w:spacing w:line="140" w:lineRule="exact" w:after="0" w:before="0"/>
               <w:jc w:val="both"/>
               <w:rPr>
                 <w:rFonts w:ascii="標楷體" w:eastAsia="標楷體" w:hAnsi="標楷體" w:cs="Times New Roman"/>
@@ -679,7 +688,7 @@
                 <w:tab w:val="left" w:pos="13740"/>
                 <w:tab w:val="left" w:pos="14656"/>
               </w:tabs>
-              <w:spacing w:line="0" w:lineRule="atLeast"/>
+              <w:spacing w:line="140" w:lineRule="exact" w:after="0" w:before="0"/>
               <w:jc w:val="both"/>
               <w:rPr>
                 <w:rFonts w:ascii="標楷體" w:eastAsia="標楷體" w:hAnsi="標楷體" w:cs="Times New Roman"/>
@@ -722,7 +731,7 @@
                 <w:tab w:val="left" w:pos="13740"/>
                 <w:tab w:val="left" w:pos="14656"/>
               </w:tabs>
-              <w:spacing w:line="0" w:lineRule="atLeast"/>
+              <w:spacing w:line="140" w:lineRule="exact" w:after="0" w:before="0"/>
               <w:jc w:val="both"/>
               <w:rPr>
                 <w:rFonts w:ascii="標楷體" w:eastAsia="標楷體" w:hAnsi="標楷體" w:cs="Times New Roman"/>
@@ -765,7 +774,7 @@
                 <w:tab w:val="left" w:pos="13740"/>
                 <w:tab w:val="left" w:pos="14656"/>
               </w:tabs>
-              <w:spacing w:line="0" w:lineRule="atLeast"/>
+              <w:spacing w:line="140" w:lineRule="exact" w:after="0" w:before="0"/>
               <w:jc w:val="both"/>
               <w:rPr>
                 <w:rFonts w:ascii="標楷體" w:eastAsia="標楷體" w:hAnsi="標楷體" w:cs="Times New Roman"/>
@@ -808,7 +817,7 @@
                 <w:tab w:val="left" w:pos="13740"/>
                 <w:tab w:val="left" w:pos="14656"/>
               </w:tabs>
-              <w:spacing w:line="0" w:lineRule="atLeast"/>
+              <w:spacing w:line="140" w:lineRule="exact" w:after="0" w:before="0"/>
               <w:jc w:val="both"/>
               <w:rPr>
                 <w:rFonts w:ascii="標楷體" w:eastAsia="標楷體" w:hAnsi="標楷體" w:cs="Times New Roman"/>
@@ -851,7 +860,7 @@
                 <w:tab w:val="left" w:pos="13740"/>
                 <w:tab w:val="left" w:pos="14656"/>
               </w:tabs>
-              <w:spacing w:line="0" w:lineRule="atLeast"/>
+              <w:spacing w:line="140" w:lineRule="exact" w:after="0" w:before="0"/>
               <w:jc w:val="both"/>
               <w:rPr>
                 <w:rFonts w:ascii="標楷體" w:eastAsia="標楷體" w:hAnsi="標楷體" w:cs="Times New Roman"/>
@@ -894,7 +903,7 @@
                 <w:tab w:val="left" w:pos="13740"/>
                 <w:tab w:val="left" w:pos="14656"/>
               </w:tabs>
-              <w:spacing w:line="0" w:lineRule="atLeast"/>
+              <w:spacing w:line="140" w:lineRule="exact" w:after="0" w:before="0"/>
               <w:jc w:val="both"/>
               <w:rPr>
                 <w:rFonts w:ascii="標楷體" w:eastAsia="標楷體" w:hAnsi="標楷體" w:cs="Times New Roman"/>
@@ -920,6 +929,7 @@
       <w:tr>
         <w:trPr>
           <w:trHeight w:val="485"/>
+          <w:cantSplit/>
         </w:trPr>
         <w:tc>
           <w:tcPr>
@@ -1027,6 +1037,7 @@
       <w:tr>
         <w:trPr>
           <w:trHeight w:val="485"/>
+          <w:cantSplit/>
         </w:trPr>
         <w:tc>
           <w:tcPr>
@@ -1100,6 +1111,7 @@
       <w:tr>
         <w:trPr>
           <w:trHeight w:val="443"/>
+          <w:cantSplit/>
         </w:trPr>
         <w:tc>
           <w:tcPr>
@@ -1260,7 +1272,8 @@
       </w:tr>
       <w:tr>
         <w:trPr>
-          <w:trHeight w:val="443"/>
+          <w:trHeight w:val="227" w:hRule="exact"/>
+          <w:cantSplit/>
         </w:trPr>
         <w:tc>
           <w:tcPr>
@@ -1294,6 +1307,7 @@
       <w:tr>
         <w:trPr>
           <w:trHeight w:val="364"/>
+          <w:cantSplit/>
         </w:trPr>
         <w:tc>
           <w:tcPr>
@@ -1331,6 +1345,7 @@
       <w:tr>
         <w:trPr>
           <w:trHeight w:val="364"/>
+          <w:cantSplit/>
         </w:trPr>
         <w:tc>
           <w:tcPr>
@@ -1394,10 +1409,11 @@
       <w:tr>
         <w:trPr>
           <w:trHeight w:val="364"/>
+          <w:cantSplit/>
         </w:trPr>
         <w:tc>
           <w:tcPr>
-            <w:tcW w:w="1698" w:type="dxa"/>
+            <w:tcW w:w="1701" w:type="dxa"/>
             <w:tcBorders>
               <w:top w:val="nil"/>
               <w:left w:val="nil"/>
@@ -1423,7 +1439,7 @@
         </w:tc>
         <w:tc>
           <w:tcPr>
-            <w:tcW w:w="4109" w:type="dxa"/>
+            <w:tcW w:w="3118" w:type="dxa"/>
             <w:gridSpan w:val="4"/>
             <w:tcBorders>
               <w:top w:val="nil"/>
@@ -1455,7 +1471,7 @@
         </w:tc>
         <w:tc>
           <w:tcPr>
-            <w:tcW w:w="1418" w:type="dxa"/>
+            <w:tcW w:w="1417" w:type="dxa"/>
             <w:gridSpan w:val="2"/>
             <w:tcBorders>
               <w:top w:val="nil"/>
@@ -1482,7 +1498,7 @@
         </w:tc>
         <w:tc>
           <w:tcPr>
-            <w:tcW w:w="3260" w:type="dxa"/>
+            <w:tcW w:w="4252" w:type="dxa"/>
             <w:gridSpan w:val="2"/>
             <w:tcBorders>
               <w:top w:val="nil"/>
@@ -1517,6 +1533,7 @@
       <w:tr>
         <w:trPr>
           <w:trHeight w:val="364"/>
+          <w:cantSplit/>
         </w:trPr>
         <w:tc>
           <w:tcPr>
@@ -1627,6 +1644,7 @@
       <w:tr>
         <w:trPr>
           <w:trHeight w:val="364"/>
+          <w:cantSplit/>
         </w:trPr>
         <w:tc>
           <w:tcPr>
@@ -1690,6 +1708,7 @@
       <w:tr>
         <w:trPr>
           <w:trHeight w:val="364"/>
+          <w:cantSplit/>
         </w:trPr>
         <w:tc>
           <w:tcPr>
@@ -1770,6 +1789,7 @@
       <w:tr>
         <w:trPr>
           <w:trHeight w:val="485"/>
+          <w:cantSplit/>
         </w:trPr>
         <w:tc>
           <w:tcPr>
@@ -1856,7 +1876,7 @@
                 <w:tab w:val="left" w:pos="13740"/>
                 <w:tab w:val="left" w:pos="14656"/>
               </w:tabs>
-              <w:spacing w:line="0" w:lineRule="atLeast"/>
+              <w:spacing w:line="140" w:lineRule="exact" w:after="0" w:before="0"/>
               <w:jc w:val="both"/>
               <w:rPr>
                 <w:rFonts w:ascii="標楷體" w:eastAsia="標楷體" w:hAnsi="標楷體" w:cs="Times New Roman"/>
@@ -1899,7 +1919,7 @@
                 <w:tab w:val="left" w:pos="13740"/>
                 <w:tab w:val="left" w:pos="14656"/>
               </w:tabs>
-              <w:spacing w:line="0" w:lineRule="atLeast"/>
+              <w:spacing w:line="140" w:lineRule="exact" w:after="0" w:before="0"/>
               <w:jc w:val="both"/>
               <w:rPr>
                 <w:rFonts w:ascii="標楷體" w:eastAsia="標楷體" w:hAnsi="標楷體" w:cs="Times New Roman"/>
@@ -1942,7 +1962,7 @@
                 <w:tab w:val="left" w:pos="13740"/>
                 <w:tab w:val="left" w:pos="14656"/>
               </w:tabs>
-              <w:spacing w:line="0" w:lineRule="atLeast"/>
+              <w:spacing w:line="140" w:lineRule="exact" w:after="0" w:before="0"/>
               <w:jc w:val="both"/>
               <w:rPr>
                 <w:rFonts w:ascii="標楷體" w:eastAsia="標楷體" w:hAnsi="標楷體" w:cs="Times New Roman"/>
@@ -1985,7 +2005,7 @@
                 <w:tab w:val="left" w:pos="13740"/>
                 <w:tab w:val="left" w:pos="14656"/>
               </w:tabs>
-              <w:spacing w:line="0" w:lineRule="atLeast"/>
+              <w:spacing w:line="140" w:lineRule="exact" w:after="0" w:before="0"/>
               <w:jc w:val="both"/>
               <w:rPr>
                 <w:rFonts w:ascii="標楷體" w:eastAsia="標楷體" w:hAnsi="標楷體" w:cs="Times New Roman"/>
@@ -2028,7 +2048,7 @@
                 <w:tab w:val="left" w:pos="13740"/>
                 <w:tab w:val="left" w:pos="14656"/>
               </w:tabs>
-              <w:spacing w:line="0" w:lineRule="atLeast"/>
+              <w:spacing w:line="140" w:lineRule="exact" w:after="0" w:before="0"/>
               <w:jc w:val="both"/>
               <w:rPr>
                 <w:rFonts w:ascii="標楷體" w:eastAsia="標楷體" w:hAnsi="標楷體" w:cs="Times New Roman"/>
@@ -2071,7 +2091,7 @@
                 <w:tab w:val="left" w:pos="13740"/>
                 <w:tab w:val="left" w:pos="14656"/>
               </w:tabs>
-              <w:spacing w:line="0" w:lineRule="atLeast"/>
+              <w:spacing w:line="140" w:lineRule="exact" w:after="0" w:before="0"/>
               <w:jc w:val="both"/>
               <w:rPr>
                 <w:rFonts w:ascii="標楷體" w:eastAsia="標楷體" w:hAnsi="標楷體" w:cs="Times New Roman"/>
@@ -2114,7 +2134,7 @@
                 <w:tab w:val="left" w:pos="13740"/>
                 <w:tab w:val="left" w:pos="14656"/>
               </w:tabs>
-              <w:spacing w:line="0" w:lineRule="atLeast"/>
+              <w:spacing w:line="140" w:lineRule="exact" w:after="0" w:before="0"/>
               <w:jc w:val="both"/>
               <w:rPr>
                 <w:rFonts w:ascii="標楷體" w:eastAsia="標楷體" w:hAnsi="標楷體" w:cs="Times New Roman"/>
@@ -2157,7 +2177,7 @@
                 <w:tab w:val="left" w:pos="13740"/>
                 <w:tab w:val="left" w:pos="14656"/>
               </w:tabs>
-              <w:spacing w:line="0" w:lineRule="atLeast"/>
+              <w:spacing w:line="140" w:lineRule="exact" w:after="0" w:before="0"/>
               <w:jc w:val="both"/>
               <w:rPr>
                 <w:rFonts w:ascii="標楷體" w:eastAsia="標楷體" w:hAnsi="標楷體" w:cs="Times New Roman"/>
@@ -2183,6 +2203,7 @@
       <w:tr>
         <w:trPr>
           <w:trHeight w:val="485"/>
+          <w:cantSplit/>
         </w:trPr>
         <w:tc>
           <w:tcPr>
@@ -2290,6 +2311,7 @@
       <w:tr>
         <w:trPr>
           <w:trHeight w:val="485"/>
+          <w:cantSplit/>
         </w:trPr>
         <w:tc>
           <w:tcPr>
@@ -2363,6 +2385,7 @@
       <w:tr>
         <w:trPr>
           <w:trHeight w:val="443"/>
+          <w:cantSplit/>
         </w:trPr>
         <w:tc>
           <w:tcPr>
@@ -2523,7 +2546,8 @@
       </w:tr>
       <w:tr>
         <w:trPr>
-          <w:trHeight w:val="443"/>
+          <w:trHeight w:val="227" w:hRule="exact"/>
+          <w:cantSplit/>
         </w:trPr>
         <w:tc>
           <w:tcPr>
@@ -2557,6 +2581,7 @@
       <w:tr>
         <w:trPr>
           <w:trHeight w:val="364"/>
+          <w:cantSplit/>
         </w:trPr>
         <w:tc>
           <w:tcPr>
@@ -2594,6 +2619,7 @@
       <w:tr>
         <w:trPr>
           <w:trHeight w:val="364"/>
+          <w:cantSplit/>
         </w:trPr>
         <w:tc>
           <w:tcPr>
@@ -2657,10 +2683,11 @@
       <w:tr>
         <w:trPr>
           <w:trHeight w:val="364"/>
+          <w:cantSplit/>
         </w:trPr>
         <w:tc>
           <w:tcPr>
-            <w:tcW w:w="1698" w:type="dxa"/>
+            <w:tcW w:w="1701" w:type="dxa"/>
             <w:tcBorders>
               <w:top w:val="nil"/>
               <w:left w:val="nil"/>
@@ -2686,7 +2713,7 @@
         </w:tc>
         <w:tc>
           <w:tcPr>
-            <w:tcW w:w="4109" w:type="dxa"/>
+            <w:tcW w:w="3118" w:type="dxa"/>
             <w:gridSpan w:val="4"/>
             <w:tcBorders>
               <w:top w:val="nil"/>
@@ -2718,7 +2745,7 @@
         </w:tc>
         <w:tc>
           <w:tcPr>
-            <w:tcW w:w="1418" w:type="dxa"/>
+            <w:tcW w:w="1417" w:type="dxa"/>
             <w:gridSpan w:val="2"/>
             <w:tcBorders>
               <w:top w:val="nil"/>
@@ -2745,7 +2772,7 @@
         </w:tc>
         <w:tc>
           <w:tcPr>
-            <w:tcW w:w="3260" w:type="dxa"/>
+            <w:tcW w:w="4252" w:type="dxa"/>
             <w:gridSpan w:val="2"/>
             <w:tcBorders>
               <w:top w:val="nil"/>
@@ -2780,6 +2807,7 @@
       <w:tr>
         <w:trPr>
           <w:trHeight w:val="364"/>
+          <w:cantSplit/>
         </w:trPr>
         <w:tc>
           <w:tcPr>
@@ -2890,6 +2918,7 @@
       <w:tr>
         <w:trPr>
           <w:trHeight w:val="364"/>
+          <w:cantSplit/>
         </w:trPr>
         <w:tc>
           <w:tcPr>
@@ -2953,6 +2982,7 @@
       <w:tr>
         <w:trPr>
           <w:trHeight w:val="364"/>
+          <w:cantSplit/>
         </w:trPr>
         <w:tc>
           <w:tcPr>
@@ -3033,6 +3063,7 @@
       <w:tr>
         <w:trPr>
           <w:trHeight w:val="485"/>
+          <w:cantSplit/>
         </w:trPr>
         <w:tc>
           <w:tcPr>
@@ -3119,7 +3150,7 @@
                 <w:tab w:val="left" w:pos="13740"/>
                 <w:tab w:val="left" w:pos="14656"/>
               </w:tabs>
-              <w:spacing w:line="0" w:lineRule="atLeast"/>
+              <w:spacing w:line="140" w:lineRule="exact" w:after="0" w:before="0"/>
               <w:jc w:val="both"/>
               <w:rPr>
                 <w:rFonts w:ascii="標楷體" w:eastAsia="標楷體" w:hAnsi="標楷體" w:cs="Times New Roman"/>
@@ -3162,7 +3193,7 @@
                 <w:tab w:val="left" w:pos="13740"/>
                 <w:tab w:val="left" w:pos="14656"/>
               </w:tabs>
-              <w:spacing w:line="0" w:lineRule="atLeast"/>
+              <w:spacing w:line="140" w:lineRule="exact" w:after="0" w:before="0"/>
               <w:jc w:val="both"/>
               <w:rPr>
                 <w:rFonts w:ascii="標楷體" w:eastAsia="標楷體" w:hAnsi="標楷體" w:cs="Times New Roman"/>
@@ -3205,7 +3236,7 @@
                 <w:tab w:val="left" w:pos="13740"/>
                 <w:tab w:val="left" w:pos="14656"/>
               </w:tabs>
-              <w:spacing w:line="0" w:lineRule="atLeast"/>
+              <w:spacing w:line="140" w:lineRule="exact" w:after="0" w:before="0"/>
               <w:jc w:val="both"/>
               <w:rPr>
                 <w:rFonts w:ascii="標楷體" w:eastAsia="標楷體" w:hAnsi="標楷體" w:cs="Times New Roman"/>
@@ -3248,7 +3279,7 @@
                 <w:tab w:val="left" w:pos="13740"/>
                 <w:tab w:val="left" w:pos="14656"/>
               </w:tabs>
-              <w:spacing w:line="0" w:lineRule="atLeast"/>
+              <w:spacing w:line="140" w:lineRule="exact" w:after="0" w:before="0"/>
               <w:jc w:val="both"/>
               <w:rPr>
                 <w:rFonts w:ascii="標楷體" w:eastAsia="標楷體" w:hAnsi="標楷體" w:cs="Times New Roman"/>
@@ -3291,7 +3322,7 @@
                 <w:tab w:val="left" w:pos="13740"/>
                 <w:tab w:val="left" w:pos="14656"/>
               </w:tabs>
-              <w:spacing w:line="0" w:lineRule="atLeast"/>
+              <w:spacing w:line="140" w:lineRule="exact" w:after="0" w:before="0"/>
               <w:jc w:val="both"/>
               <w:rPr>
                 <w:rFonts w:ascii="標楷體" w:eastAsia="標楷體" w:hAnsi="標楷體" w:cs="Times New Roman"/>
@@ -3334,7 +3365,7 @@
                 <w:tab w:val="left" w:pos="13740"/>
                 <w:tab w:val="left" w:pos="14656"/>
               </w:tabs>
-              <w:spacing w:line="0" w:lineRule="atLeast"/>
+              <w:spacing w:line="140" w:lineRule="exact" w:after="0" w:before="0"/>
               <w:jc w:val="both"/>
               <w:rPr>
                 <w:rFonts w:ascii="標楷體" w:eastAsia="標楷體" w:hAnsi="標楷體" w:cs="Times New Roman"/>
@@ -3377,7 +3408,7 @@
                 <w:tab w:val="left" w:pos="13740"/>
                 <w:tab w:val="left" w:pos="14656"/>
               </w:tabs>
-              <w:spacing w:line="0" w:lineRule="atLeast"/>
+              <w:spacing w:line="140" w:lineRule="exact" w:after="0" w:before="0"/>
               <w:jc w:val="both"/>
               <w:rPr>
                 <w:rFonts w:ascii="標楷體" w:eastAsia="標楷體" w:hAnsi="標楷體" w:cs="Times New Roman"/>
@@ -3420,7 +3451,7 @@
                 <w:tab w:val="left" w:pos="13740"/>
                 <w:tab w:val="left" w:pos="14656"/>
               </w:tabs>
-              <w:spacing w:line="0" w:lineRule="atLeast"/>
+              <w:spacing w:line="140" w:lineRule="exact" w:after="0" w:before="0"/>
               <w:jc w:val="both"/>
               <w:rPr>
                 <w:rFonts w:ascii="標楷體" w:eastAsia="標楷體" w:hAnsi="標楷體" w:cs="Times New Roman"/>
@@ -3446,6 +3477,7 @@
       <w:tr>
         <w:trPr>
           <w:trHeight w:val="485"/>
+          <w:cantSplit/>
         </w:trPr>
         <w:tc>
           <w:tcPr>
@@ -3553,6 +3585,7 @@
       <w:tr>
         <w:trPr>
           <w:trHeight w:val="485"/>
+          <w:cantSplit/>
         </w:trPr>
         <w:tc>
           <w:tcPr>
@@ -3626,6 +3659,7 @@
       <w:tr>
         <w:trPr>
           <w:trHeight w:val="443"/>
+          <w:cantSplit/>
         </w:trPr>
         <w:tc>
           <w:tcPr>
@@ -3789,7 +3823,9 @@
       <w:pPr>
         <w:rPr>
           <w:rFonts w:ascii="標楷體" w:eastAsia="標楷體" w:hAnsi="標楷體" w:cs="Times New Roman"/>
+          <w:sz w:val="2"/>
         </w:rPr>
+        <w:spacing w:after="0" w:before="0" w:line="20" w:lineRule="exact"/>
       </w:pPr>
     </w:p>
     <w:sectPr>

--- a/報價單_HTML/範本/收據範本.docx
+++ b/報價單_HTML/範本/收據範本.docx
@@ -4607,7 +4607,6 @@
                   </w:p>
                 </w:txbxContent>
               </v:textbox>
-              <w10:wrap type="square"/>
             </v:shape>
           </w:pict>
         </mc:Fallback>
@@ -4863,7 +4862,6 @@
                   </w:p>
                 </w:txbxContent>
               </v:textbox>
-              <w10:wrap type="square"/>
             </v:shape>
           </w:pict>
         </mc:Fallback>
@@ -5057,7 +5055,6 @@
                   </w:p>
                 </w:txbxContent>
               </v:textbox>
-              <w10:wrap type="square"/>
             </v:shape>
           </w:pict>
         </mc:Fallback>
@@ -5203,7 +5200,6 @@
                   </w:p>
                 </w:txbxContent>
               </v:textbox>
-              <w10:wrap type="square"/>
             </v:shape>
           </w:pict>
         </mc:Fallback>

--- a/報價單_HTML/範本/收據範本.docx
+++ b/報價單_HTML/範本/收據範本.docx
@@ -4607,6 +4607,7 @@
                   </w:p>
                 </w:txbxContent>
               </v:textbox>
+              <w10:wrap type="none"/>
             </v:shape>
           </w:pict>
         </mc:Fallback>
@@ -4862,6 +4863,7 @@
                   </w:p>
                 </w:txbxContent>
               </v:textbox>
+              <w10:wrap type="none"/>
             </v:shape>
           </w:pict>
         </mc:Fallback>
@@ -5055,6 +5057,7 @@
                   </w:p>
                 </w:txbxContent>
               </v:textbox>
+              <w10:wrap type="none"/>
             </v:shape>
           </w:pict>
         </mc:Fallback>
@@ -5200,6 +5203,7 @@
                   </w:p>
                 </w:txbxContent>
               </v:textbox>
+              <w10:wrap type="none"/>
             </v:shape>
           </w:pict>
         </mc:Fallback>

--- a/報價單_HTML/範本/收據範本.docx
+++ b/報價單_HTML/範本/收據範本.docx
@@ -5,7 +5,7 @@
     <w:p>
       <w:pPr>
         <w:rPr>
-          <w:rFonts w:ascii="標楷體" w:eastAsia="標楷體" w:hAnsi="標楷體" w:cs="Times New Roman"/>
+          <w:rFonts w:ascii="Times New Roman" w:hAnsi="Times New Roman" w:eastAsia="標楷體" w:cs="Times New Roman"/>
           <w:sz w:val="2"/>
         </w:rPr>
         <w:spacing w:after="0" w:before="0" w:line="20" w:lineRule="exact"/>
@@ -51,14 +51,14 @@
               <w:spacing w:line="0" w:lineRule="atLeast"/>
               <w:jc w:val="center"/>
               <w:rPr>
-                <w:rFonts w:ascii="標楷體" w:eastAsia="標楷體" w:hAnsi="標楷體" w:cs="Times New Roman"/>
+                <w:rFonts w:ascii="Times New Roman" w:hAnsi="Times New Roman" w:eastAsia="標楷體" w:cs="Times New Roman"/>
                 <w:sz w:val="28"/>
                 <w:szCs w:val="28"/>
               </w:rPr>
             </w:pPr>
             <w:r>
               <w:rPr>
-                <w:rFonts w:ascii="標楷體" w:eastAsia="標楷體" w:hAnsi="標楷體" w:cs="Times New Roman"/>
+                <w:rFonts w:ascii="Times New Roman" w:hAnsi="Times New Roman" w:eastAsia="標楷體" w:cs="Times New Roman"/>
                 <w:sz w:val="28"/>
                 <w:szCs w:val="28"/>
               </w:rPr>
@@ -87,12 +87,12 @@
             <w:pPr>
               <w:jc w:val="distribute"/>
               <w:rPr>
-                <w:rFonts w:ascii="標楷體" w:eastAsia="標楷體" w:hAnsi="標楷體" w:cs="Times New Roman"/>
-              </w:rPr>
-            </w:pPr>
-            <w:r>
-              <w:rPr>
-                <w:rFonts w:ascii="標楷體" w:eastAsia="標楷體" w:hAnsi="標楷體" w:cs="Times New Roman"/>
+                <w:rFonts w:ascii="Times New Roman" w:hAnsi="Times New Roman" w:eastAsia="標楷體" w:cs="Times New Roman"/>
+              </w:rPr>
+            </w:pPr>
+            <w:r>
+              <w:rPr>
+                <w:rFonts w:ascii="Times New Roman" w:hAnsi="Times New Roman" w:eastAsia="標楷體" w:cs="Times New Roman"/>
               </w:rPr>
               <w:t>班址</w:t>
             </w:r>
@@ -113,18 +113,18 @@
           <w:p>
             <w:pPr>
               <w:rPr>
-                <w:rFonts w:ascii="標楷體" w:eastAsia="標楷體" w:hAnsi="標楷體" w:cs="Times New Roman"/>
-              </w:rPr>
-            </w:pPr>
-            <w:r>
-              <w:rPr>
-                <w:rFonts w:ascii="標楷體" w:eastAsia="標楷體" w:hAnsi="標楷體" w:cs="Times New Roman"/>
+                <w:rFonts w:ascii="Times New Roman" w:hAnsi="Times New Roman" w:eastAsia="標楷體" w:cs="Times New Roman"/>
+              </w:rPr>
+            </w:pPr>
+            <w:r>
+              <w:rPr>
+                <w:rFonts w:ascii="Times New Roman" w:hAnsi="Times New Roman" w:eastAsia="標楷體" w:cs="Times New Roman"/>
               </w:rPr>
               <w:t>:</w:t>
             </w:r>
             <w:r>
               <w:rPr>
-                <w:rFonts w:ascii="標楷體" w:eastAsia="標楷體" w:hAnsi="標楷體" w:cs="Times New Roman"/>
+                <w:rFonts w:ascii="Times New Roman" w:hAnsi="Times New Roman" w:eastAsia="標楷體" w:cs="Times New Roman"/>
               </w:rPr>
               <w:t>{branch_addr}</w:t>
             </w:r>
@@ -151,12 +151,12 @@
             <w:pPr>
               <w:jc w:val="distribute"/>
               <w:rPr>
-                <w:rFonts w:ascii="標楷體" w:eastAsia="標楷體" w:hAnsi="標楷體" w:cs="Times New Roman"/>
-              </w:rPr>
-            </w:pPr>
-            <w:r>
-              <w:rPr>
-                <w:rFonts w:ascii="標楷體" w:eastAsia="標楷體" w:hAnsi="標楷體" w:cs="Times New Roman"/>
+                <w:rFonts w:ascii="Times New Roman" w:hAnsi="Times New Roman" w:eastAsia="標楷體" w:cs="Times New Roman"/>
+              </w:rPr>
+            </w:pPr>
+            <w:r>
+              <w:rPr>
+                <w:rFonts w:ascii="Times New Roman" w:hAnsi="Times New Roman" w:eastAsia="標楷體" w:cs="Times New Roman"/>
               </w:rPr>
               <w:t>學生姓名</w:t>
             </w:r>
@@ -177,19 +177,19 @@
           <w:p>
             <w:pPr>
               <w:rPr>
-                <w:rFonts w:ascii="標楷體" w:eastAsia="標楷體" w:hAnsi="標楷體" w:cs="Times New Roman" w:hint="eastAsia"/>
+                <w:rFonts w:ascii="Times New Roman" w:hAnsi="Times New Roman" w:eastAsia="標楷體" w:cs="Times New Roman" w:hint="eastAsia"/>
                 <w:color w:val="FF0000"/>
               </w:rPr>
             </w:pPr>
             <w:r>
               <w:rPr>
-                <w:rFonts w:ascii="標楷體" w:eastAsia="標楷體" w:hAnsi="標楷體" w:cs="Times New Roman"/>
+                <w:rFonts w:ascii="Times New Roman" w:hAnsi="Times New Roman" w:eastAsia="標楷體" w:cs="Times New Roman"/>
               </w:rPr>
               <w:t>:</w:t>
             </w:r>
             <w:r>
               <w:rPr>
-                <w:rFonts w:ascii="標楷體" w:eastAsia="標楷體" w:hAnsi="標楷體" w:cs="Times New Roman" w:hint="eastAsia"/>
+                <w:rFonts w:ascii="Times New Roman" w:hAnsi="Times New Roman" w:eastAsia="標楷體" w:cs="Times New Roman" w:hint="eastAsia"/>
               </w:rPr>
               <w:t>{student_name}</w:t>
             </w:r>
@@ -211,12 +211,12 @@
             <w:pPr>
               <w:jc w:val="distribute"/>
               <w:rPr>
-                <w:rFonts w:ascii="標楷體" w:eastAsia="標楷體" w:hAnsi="標楷體" w:cs="Times New Roman"/>
-              </w:rPr>
-            </w:pPr>
-            <w:r>
-              <w:rPr>
-                <w:rFonts w:ascii="標楷體" w:eastAsia="標楷體" w:hAnsi="標楷體" w:cs="Times New Roman"/>
+                <w:rFonts w:ascii="Times New Roman" w:hAnsi="Times New Roman" w:eastAsia="標楷體" w:cs="Times New Roman"/>
+              </w:rPr>
+            </w:pPr>
+            <w:r>
+              <w:rPr>
+                <w:rFonts w:ascii="Times New Roman" w:hAnsi="Times New Roman" w:eastAsia="標楷體" w:cs="Times New Roman"/>
               </w:rPr>
               <w:t>班別</w:t>
             </w:r>
@@ -237,18 +237,18 @@
           <w:p>
             <w:pPr>
               <w:rPr>
-                <w:rFonts w:ascii="標楷體" w:eastAsia="標楷體" w:hAnsi="標楷體" w:cs="Times New Roman"/>
-              </w:rPr>
-            </w:pPr>
-            <w:r>
-              <w:rPr>
-                <w:rFonts w:ascii="標楷體" w:eastAsia="標楷體" w:hAnsi="標楷體" w:cs="Times New Roman"/>
+                <w:rFonts w:ascii="Times New Roman" w:hAnsi="Times New Roman" w:eastAsia="標楷體" w:cs="Times New Roman"/>
+              </w:rPr>
+            </w:pPr>
+            <w:r>
+              <w:rPr>
+                <w:rFonts w:ascii="Times New Roman" w:hAnsi="Times New Roman" w:eastAsia="標楷體" w:cs="Times New Roman"/>
               </w:rPr>
               <w:t>:</w:t>
             </w:r>
             <w:r>
               <w:rPr>
-                <w:rFonts w:ascii="標楷體" w:eastAsia="標楷體" w:hAnsi="標楷體" w:cs="Times New Roman"/>
+                <w:rFonts w:ascii="Times New Roman" w:hAnsi="Times New Roman" w:eastAsia="標楷體" w:cs="Times New Roman"/>
                 <w:color w:val="FF0000"/>
               </w:rPr>
               <w:t>{class_name}</w:t>
@@ -276,12 +276,12 @@
             <w:pPr>
               <w:jc w:val="distribute"/>
               <w:rPr>
-                <w:rFonts w:ascii="標楷體" w:eastAsia="標楷體" w:hAnsi="標楷體" w:cs="Times New Roman"/>
-              </w:rPr>
-            </w:pPr>
-            <w:r>
-              <w:rPr>
-                <w:rFonts w:ascii="標楷體" w:eastAsia="標楷體" w:hAnsi="標楷體" w:cs="Times New Roman"/>
+                <w:rFonts w:ascii="Times New Roman" w:hAnsi="Times New Roman" w:eastAsia="標楷體" w:cs="Times New Roman"/>
+              </w:rPr>
+            </w:pPr>
+            <w:r>
+              <w:rPr>
+                <w:rFonts w:ascii="Times New Roman" w:hAnsi="Times New Roman" w:eastAsia="標楷體" w:cs="Times New Roman"/>
               </w:rPr>
               <w:t>補習班證號</w:t>
             </w:r>
@@ -302,12 +302,12 @@
           <w:p>
             <w:pPr>
               <w:rPr>
-                <w:rFonts w:ascii="標楷體" w:eastAsia="標楷體" w:hAnsi="標楷體" w:cs="Times New Roman"/>
-              </w:rPr>
-            </w:pPr>
-            <w:r>
-              <w:rPr>
-                <w:rFonts w:ascii="標楷體" w:eastAsia="標楷體" w:hAnsi="標楷體" w:cs="Times New Roman"/>
+                <w:rFonts w:ascii="Times New Roman" w:hAnsi="Times New Roman" w:eastAsia="標楷體" w:cs="Times New Roman"/>
+              </w:rPr>
+            </w:pPr>
+            <w:r>
+              <w:rPr>
+                <w:rFonts w:ascii="Times New Roman" w:hAnsi="Times New Roman" w:eastAsia="標楷體" w:cs="Times New Roman"/>
               </w:rPr>
               <w:t>:高市教社字第11332573600號</w:t>
             </w:r>
@@ -329,12 +329,12 @@
             <w:pPr>
               <w:jc w:val="distribute"/>
               <w:rPr>
-                <w:rFonts w:ascii="標楷體" w:eastAsia="標楷體" w:hAnsi="標楷體" w:cs="Times New Roman"/>
-              </w:rPr>
-            </w:pPr>
-            <w:r>
-              <w:rPr>
-                <w:rFonts w:ascii="標楷體" w:eastAsia="標楷體" w:hAnsi="標楷體" w:cs="Times New Roman"/>
+                <w:rFonts w:ascii="Times New Roman" w:hAnsi="Times New Roman" w:eastAsia="標楷體" w:cs="Times New Roman"/>
+              </w:rPr>
+            </w:pPr>
+            <w:r>
+              <w:rPr>
+                <w:rFonts w:ascii="Times New Roman" w:hAnsi="Times New Roman" w:eastAsia="標楷體" w:cs="Times New Roman"/>
               </w:rPr>
               <w:t>電話</w:t>
             </w:r>
@@ -355,12 +355,12 @@
           <w:p>
             <w:pPr>
               <w:rPr>
-                <w:rFonts w:ascii="標楷體" w:eastAsia="標楷體" w:hAnsi="標楷體" w:cs="Times New Roman"/>
-              </w:rPr>
-            </w:pPr>
-            <w:r>
-              <w:rPr>
-                <w:rFonts w:ascii="標楷體" w:eastAsia="標楷體" w:hAnsi="標楷體" w:cs="Times New Roman"/>
+                <w:rFonts w:ascii="Times New Roman" w:hAnsi="Times New Roman" w:eastAsia="標楷體" w:cs="Times New Roman"/>
+              </w:rPr>
+            </w:pPr>
+            <w:r>
+              <w:rPr>
+                <w:rFonts w:ascii="Times New Roman" w:hAnsi="Times New Roman" w:eastAsia="標楷體" w:cs="Times New Roman"/>
               </w:rPr>
               <w:t>:07-3642746</w:t>
             </w:r>
@@ -387,12 +387,12 @@
             <w:pPr>
               <w:jc w:val="distribute"/>
               <w:rPr>
-                <w:rFonts w:ascii="標楷體" w:eastAsia="標楷體" w:hAnsi="標楷體" w:cs="Times New Roman"/>
-              </w:rPr>
-            </w:pPr>
-            <w:r>
-              <w:rPr>
-                <w:rFonts w:ascii="標楷體" w:eastAsia="標楷體" w:hAnsi="標楷體" w:cs="Times New Roman"/>
+                <w:rFonts w:ascii="Times New Roman" w:hAnsi="Times New Roman" w:eastAsia="標楷體" w:cs="Times New Roman"/>
+              </w:rPr>
+            </w:pPr>
+            <w:r>
+              <w:rPr>
+                <w:rFonts w:ascii="Times New Roman" w:hAnsi="Times New Roman" w:eastAsia="標楷體" w:cs="Times New Roman"/>
               </w:rPr>
               <w:t>修業期間</w:t>
             </w:r>
@@ -413,18 +413,18 @@
           <w:p>
             <w:pPr>
               <w:rPr>
-                <w:rFonts w:ascii="標楷體" w:eastAsia="標楷體" w:hAnsi="標楷體" w:cs="Times New Roman"/>
-              </w:rPr>
-            </w:pPr>
-            <w:r>
-              <w:rPr>
-                <w:rFonts w:ascii="標楷體" w:eastAsia="標楷體" w:hAnsi="標楷體" w:cs="Times New Roman"/>
+                <w:rFonts w:ascii="Times New Roman" w:hAnsi="Times New Roman" w:eastAsia="標楷體" w:cs="Times New Roman"/>
+              </w:rPr>
+            </w:pPr>
+            <w:r>
+              <w:rPr>
+                <w:rFonts w:ascii="Times New Roman" w:hAnsi="Times New Roman" w:eastAsia="標楷體" w:cs="Times New Roman"/>
               </w:rPr>
               <w:t>:</w:t>
             </w:r>
             <w:r>
               <w:rPr>
-                <w:rFonts w:ascii="標楷體" w:eastAsia="標楷體" w:hAnsi="標楷體" w:cs="Times New Roman"/>
+                <w:rFonts w:ascii="Times New Roman" w:hAnsi="Times New Roman" w:eastAsia="標楷體" w:cs="Times New Roman"/>
               </w:rPr>
               <w:t>{period}</w:t>
             </w:r>
@@ -448,12 +448,12 @@
             <w:pPr>
               <w:jc w:val="distribute"/>
               <w:rPr>
-                <w:rFonts w:ascii="標楷體" w:eastAsia="標楷體" w:hAnsi="標楷體" w:cs="Times New Roman"/>
-              </w:rPr>
-            </w:pPr>
-            <w:r>
-              <w:rPr>
-                <w:rFonts w:ascii="標楷體" w:eastAsia="標楷體" w:hAnsi="標楷體" w:cs="Times New Roman"/>
+                <w:rFonts w:ascii="Times New Roman" w:hAnsi="Times New Roman" w:eastAsia="標楷體" w:cs="Times New Roman"/>
+              </w:rPr>
+            </w:pPr>
+            <w:r>
+              <w:rPr>
+                <w:rFonts w:ascii="Times New Roman" w:hAnsi="Times New Roman" w:eastAsia="標楷體" w:cs="Times New Roman"/>
               </w:rPr>
               <w:t>收費項目</w:t>
             </w:r>
@@ -473,12 +473,12 @@
             <w:pPr>
               <w:jc w:val="distribute"/>
               <w:rPr>
-                <w:rFonts w:ascii="標楷體" w:eastAsia="標楷體" w:hAnsi="標楷體" w:cs="Times New Roman"/>
-              </w:rPr>
-            </w:pPr>
-            <w:r>
-              <w:rPr>
-                <w:rFonts w:ascii="標楷體" w:eastAsia="標楷體" w:hAnsi="標楷體" w:cs="Times New Roman"/>
+                <w:rFonts w:ascii="Times New Roman" w:hAnsi="Times New Roman" w:eastAsia="標楷體" w:cs="Times New Roman"/>
+              </w:rPr>
+            </w:pPr>
+            <w:r>
+              <w:rPr>
+                <w:rFonts w:ascii="Times New Roman" w:hAnsi="Times New Roman" w:eastAsia="標楷體" w:cs="Times New Roman"/>
               </w:rPr>
               <w:t>金額</w:t>
             </w:r>
@@ -500,12 +500,12 @@
             <w:pPr>
               <w:jc w:val="distribute"/>
               <w:rPr>
-                <w:rFonts w:ascii="標楷體" w:eastAsia="標楷體" w:hAnsi="標楷體" w:cs="Times New Roman"/>
-              </w:rPr>
-            </w:pPr>
-            <w:r>
-              <w:rPr>
-                <w:rFonts w:ascii="標楷體" w:eastAsia="標楷體" w:hAnsi="標楷體" w:cs="Times New Roman"/>
+                <w:rFonts w:ascii="Times New Roman" w:hAnsi="Times New Roman" w:eastAsia="標楷體" w:cs="Times New Roman"/>
+              </w:rPr>
+            </w:pPr>
+            <w:r>
+              <w:rPr>
+                <w:rFonts w:ascii="Times New Roman" w:hAnsi="Times New Roman" w:eastAsia="標楷體" w:cs="Times New Roman"/>
               </w:rPr>
               <w:t>備註</w:t>
             </w:r>
@@ -526,12 +526,12 @@
             <w:pPr>
               <w:jc w:val="distribute"/>
               <w:rPr>
-                <w:rFonts w:ascii="標楷體" w:eastAsia="標楷體" w:hAnsi="標楷體" w:cs="Times New Roman"/>
-              </w:rPr>
-            </w:pPr>
-            <w:r>
-              <w:rPr>
-                <w:rFonts w:ascii="標楷體" w:eastAsia="標楷體" w:hAnsi="標楷體" w:cs="Times New Roman"/>
+                <w:rFonts w:ascii="Times New Roman" w:hAnsi="Times New Roman" w:eastAsia="標楷體" w:cs="Times New Roman"/>
+              </w:rPr>
+            </w:pPr>
+            <w:r>
+              <w:rPr>
+                <w:rFonts w:ascii="Times New Roman" w:hAnsi="Times New Roman" w:eastAsia="標楷體" w:cs="Times New Roman"/>
               </w:rPr>
               <w:t>學費</w:t>
             </w:r>
@@ -550,19 +550,19 @@
             <w:pPr>
               <w:jc w:val="right"/>
               <w:rPr>
-                <w:rFonts w:ascii="標楷體" w:eastAsia="標楷體" w:hAnsi="標楷體" w:cs="Times New Roman"/>
-              </w:rPr>
-            </w:pPr>
-            <w:r>
-              <w:rPr>
-                <w:rFonts w:ascii="標楷體" w:eastAsia="標楷體" w:hAnsi="標楷體" w:cs="Times New Roman"/>
+                <w:rFonts w:ascii="Times New Roman" w:hAnsi="Times New Roman" w:eastAsia="標楷體" w:cs="Times New Roman"/>
+              </w:rPr>
+            </w:pPr>
+            <w:r>
+              <w:rPr>
+                <w:rFonts w:ascii="Times New Roman" w:hAnsi="Times New Roman" w:eastAsia="標楷體" w:cs="Times New Roman"/>
                 <w:color w:val="FF0000"/>
               </w:rPr>
               <w:t>{amount}元</w:t>
             </w:r>
             <w:r>
               <w:rPr>
-                <w:rFonts w:ascii="標楷體" w:eastAsia="標楷體" w:hAnsi="標楷體" w:cs="Times New Roman"/>
+                <w:rFonts w:ascii="Times New Roman" w:hAnsi="Times New Roman" w:eastAsia="標楷體" w:cs="Times New Roman"/>
               </w:rPr>
             </w:r>
           </w:p>
@@ -605,7 +605,7 @@
               <w:spacing w:line="140" w:lineRule="exact" w:after="0" w:before="0"/>
               <w:jc w:val="both"/>
               <w:rPr>
-                <w:rFonts w:ascii="標楷體" w:eastAsia="標楷體" w:hAnsi="標楷體" w:cs="Times New Roman"/>
+                <w:rFonts w:ascii="Times New Roman" w:hAnsi="Times New Roman" w:eastAsia="標楷體" w:cs="Times New Roman"/>
                 <w:color w:val="000000"/>
                 <w:kern w:val="0"/>
                 <w:sz w:val="13"/>
@@ -614,7 +614,7 @@
             </w:pPr>
             <w:r>
               <w:rPr>
-                <w:rFonts w:ascii="標楷體" w:eastAsia="標楷體" w:hAnsi="標楷體" w:cs="Times New Roman"/>
+                <w:rFonts w:ascii="Times New Roman" w:hAnsi="Times New Roman" w:eastAsia="標楷體" w:cs="Times New Roman"/>
                 <w:color w:val="000000"/>
                 <w:kern w:val="0"/>
                 <w:sz w:val="13"/>
@@ -648,7 +648,7 @@
               <w:spacing w:line="140" w:lineRule="exact" w:after="0" w:before="0"/>
               <w:jc w:val="both"/>
               <w:rPr>
-                <w:rFonts w:ascii="標楷體" w:eastAsia="標楷體" w:hAnsi="標楷體" w:cs="Times New Roman"/>
+                <w:rFonts w:ascii="Times New Roman" w:hAnsi="Times New Roman" w:eastAsia="標楷體" w:cs="Times New Roman"/>
                 <w:color w:val="000000"/>
                 <w:kern w:val="0"/>
                 <w:sz w:val="13"/>
@@ -657,7 +657,7 @@
             </w:pPr>
             <w:r>
               <w:rPr>
-                <w:rFonts w:ascii="標楷體" w:eastAsia="標楷體" w:hAnsi="標楷體" w:cs="Times New Roman"/>
+                <w:rFonts w:ascii="Times New Roman" w:hAnsi="Times New Roman" w:eastAsia="標楷體" w:cs="Times New Roman"/>
                 <w:color w:val="000000"/>
                 <w:kern w:val="0"/>
                 <w:sz w:val="13"/>
@@ -691,7 +691,7 @@
               <w:spacing w:line="140" w:lineRule="exact" w:after="0" w:before="0"/>
               <w:jc w:val="both"/>
               <w:rPr>
-                <w:rFonts w:ascii="標楷體" w:eastAsia="標楷體" w:hAnsi="標楷體" w:cs="Times New Roman"/>
+                <w:rFonts w:ascii="Times New Roman" w:hAnsi="Times New Roman" w:eastAsia="標楷體" w:cs="Times New Roman"/>
                 <w:color w:val="000000"/>
                 <w:kern w:val="0"/>
                 <w:sz w:val="13"/>
@@ -700,7 +700,7 @@
             </w:pPr>
             <w:r>
               <w:rPr>
-                <w:rFonts w:ascii="標楷體" w:eastAsia="標楷體" w:hAnsi="標楷體" w:cs="Times New Roman"/>
+                <w:rFonts w:ascii="Times New Roman" w:hAnsi="Times New Roman" w:eastAsia="標楷體" w:cs="Times New Roman"/>
                 <w:color w:val="000000"/>
                 <w:kern w:val="0"/>
                 <w:sz w:val="13"/>
@@ -734,7 +734,7 @@
               <w:spacing w:line="140" w:lineRule="exact" w:after="0" w:before="0"/>
               <w:jc w:val="both"/>
               <w:rPr>
-                <w:rFonts w:ascii="標楷體" w:eastAsia="標楷體" w:hAnsi="標楷體" w:cs="Times New Roman"/>
+                <w:rFonts w:ascii="Times New Roman" w:hAnsi="Times New Roman" w:eastAsia="標楷體" w:cs="Times New Roman"/>
                 <w:color w:val="000000"/>
                 <w:kern w:val="0"/>
                 <w:sz w:val="13"/>
@@ -743,7 +743,7 @@
             </w:pPr>
             <w:r>
               <w:rPr>
-                <w:rFonts w:ascii="標楷體" w:eastAsia="標楷體" w:hAnsi="標楷體" w:cs="Times New Roman"/>
+                <w:rFonts w:ascii="Times New Roman" w:hAnsi="Times New Roman" w:eastAsia="標楷體" w:cs="Times New Roman"/>
                 <w:color w:val="000000"/>
                 <w:kern w:val="0"/>
                 <w:sz w:val="13"/>
@@ -777,7 +777,7 @@
               <w:spacing w:line="140" w:lineRule="exact" w:after="0" w:before="0"/>
               <w:jc w:val="both"/>
               <w:rPr>
-                <w:rFonts w:ascii="標楷體" w:eastAsia="標楷體" w:hAnsi="標楷體" w:cs="Times New Roman"/>
+                <w:rFonts w:ascii="Times New Roman" w:hAnsi="Times New Roman" w:eastAsia="標楷體" w:cs="Times New Roman"/>
                 <w:color w:val="000000"/>
                 <w:kern w:val="0"/>
                 <w:sz w:val="13"/>
@@ -786,7 +786,7 @@
             </w:pPr>
             <w:r>
               <w:rPr>
-                <w:rFonts w:ascii="標楷體" w:eastAsia="標楷體" w:hAnsi="標楷體" w:cs="Times New Roman"/>
+                <w:rFonts w:ascii="Times New Roman" w:hAnsi="Times New Roman" w:eastAsia="標楷體" w:cs="Times New Roman"/>
                 <w:color w:val="000000"/>
                 <w:kern w:val="0"/>
                 <w:sz w:val="13"/>
@@ -820,7 +820,7 @@
               <w:spacing w:line="140" w:lineRule="exact" w:after="0" w:before="0"/>
               <w:jc w:val="both"/>
               <w:rPr>
-                <w:rFonts w:ascii="標楷體" w:eastAsia="標楷體" w:hAnsi="標楷體" w:cs="Times New Roman"/>
+                <w:rFonts w:ascii="Times New Roman" w:hAnsi="Times New Roman" w:eastAsia="標楷體" w:cs="Times New Roman"/>
                 <w:color w:val="000000"/>
                 <w:kern w:val="0"/>
                 <w:sz w:val="13"/>
@@ -829,7 +829,7 @@
             </w:pPr>
             <w:r>
               <w:rPr>
-                <w:rFonts w:ascii="標楷體" w:eastAsia="標楷體" w:hAnsi="標楷體" w:cs="Times New Roman"/>
+                <w:rFonts w:ascii="Times New Roman" w:hAnsi="Times New Roman" w:eastAsia="標楷體" w:cs="Times New Roman"/>
                 <w:color w:val="000000"/>
                 <w:kern w:val="0"/>
                 <w:sz w:val="13"/>
@@ -863,7 +863,7 @@
               <w:spacing w:line="140" w:lineRule="exact" w:after="0" w:before="0"/>
               <w:jc w:val="both"/>
               <w:rPr>
-                <w:rFonts w:ascii="標楷體" w:eastAsia="標楷體" w:hAnsi="標楷體" w:cs="Times New Roman"/>
+                <w:rFonts w:ascii="Times New Roman" w:hAnsi="Times New Roman" w:eastAsia="標楷體" w:cs="Times New Roman"/>
                 <w:color w:val="000000"/>
                 <w:kern w:val="0"/>
                 <w:sz w:val="13"/>
@@ -872,7 +872,7 @@
             </w:pPr>
             <w:r>
               <w:rPr>
-                <w:rFonts w:ascii="標楷體" w:eastAsia="標楷體" w:hAnsi="標楷體" w:cs="Times New Roman"/>
+                <w:rFonts w:ascii="Times New Roman" w:hAnsi="Times New Roman" w:eastAsia="標楷體" w:cs="Times New Roman"/>
                 <w:color w:val="000000"/>
                 <w:kern w:val="0"/>
                 <w:sz w:val="13"/>
@@ -906,7 +906,7 @@
               <w:spacing w:line="140" w:lineRule="exact" w:after="0" w:before="0"/>
               <w:jc w:val="both"/>
               <w:rPr>
-                <w:rFonts w:ascii="標楷體" w:eastAsia="標楷體" w:hAnsi="標楷體" w:cs="Times New Roman"/>
+                <w:rFonts w:ascii="Times New Roman" w:hAnsi="Times New Roman" w:eastAsia="標楷體" w:cs="Times New Roman"/>
                 <w:color w:val="000000"/>
                 <w:kern w:val="0"/>
                 <w:sz w:val="13"/>
@@ -915,7 +915,7 @@
             </w:pPr>
             <w:r>
               <w:rPr>
-                <w:rFonts w:ascii="標楷體" w:eastAsia="標楷體" w:hAnsi="標楷體" w:cs="Times New Roman"/>
+                <w:rFonts w:ascii="Times New Roman" w:hAnsi="Times New Roman" w:eastAsia="標楷體" w:cs="Times New Roman"/>
                 <w:color w:val="000000"/>
                 <w:kern w:val="0"/>
                 <w:sz w:val="13"/>
@@ -940,12 +940,12 @@
             <w:pPr>
               <w:jc w:val="distribute"/>
               <w:rPr>
-                <w:rFonts w:ascii="標楷體" w:eastAsia="標楷體" w:hAnsi="標楷體" w:cs="Times New Roman"/>
-              </w:rPr>
-            </w:pPr>
-            <w:r>
-              <w:rPr>
-                <w:rFonts w:ascii="標楷體" w:eastAsia="標楷體" w:hAnsi="標楷體" w:cs="Times New Roman"/>
+                <w:rFonts w:ascii="Times New Roman" w:hAnsi="Times New Roman" w:eastAsia="標楷體" w:cs="Times New Roman"/>
+              </w:rPr>
+            </w:pPr>
+            <w:r>
+              <w:rPr>
+                <w:rFonts w:ascii="Times New Roman" w:hAnsi="Times New Roman" w:eastAsia="標楷體" w:cs="Times New Roman"/>
               </w:rPr>
               <w:t>實收金額</w:t>
             </w:r>
@@ -963,37 +963,37 @@
           <w:p>
             <w:pPr>
               <w:rPr>
-                <w:rFonts w:ascii="標楷體" w:eastAsia="標楷體" w:hAnsi="標楷體" w:cs="Times New Roman"/>
-              </w:rPr>
-            </w:pPr>
-            <w:r>
-              <w:rPr>
-                <w:rFonts w:ascii="標楷體" w:eastAsia="標楷體" w:hAnsi="標楷體" w:cs="Times New Roman"/>
+                <w:rFonts w:ascii="Times New Roman" w:hAnsi="Times New Roman" w:eastAsia="標楷體" w:cs="Times New Roman"/>
+              </w:rPr>
+            </w:pPr>
+            <w:r>
+              <w:rPr>
+                <w:rFonts w:ascii="Times New Roman" w:hAnsi="Times New Roman" w:eastAsia="標楷體" w:cs="Times New Roman"/>
               </w:rPr>
               <w:t>:新台幣{amount_cn}元整</w:t>
             </w:r>
             <w:r>
               <w:rPr>
-                <w:rFonts w:ascii="標楷體" w:eastAsia="標楷體" w:hAnsi="標楷體" w:cs="Times New Roman"/>
+                <w:rFonts w:ascii="Times New Roman" w:hAnsi="Times New Roman" w:eastAsia="標楷體" w:cs="Times New Roman"/>
                 <w:color w:val="FF0000"/>
               </w:rPr>
             </w:r>
             <w:r>
               <w:rPr>
-                <w:rFonts w:ascii="標楷體" w:eastAsia="標楷體" w:hAnsi="標楷體" w:cs="Times New Roman"/>
+                <w:rFonts w:ascii="Times New Roman" w:hAnsi="Times New Roman" w:eastAsia="標楷體" w:cs="Times New Roman"/>
                 <w:color w:val="FF0000"/>
                 <w:lang w:eastAsia="zh-CN"/>
               </w:rPr>
             </w:r>
             <w:r>
               <w:rPr>
-                <w:rFonts w:ascii="標楷體" w:eastAsia="標楷體" w:hAnsi="標楷體" w:cs="Times New Roman"/>
+                <w:rFonts w:ascii="Times New Roman" w:hAnsi="Times New Roman" w:eastAsia="標楷體" w:cs="Times New Roman"/>
                 <w:color w:val="FF0000"/>
               </w:rPr>
             </w:r>
             <w:r>
               <w:rPr>
-                <w:rFonts w:ascii="標楷體" w:eastAsia="標楷體" w:hAnsi="標楷體" w:cs="Times New Roman"/>
+                <w:rFonts w:ascii="Times New Roman" w:hAnsi="Times New Roman" w:eastAsia="標楷體" w:cs="Times New Roman"/>
                 <w:noProof/>
                 <w:color w:val="FF0000"/>
                 <w:lang w:eastAsia="zh-CN"/>
@@ -1001,13 +1001,13 @@
             </w:r>
             <w:r>
               <w:rPr>
-                <w:rFonts w:ascii="標楷體" w:eastAsia="標楷體" w:hAnsi="標楷體" w:cs="Times New Roman"/>
+                <w:rFonts w:ascii="Times New Roman" w:hAnsi="Times New Roman" w:eastAsia="標楷體" w:cs="Times New Roman"/>
                 <w:color w:val="FF0000"/>
               </w:rPr>
             </w:r>
             <w:r>
               <w:rPr>
-                <w:rFonts w:ascii="標楷體" w:eastAsia="標楷體" w:hAnsi="標楷體" w:cs="Times New Roman"/>
+                <w:rFonts w:ascii="Times New Roman" w:hAnsi="Times New Roman" w:eastAsia="標楷體" w:cs="Times New Roman"/>
               </w:rPr>
             </w:r>
           </w:p>
@@ -1028,7 +1028,7 @@
           <w:p>
             <w:pPr>
               <w:rPr>
-                <w:rFonts w:ascii="標楷體" w:eastAsia="標楷體" w:hAnsi="標楷體" w:cs="Times New Roman"/>
+                <w:rFonts w:ascii="Times New Roman" w:hAnsi="Times New Roman" w:eastAsia="標楷體" w:cs="Times New Roman"/>
               </w:rPr>
             </w:pPr>
           </w:p>
@@ -1051,12 +1051,12 @@
             <w:pPr>
               <w:jc w:val="distribute"/>
               <w:rPr>
-                <w:rFonts w:ascii="標楷體" w:eastAsia="標楷體" w:hAnsi="標楷體" w:cs="Times New Roman"/>
-              </w:rPr>
-            </w:pPr>
-            <w:r>
-              <w:rPr>
-                <w:rFonts w:ascii="標楷體" w:eastAsia="標楷體" w:hAnsi="標楷體" w:cs="Times New Roman"/>
+                <w:rFonts w:ascii="Times New Roman" w:hAnsi="Times New Roman" w:eastAsia="標楷體" w:cs="Times New Roman"/>
+              </w:rPr>
+            </w:pPr>
+            <w:r>
+              <w:rPr>
+                <w:rFonts w:ascii="Times New Roman" w:hAnsi="Times New Roman" w:eastAsia="標楷體" w:cs="Times New Roman"/>
               </w:rPr>
               <w:t>繳費日期</w:t>
             </w:r>
@@ -1075,12 +1075,12 @@
           <w:p>
             <w:pPr>
               <w:rPr>
-                <w:rFonts w:ascii="標楷體" w:eastAsia="標楷體" w:hAnsi="標楷體" w:cs="Times New Roman"/>
-              </w:rPr>
-            </w:pPr>
-            <w:r>
-              <w:rPr>
-                <w:rFonts w:ascii="標楷體" w:eastAsia="標楷體" w:hAnsi="標楷體" w:cs="Times New Roman"/>
+                <w:rFonts w:ascii="Times New Roman" w:hAnsi="Times New Roman" w:eastAsia="標楷體" w:cs="Times New Roman"/>
+              </w:rPr>
+            </w:pPr>
+            <w:r>
+              <w:rPr>
+                <w:rFonts w:ascii="Times New Roman" w:hAnsi="Times New Roman" w:eastAsia="標楷體" w:cs="Times New Roman"/>
               </w:rPr>
               <w:t>:   年    月    日</w:t>
             </w:r>
@@ -1102,7 +1102,7 @@
           <w:p>
             <w:pPr>
               <w:rPr>
-                <w:rFonts w:ascii="標楷體" w:eastAsia="標楷體" w:hAnsi="標楷體" w:cs="Times New Roman"/>
+                <w:rFonts w:ascii="Times New Roman" w:hAnsi="Times New Roman" w:eastAsia="標楷體" w:cs="Times New Roman"/>
               </w:rPr>
             </w:pPr>
           </w:p>
@@ -1128,12 +1128,12 @@
             <w:pPr>
               <w:jc w:val="distribute"/>
               <w:rPr>
-                <w:rFonts w:ascii="標楷體" w:eastAsia="標楷體" w:hAnsi="標楷體" w:cs="Times New Roman"/>
-              </w:rPr>
-            </w:pPr>
-            <w:r>
-              <w:rPr>
-                <w:rFonts w:ascii="標楷體" w:eastAsia="標楷體" w:hAnsi="標楷體" w:cs="Times New Roman"/>
+                <w:rFonts w:ascii="Times New Roman" w:hAnsi="Times New Roman" w:eastAsia="標楷體" w:cs="Times New Roman"/>
+              </w:rPr>
+            </w:pPr>
+            <w:r>
+              <w:rPr>
+                <w:rFonts w:ascii="Times New Roman" w:hAnsi="Times New Roman" w:eastAsia="標楷體" w:cs="Times New Roman"/>
               </w:rPr>
               <w:t>班主任</w:t>
             </w:r>
@@ -1153,12 +1153,12 @@
           <w:p>
             <w:pPr>
               <w:rPr>
-                <w:rFonts w:ascii="標楷體" w:eastAsia="標楷體" w:hAnsi="標楷體" w:cs="Times New Roman"/>
-              </w:rPr>
-            </w:pPr>
-            <w:r>
-              <w:rPr>
-                <w:rFonts w:ascii="標楷體" w:eastAsia="標楷體" w:hAnsi="標楷體" w:cs="Times New Roman"/>
+                <w:rFonts w:ascii="Times New Roman" w:hAnsi="Times New Roman" w:eastAsia="標楷體" w:cs="Times New Roman"/>
+              </w:rPr>
+            </w:pPr>
+            <w:r>
+              <w:rPr>
+                <w:rFonts w:ascii="Times New Roman" w:hAnsi="Times New Roman" w:eastAsia="標楷體" w:cs="Times New Roman"/>
               </w:rPr>
               <w:t>:</w:t>
             </w:r>
@@ -1180,12 +1180,12 @@
             <w:pPr>
               <w:jc w:val="distribute"/>
               <w:rPr>
-                <w:rFonts w:ascii="標楷體" w:eastAsia="標楷體" w:hAnsi="標楷體" w:cs="Times New Roman"/>
-              </w:rPr>
-            </w:pPr>
-            <w:r>
-              <w:rPr>
-                <w:rFonts w:ascii="標楷體" w:eastAsia="標楷體" w:hAnsi="標楷體" w:cs="Times New Roman"/>
+                <w:rFonts w:ascii="Times New Roman" w:hAnsi="Times New Roman" w:eastAsia="標楷體" w:cs="Times New Roman"/>
+              </w:rPr>
+            </w:pPr>
+            <w:r>
+              <w:rPr>
+                <w:rFonts w:ascii="Times New Roman" w:hAnsi="Times New Roman" w:eastAsia="標楷體" w:cs="Times New Roman"/>
               </w:rPr>
               <w:t>經收人</w:t>
             </w:r>
@@ -1206,12 +1206,12 @@
           <w:p>
             <w:pPr>
               <w:rPr>
-                <w:rFonts w:ascii="標楷體" w:eastAsia="標楷體" w:hAnsi="標楷體" w:cs="Times New Roman"/>
-              </w:rPr>
-            </w:pPr>
-            <w:r>
-              <w:rPr>
-                <w:rFonts w:ascii="標楷體" w:eastAsia="標楷體" w:hAnsi="標楷體" w:cs="Times New Roman"/>
+                <w:rFonts w:ascii="Times New Roman" w:hAnsi="Times New Roman" w:eastAsia="標楷體" w:cs="Times New Roman"/>
+              </w:rPr>
+            </w:pPr>
+            <w:r>
+              <w:rPr>
+                <w:rFonts w:ascii="Times New Roman" w:hAnsi="Times New Roman" w:eastAsia="標楷體" w:cs="Times New Roman"/>
               </w:rPr>
               <w:t>:</w:t>
             </w:r>
@@ -1233,12 +1233,12 @@
             <w:pPr>
               <w:jc w:val="distribute"/>
               <w:rPr>
-                <w:rFonts w:ascii="標楷體" w:eastAsia="標楷體" w:hAnsi="標楷體" w:cs="Times New Roman"/>
-              </w:rPr>
-            </w:pPr>
-            <w:r>
-              <w:rPr>
-                <w:rFonts w:ascii="標楷體" w:eastAsia="標楷體" w:hAnsi="標楷體" w:cs="Times New Roman"/>
+                <w:rFonts w:ascii="Times New Roman" w:hAnsi="Times New Roman" w:eastAsia="標楷體" w:cs="Times New Roman"/>
+              </w:rPr>
+            </w:pPr>
+            <w:r>
+              <w:rPr>
+                <w:rFonts w:ascii="Times New Roman" w:hAnsi="Times New Roman" w:eastAsia="標楷體" w:cs="Times New Roman"/>
               </w:rPr>
               <w:t>學生家長簽名</w:t>
             </w:r>
@@ -1258,12 +1258,12 @@
           <w:p>
             <w:pPr>
               <w:rPr>
-                <w:rFonts w:ascii="標楷體" w:eastAsia="標楷體" w:hAnsi="標楷體" w:cs="Times New Roman"/>
-              </w:rPr>
-            </w:pPr>
-            <w:r>
-              <w:rPr>
-                <w:rFonts w:ascii="標楷體" w:eastAsia="標楷體" w:hAnsi="標楷體" w:cs="Times New Roman"/>
+                <w:rFonts w:ascii="Times New Roman" w:hAnsi="Times New Roman" w:eastAsia="標楷體" w:cs="Times New Roman"/>
+              </w:rPr>
+            </w:pPr>
+            <w:r>
+              <w:rPr>
+                <w:rFonts w:ascii="Times New Roman" w:hAnsi="Times New Roman" w:eastAsia="標楷體" w:cs="Times New Roman"/>
               </w:rPr>
               <w:t>:</w:t>
             </w:r>
@@ -1290,12 +1290,12 @@
           <w:p>
             <w:pPr>
               <w:rPr>
-                <w:rFonts w:ascii="標楷體" w:eastAsia="標楷體" w:hAnsi="標楷體" w:cs="Times New Roman"/>
-              </w:rPr>
-            </w:pPr>
-            <w:r>
-              <w:rPr>
-                <w:rFonts w:ascii="標楷體" w:eastAsia="標楷體" w:hAnsi="標楷體" w:cs="Times New Roman"/>
+                <w:rFonts w:ascii="Times New Roman" w:hAnsi="Times New Roman" w:eastAsia="標楷體" w:cs="Times New Roman"/>
+              </w:rPr>
+            </w:pPr>
+            <w:r>
+              <w:rPr>
+                <w:rFonts w:ascii="Times New Roman" w:hAnsi="Times New Roman" w:eastAsia="標楷體" w:cs="Times New Roman"/>
               </w:rPr>
               <w:pict w14:anchorId="13AA2C9F">
                 <v:rect id="_x0000_i1025" style="width:523.3pt;height:1.5pt" o:hralign="center" o:hrstd="t" o:hrnoshade="t" o:hr="t" fillcolor="black [3213]" stroked="f"/>
@@ -1326,14 +1326,14 @@
               <w:spacing w:line="0" w:lineRule="atLeast"/>
               <w:jc w:val="center"/>
               <w:rPr>
-                <w:rFonts w:ascii="標楷體" w:eastAsia="標楷體" w:hAnsi="標楷體" w:cs="Times New Roman"/>
+                <w:rFonts w:ascii="Times New Roman" w:hAnsi="Times New Roman" w:eastAsia="標楷體" w:cs="Times New Roman"/>
                 <w:sz w:val="28"/>
                 <w:szCs w:val="28"/>
               </w:rPr>
             </w:pPr>
             <w:r>
               <w:rPr>
-                <w:rFonts w:ascii="標楷體" w:eastAsia="標楷體" w:hAnsi="標楷體" w:cs="Times New Roman"/>
+                <w:rFonts w:ascii="Times New Roman" w:hAnsi="Times New Roman" w:eastAsia="標楷體" w:cs="Times New Roman"/>
                 <w:sz w:val="28"/>
                 <w:szCs w:val="28"/>
               </w:rPr>
@@ -1362,12 +1362,12 @@
             <w:pPr>
               <w:jc w:val="distribute"/>
               <w:rPr>
-                <w:rFonts w:ascii="標楷體" w:eastAsia="標楷體" w:hAnsi="標楷體" w:cs="Times New Roman"/>
-              </w:rPr>
-            </w:pPr>
-            <w:r>
-              <w:rPr>
-                <w:rFonts w:ascii="標楷體" w:eastAsia="標楷體" w:hAnsi="標楷體" w:cs="Times New Roman"/>
+                <w:rFonts w:ascii="Times New Roman" w:hAnsi="Times New Roman" w:eastAsia="標楷體" w:cs="Times New Roman"/>
+              </w:rPr>
+            </w:pPr>
+            <w:r>
+              <w:rPr>
+                <w:rFonts w:ascii="Times New Roman" w:hAnsi="Times New Roman" w:eastAsia="標楷體" w:cs="Times New Roman"/>
               </w:rPr>
               <w:t>班址</w:t>
             </w:r>
@@ -1388,18 +1388,18 @@
           <w:p>
             <w:pPr>
               <w:rPr>
-                <w:rFonts w:ascii="標楷體" w:eastAsia="標楷體" w:hAnsi="標楷體" w:cs="Times New Roman"/>
-              </w:rPr>
-            </w:pPr>
-            <w:r>
-              <w:rPr>
-                <w:rFonts w:ascii="標楷體" w:eastAsia="標楷體" w:hAnsi="標楷體" w:cs="Times New Roman"/>
+                <w:rFonts w:ascii="Times New Roman" w:hAnsi="Times New Roman" w:eastAsia="標楷體" w:cs="Times New Roman"/>
+              </w:rPr>
+            </w:pPr>
+            <w:r>
+              <w:rPr>
+                <w:rFonts w:ascii="Times New Roman" w:hAnsi="Times New Roman" w:eastAsia="標楷體" w:cs="Times New Roman"/>
               </w:rPr>
               <w:t>:</w:t>
             </w:r>
             <w:r>
               <w:rPr>
-                <w:rFonts w:ascii="標楷體" w:eastAsia="標楷體" w:hAnsi="標楷體" w:cs="Times New Roman"/>
+                <w:rFonts w:ascii="Times New Roman" w:hAnsi="Times New Roman" w:eastAsia="標楷體" w:cs="Times New Roman"/>
               </w:rPr>
               <w:t>{branch_addr}</w:t>
             </w:r>
@@ -1426,12 +1426,12 @@
             <w:pPr>
               <w:jc w:val="distribute"/>
               <w:rPr>
-                <w:rFonts w:ascii="標楷體" w:eastAsia="標楷體" w:hAnsi="標楷體" w:cs="Times New Roman"/>
-              </w:rPr>
-            </w:pPr>
-            <w:r>
-              <w:rPr>
-                <w:rFonts w:ascii="標楷體" w:eastAsia="標楷體" w:hAnsi="標楷體" w:cs="Times New Roman"/>
+                <w:rFonts w:ascii="Times New Roman" w:hAnsi="Times New Roman" w:eastAsia="標楷體" w:cs="Times New Roman"/>
+              </w:rPr>
+            </w:pPr>
+            <w:r>
+              <w:rPr>
+                <w:rFonts w:ascii="Times New Roman" w:hAnsi="Times New Roman" w:eastAsia="標楷體" w:cs="Times New Roman"/>
               </w:rPr>
               <w:t>學生姓名</w:t>
             </w:r>
@@ -1452,18 +1452,18 @@
           <w:p>
             <w:pPr>
               <w:rPr>
-                <w:rFonts w:ascii="標楷體" w:eastAsia="標楷體" w:hAnsi="標楷體" w:cs="Times New Roman"/>
-              </w:rPr>
-            </w:pPr>
-            <w:r>
-              <w:rPr>
-                <w:rFonts w:ascii="標楷體" w:eastAsia="標楷體" w:hAnsi="標楷體" w:cs="Times New Roman"/>
+                <w:rFonts w:ascii="Times New Roman" w:hAnsi="Times New Roman" w:eastAsia="標楷體" w:cs="Times New Roman"/>
+              </w:rPr>
+            </w:pPr>
+            <w:r>
+              <w:rPr>
+                <w:rFonts w:ascii="Times New Roman" w:hAnsi="Times New Roman" w:eastAsia="標楷體" w:cs="Times New Roman"/>
               </w:rPr>
               <w:t>:</w:t>
             </w:r>
             <w:r>
               <w:rPr>
-                <w:rFonts w:ascii="標楷體" w:eastAsia="標楷體" w:hAnsi="標楷體" w:cs="Times New Roman" w:hint="eastAsia"/>
+                <w:rFonts w:ascii="Times New Roman" w:hAnsi="Times New Roman" w:eastAsia="標楷體" w:cs="Times New Roman" w:hint="eastAsia"/>
               </w:rPr>
               <w:t>{student_name}</w:t>
             </w:r>
@@ -1485,12 +1485,12 @@
             <w:pPr>
               <w:jc w:val="distribute"/>
               <w:rPr>
-                <w:rFonts w:ascii="標楷體" w:eastAsia="標楷體" w:hAnsi="標楷體" w:cs="Times New Roman"/>
-              </w:rPr>
-            </w:pPr>
-            <w:r>
-              <w:rPr>
-                <w:rFonts w:ascii="標楷體" w:eastAsia="標楷體" w:hAnsi="標楷體" w:cs="Times New Roman"/>
+                <w:rFonts w:ascii="Times New Roman" w:hAnsi="Times New Roman" w:eastAsia="標楷體" w:cs="Times New Roman"/>
+              </w:rPr>
+            </w:pPr>
+            <w:r>
+              <w:rPr>
+                <w:rFonts w:ascii="Times New Roman" w:hAnsi="Times New Roman" w:eastAsia="標楷體" w:cs="Times New Roman"/>
               </w:rPr>
               <w:t>班別</w:t>
             </w:r>
@@ -1511,18 +1511,18 @@
           <w:p>
             <w:pPr>
               <w:rPr>
-                <w:rFonts w:ascii="標楷體" w:eastAsia="標楷體" w:hAnsi="標楷體" w:cs="Times New Roman"/>
-              </w:rPr>
-            </w:pPr>
-            <w:r>
-              <w:rPr>
-                <w:rFonts w:ascii="標楷體" w:eastAsia="標楷體" w:hAnsi="標楷體" w:cs="Times New Roman"/>
+                <w:rFonts w:ascii="Times New Roman" w:hAnsi="Times New Roman" w:eastAsia="標楷體" w:cs="Times New Roman"/>
+              </w:rPr>
+            </w:pPr>
+            <w:r>
+              <w:rPr>
+                <w:rFonts w:ascii="Times New Roman" w:hAnsi="Times New Roman" w:eastAsia="標楷體" w:cs="Times New Roman"/>
               </w:rPr>
               <w:t>:</w:t>
             </w:r>
             <w:r>
               <w:rPr>
-                <w:rFonts w:ascii="標楷體" w:eastAsia="標楷體" w:hAnsi="標楷體" w:cs="Times New Roman"/>
+                <w:rFonts w:ascii="Times New Roman" w:hAnsi="Times New Roman" w:eastAsia="標楷體" w:cs="Times New Roman"/>
                 <w:color w:val="FF0000"/>
               </w:rPr>
               <w:t>{class_name}</w:t>
@@ -1550,12 +1550,12 @@
             <w:pPr>
               <w:jc w:val="distribute"/>
               <w:rPr>
-                <w:rFonts w:ascii="標楷體" w:eastAsia="標楷體" w:hAnsi="標楷體" w:cs="Times New Roman"/>
-              </w:rPr>
-            </w:pPr>
-            <w:r>
-              <w:rPr>
-                <w:rFonts w:ascii="標楷體" w:eastAsia="標楷體" w:hAnsi="標楷體" w:cs="Times New Roman"/>
+                <w:rFonts w:ascii="Times New Roman" w:hAnsi="Times New Roman" w:eastAsia="標楷體" w:cs="Times New Roman"/>
+              </w:rPr>
+            </w:pPr>
+            <w:r>
+              <w:rPr>
+                <w:rFonts w:ascii="Times New Roman" w:hAnsi="Times New Roman" w:eastAsia="標楷體" w:cs="Times New Roman"/>
               </w:rPr>
               <w:t>補習班證號</w:t>
             </w:r>
@@ -1576,12 +1576,12 @@
           <w:p>
             <w:pPr>
               <w:rPr>
-                <w:rFonts w:ascii="標楷體" w:eastAsia="標楷體" w:hAnsi="標楷體" w:cs="Times New Roman"/>
-              </w:rPr>
-            </w:pPr>
-            <w:r>
-              <w:rPr>
-                <w:rFonts w:ascii="標楷體" w:eastAsia="標楷體" w:hAnsi="標楷體" w:cs="Times New Roman"/>
+                <w:rFonts w:ascii="Times New Roman" w:hAnsi="Times New Roman" w:eastAsia="標楷體" w:cs="Times New Roman"/>
+              </w:rPr>
+            </w:pPr>
+            <w:r>
+              <w:rPr>
+                <w:rFonts w:ascii="Times New Roman" w:hAnsi="Times New Roman" w:eastAsia="標楷體" w:cs="Times New Roman"/>
               </w:rPr>
               <w:t>:高市教社字第11332573600號</w:t>
             </w:r>
@@ -1603,12 +1603,12 @@
             <w:pPr>
               <w:jc w:val="distribute"/>
               <w:rPr>
-                <w:rFonts w:ascii="標楷體" w:eastAsia="標楷體" w:hAnsi="標楷體" w:cs="Times New Roman"/>
-              </w:rPr>
-            </w:pPr>
-            <w:r>
-              <w:rPr>
-                <w:rFonts w:ascii="標楷體" w:eastAsia="標楷體" w:hAnsi="標楷體" w:cs="Times New Roman"/>
+                <w:rFonts w:ascii="Times New Roman" w:hAnsi="Times New Roman" w:eastAsia="標楷體" w:cs="Times New Roman"/>
+              </w:rPr>
+            </w:pPr>
+            <w:r>
+              <w:rPr>
+                <w:rFonts w:ascii="Times New Roman" w:hAnsi="Times New Roman" w:eastAsia="標楷體" w:cs="Times New Roman"/>
               </w:rPr>
               <w:t>電話</w:t>
             </w:r>
@@ -1629,12 +1629,12 @@
           <w:p>
             <w:pPr>
               <w:rPr>
-                <w:rFonts w:ascii="標楷體" w:eastAsia="標楷體" w:hAnsi="標楷體" w:cs="Times New Roman"/>
-              </w:rPr>
-            </w:pPr>
-            <w:r>
-              <w:rPr>
-                <w:rFonts w:ascii="標楷體" w:eastAsia="標楷體" w:hAnsi="標楷體" w:cs="Times New Roman"/>
+                <w:rFonts w:ascii="Times New Roman" w:hAnsi="Times New Roman" w:eastAsia="標楷體" w:cs="Times New Roman"/>
+              </w:rPr>
+            </w:pPr>
+            <w:r>
+              <w:rPr>
+                <w:rFonts w:ascii="Times New Roman" w:hAnsi="Times New Roman" w:eastAsia="標楷體" w:cs="Times New Roman"/>
               </w:rPr>
               <w:t>:07-3642746</w:t>
             </w:r>
@@ -1661,12 +1661,12 @@
             <w:pPr>
               <w:jc w:val="distribute"/>
               <w:rPr>
-                <w:rFonts w:ascii="標楷體" w:eastAsia="標楷體" w:hAnsi="標楷體" w:cs="Times New Roman"/>
-              </w:rPr>
-            </w:pPr>
-            <w:r>
-              <w:rPr>
-                <w:rFonts w:ascii="標楷體" w:eastAsia="標楷體" w:hAnsi="標楷體" w:cs="Times New Roman"/>
+                <w:rFonts w:ascii="Times New Roman" w:hAnsi="Times New Roman" w:eastAsia="標楷體" w:cs="Times New Roman"/>
+              </w:rPr>
+            </w:pPr>
+            <w:r>
+              <w:rPr>
+                <w:rFonts w:ascii="Times New Roman" w:hAnsi="Times New Roman" w:eastAsia="標楷體" w:cs="Times New Roman"/>
               </w:rPr>
               <w:t>修業期間</w:t>
             </w:r>
@@ -1687,18 +1687,18 @@
           <w:p>
             <w:pPr>
               <w:rPr>
-                <w:rFonts w:ascii="標楷體" w:eastAsia="標楷體" w:hAnsi="標楷體" w:cs="Times New Roman"/>
-              </w:rPr>
-            </w:pPr>
-            <w:r>
-              <w:rPr>
-                <w:rFonts w:ascii="標楷體" w:eastAsia="標楷體" w:hAnsi="標楷體" w:cs="Times New Roman"/>
+                <w:rFonts w:ascii="Times New Roman" w:hAnsi="Times New Roman" w:eastAsia="標楷體" w:cs="Times New Roman"/>
+              </w:rPr>
+            </w:pPr>
+            <w:r>
+              <w:rPr>
+                <w:rFonts w:ascii="Times New Roman" w:hAnsi="Times New Roman" w:eastAsia="標楷體" w:cs="Times New Roman"/>
               </w:rPr>
               <w:t>:</w:t>
             </w:r>
             <w:r>
               <w:rPr>
-                <w:rFonts w:ascii="標楷體" w:eastAsia="標楷體" w:hAnsi="標楷體" w:cs="Times New Roman"/>
+                <w:rFonts w:ascii="Times New Roman" w:hAnsi="Times New Roman" w:eastAsia="標楷體" w:cs="Times New Roman"/>
               </w:rPr>
               <w:t>{period}</w:t>
             </w:r>
@@ -1722,12 +1722,12 @@
             <w:pPr>
               <w:jc w:val="distribute"/>
               <w:rPr>
-                <w:rFonts w:ascii="標楷體" w:eastAsia="標楷體" w:hAnsi="標楷體" w:cs="Times New Roman"/>
-              </w:rPr>
-            </w:pPr>
-            <w:r>
-              <w:rPr>
-                <w:rFonts w:ascii="標楷體" w:eastAsia="標楷體" w:hAnsi="標楷體" w:cs="Times New Roman"/>
+                <w:rFonts w:ascii="Times New Roman" w:hAnsi="Times New Roman" w:eastAsia="標楷體" w:cs="Times New Roman"/>
+              </w:rPr>
+            </w:pPr>
+            <w:r>
+              <w:rPr>
+                <w:rFonts w:ascii="Times New Roman" w:hAnsi="Times New Roman" w:eastAsia="標楷體" w:cs="Times New Roman"/>
               </w:rPr>
               <w:t>收費項目</w:t>
             </w:r>
@@ -1747,12 +1747,12 @@
             <w:pPr>
               <w:jc w:val="distribute"/>
               <w:rPr>
-                <w:rFonts w:ascii="標楷體" w:eastAsia="標楷體" w:hAnsi="標楷體" w:cs="Times New Roman"/>
-              </w:rPr>
-            </w:pPr>
-            <w:r>
-              <w:rPr>
-                <w:rFonts w:ascii="標楷體" w:eastAsia="標楷體" w:hAnsi="標楷體" w:cs="Times New Roman"/>
+                <w:rFonts w:ascii="Times New Roman" w:hAnsi="Times New Roman" w:eastAsia="標楷體" w:cs="Times New Roman"/>
+              </w:rPr>
+            </w:pPr>
+            <w:r>
+              <w:rPr>
+                <w:rFonts w:ascii="Times New Roman" w:hAnsi="Times New Roman" w:eastAsia="標楷體" w:cs="Times New Roman"/>
               </w:rPr>
               <w:t>金額</w:t>
             </w:r>
@@ -1774,12 +1774,12 @@
             <w:pPr>
               <w:jc w:val="distribute"/>
               <w:rPr>
-                <w:rFonts w:ascii="標楷體" w:eastAsia="標楷體" w:hAnsi="標楷體" w:cs="Times New Roman"/>
-              </w:rPr>
-            </w:pPr>
-            <w:r>
-              <w:rPr>
-                <w:rFonts w:ascii="標楷體" w:eastAsia="標楷體" w:hAnsi="標楷體" w:cs="Times New Roman"/>
+                <w:rFonts w:ascii="Times New Roman" w:hAnsi="Times New Roman" w:eastAsia="標楷體" w:cs="Times New Roman"/>
+              </w:rPr>
+            </w:pPr>
+            <w:r>
+              <w:rPr>
+                <w:rFonts w:ascii="Times New Roman" w:hAnsi="Times New Roman" w:eastAsia="標楷體" w:cs="Times New Roman"/>
               </w:rPr>
               <w:t>備註</w:t>
             </w:r>
@@ -1800,12 +1800,12 @@
             <w:pPr>
               <w:jc w:val="distribute"/>
               <w:rPr>
-                <w:rFonts w:ascii="標楷體" w:eastAsia="標楷體" w:hAnsi="標楷體" w:cs="Times New Roman"/>
-              </w:rPr>
-            </w:pPr>
-            <w:r>
-              <w:rPr>
-                <w:rFonts w:ascii="標楷體" w:eastAsia="標楷體" w:hAnsi="標楷體" w:cs="Times New Roman"/>
+                <w:rFonts w:ascii="Times New Roman" w:hAnsi="Times New Roman" w:eastAsia="標楷體" w:cs="Times New Roman"/>
+              </w:rPr>
+            </w:pPr>
+            <w:r>
+              <w:rPr>
+                <w:rFonts w:ascii="Times New Roman" w:hAnsi="Times New Roman" w:eastAsia="標楷體" w:cs="Times New Roman"/>
               </w:rPr>
               <w:t>學費</w:t>
             </w:r>
@@ -1824,19 +1824,19 @@
             <w:pPr>
               <w:jc w:val="right"/>
               <w:rPr>
-                <w:rFonts w:ascii="標楷體" w:eastAsia="標楷體" w:hAnsi="標楷體" w:cs="Times New Roman"/>
-              </w:rPr>
-            </w:pPr>
-            <w:r>
-              <w:rPr>
-                <w:rFonts w:ascii="標楷體" w:eastAsia="標楷體" w:hAnsi="標楷體" w:cs="Times New Roman"/>
+                <w:rFonts w:ascii="Times New Roman" w:hAnsi="Times New Roman" w:eastAsia="標楷體" w:cs="Times New Roman"/>
+              </w:rPr>
+            </w:pPr>
+            <w:r>
+              <w:rPr>
+                <w:rFonts w:ascii="Times New Roman" w:hAnsi="Times New Roman" w:eastAsia="標楷體" w:cs="Times New Roman"/>
                 <w:color w:val="FF0000"/>
               </w:rPr>
               <w:t>{amount}元</w:t>
             </w:r>
             <w:r>
               <w:rPr>
-                <w:rFonts w:ascii="標楷體" w:eastAsia="標楷體" w:hAnsi="標楷體" w:cs="Times New Roman"/>
+                <w:rFonts w:ascii="Times New Roman" w:hAnsi="Times New Roman" w:eastAsia="標楷體" w:cs="Times New Roman"/>
               </w:rPr>
             </w:r>
           </w:p>
@@ -1879,7 +1879,7 @@
               <w:spacing w:line="140" w:lineRule="exact" w:after="0" w:before="0"/>
               <w:jc w:val="both"/>
               <w:rPr>
-                <w:rFonts w:ascii="標楷體" w:eastAsia="標楷體" w:hAnsi="標楷體" w:cs="Times New Roman"/>
+                <w:rFonts w:ascii="Times New Roman" w:hAnsi="Times New Roman" w:eastAsia="標楷體" w:cs="Times New Roman"/>
                 <w:color w:val="000000"/>
                 <w:kern w:val="0"/>
                 <w:sz w:val="13"/>
@@ -1888,7 +1888,7 @@
             </w:pPr>
             <w:r>
               <w:rPr>
-                <w:rFonts w:ascii="標楷體" w:eastAsia="標楷體" w:hAnsi="標楷體" w:cs="Times New Roman"/>
+                <w:rFonts w:ascii="Times New Roman" w:hAnsi="Times New Roman" w:eastAsia="標楷體" w:cs="Times New Roman"/>
                 <w:color w:val="000000"/>
                 <w:kern w:val="0"/>
                 <w:sz w:val="13"/>
@@ -1922,7 +1922,7 @@
               <w:spacing w:line="140" w:lineRule="exact" w:after="0" w:before="0"/>
               <w:jc w:val="both"/>
               <w:rPr>
-                <w:rFonts w:ascii="標楷體" w:eastAsia="標楷體" w:hAnsi="標楷體" w:cs="Times New Roman"/>
+                <w:rFonts w:ascii="Times New Roman" w:hAnsi="Times New Roman" w:eastAsia="標楷體" w:cs="Times New Roman"/>
                 <w:color w:val="000000"/>
                 <w:kern w:val="0"/>
                 <w:sz w:val="13"/>
@@ -1931,7 +1931,7 @@
             </w:pPr>
             <w:r>
               <w:rPr>
-                <w:rFonts w:ascii="標楷體" w:eastAsia="標楷體" w:hAnsi="標楷體" w:cs="Times New Roman"/>
+                <w:rFonts w:ascii="Times New Roman" w:hAnsi="Times New Roman" w:eastAsia="標楷體" w:cs="Times New Roman"/>
                 <w:color w:val="000000"/>
                 <w:kern w:val="0"/>
                 <w:sz w:val="13"/>
@@ -1965,7 +1965,7 @@
               <w:spacing w:line="140" w:lineRule="exact" w:after="0" w:before="0"/>
               <w:jc w:val="both"/>
               <w:rPr>
-                <w:rFonts w:ascii="標楷體" w:eastAsia="標楷體" w:hAnsi="標楷體" w:cs="Times New Roman"/>
+                <w:rFonts w:ascii="Times New Roman" w:hAnsi="Times New Roman" w:eastAsia="標楷體" w:cs="Times New Roman"/>
                 <w:color w:val="000000"/>
                 <w:kern w:val="0"/>
                 <w:sz w:val="13"/>
@@ -1974,7 +1974,7 @@
             </w:pPr>
             <w:r>
               <w:rPr>
-                <w:rFonts w:ascii="標楷體" w:eastAsia="標楷體" w:hAnsi="標楷體" w:cs="Times New Roman"/>
+                <w:rFonts w:ascii="Times New Roman" w:hAnsi="Times New Roman" w:eastAsia="標楷體" w:cs="Times New Roman"/>
                 <w:color w:val="000000"/>
                 <w:kern w:val="0"/>
                 <w:sz w:val="13"/>
@@ -2008,7 +2008,7 @@
               <w:spacing w:line="140" w:lineRule="exact" w:after="0" w:before="0"/>
               <w:jc w:val="both"/>
               <w:rPr>
-                <w:rFonts w:ascii="標楷體" w:eastAsia="標楷體" w:hAnsi="標楷體" w:cs="Times New Roman"/>
+                <w:rFonts w:ascii="Times New Roman" w:hAnsi="Times New Roman" w:eastAsia="標楷體" w:cs="Times New Roman"/>
                 <w:color w:val="000000"/>
                 <w:kern w:val="0"/>
                 <w:sz w:val="13"/>
@@ -2017,7 +2017,7 @@
             </w:pPr>
             <w:r>
               <w:rPr>
-                <w:rFonts w:ascii="標楷體" w:eastAsia="標楷體" w:hAnsi="標楷體" w:cs="Times New Roman"/>
+                <w:rFonts w:ascii="Times New Roman" w:hAnsi="Times New Roman" w:eastAsia="標楷體" w:cs="Times New Roman"/>
                 <w:color w:val="000000"/>
                 <w:kern w:val="0"/>
                 <w:sz w:val="13"/>
@@ -2051,7 +2051,7 @@
               <w:spacing w:line="140" w:lineRule="exact" w:after="0" w:before="0"/>
               <w:jc w:val="both"/>
               <w:rPr>
-                <w:rFonts w:ascii="標楷體" w:eastAsia="標楷體" w:hAnsi="標楷體" w:cs="Times New Roman"/>
+                <w:rFonts w:ascii="Times New Roman" w:hAnsi="Times New Roman" w:eastAsia="標楷體" w:cs="Times New Roman"/>
                 <w:color w:val="000000"/>
                 <w:kern w:val="0"/>
                 <w:sz w:val="13"/>
@@ -2060,7 +2060,7 @@
             </w:pPr>
             <w:r>
               <w:rPr>
-                <w:rFonts w:ascii="標楷體" w:eastAsia="標楷體" w:hAnsi="標楷體" w:cs="Times New Roman"/>
+                <w:rFonts w:ascii="Times New Roman" w:hAnsi="Times New Roman" w:eastAsia="標楷體" w:cs="Times New Roman"/>
                 <w:color w:val="000000"/>
                 <w:kern w:val="0"/>
                 <w:sz w:val="13"/>
@@ -2094,7 +2094,7 @@
               <w:spacing w:line="140" w:lineRule="exact" w:after="0" w:before="0"/>
               <w:jc w:val="both"/>
               <w:rPr>
-                <w:rFonts w:ascii="標楷體" w:eastAsia="標楷體" w:hAnsi="標楷體" w:cs="Times New Roman"/>
+                <w:rFonts w:ascii="Times New Roman" w:hAnsi="Times New Roman" w:eastAsia="標楷體" w:cs="Times New Roman"/>
                 <w:color w:val="000000"/>
                 <w:kern w:val="0"/>
                 <w:sz w:val="13"/>
@@ -2103,7 +2103,7 @@
             </w:pPr>
             <w:r>
               <w:rPr>
-                <w:rFonts w:ascii="標楷體" w:eastAsia="標楷體" w:hAnsi="標楷體" w:cs="Times New Roman"/>
+                <w:rFonts w:ascii="Times New Roman" w:hAnsi="Times New Roman" w:eastAsia="標楷體" w:cs="Times New Roman"/>
                 <w:color w:val="000000"/>
                 <w:kern w:val="0"/>
                 <w:sz w:val="13"/>
@@ -2137,7 +2137,7 @@
               <w:spacing w:line="140" w:lineRule="exact" w:after="0" w:before="0"/>
               <w:jc w:val="both"/>
               <w:rPr>
-                <w:rFonts w:ascii="標楷體" w:eastAsia="標楷體" w:hAnsi="標楷體" w:cs="Times New Roman"/>
+                <w:rFonts w:ascii="Times New Roman" w:hAnsi="Times New Roman" w:eastAsia="標楷體" w:cs="Times New Roman"/>
                 <w:color w:val="000000"/>
                 <w:kern w:val="0"/>
                 <w:sz w:val="13"/>
@@ -2146,7 +2146,7 @@
             </w:pPr>
             <w:r>
               <w:rPr>
-                <w:rFonts w:ascii="標楷體" w:eastAsia="標楷體" w:hAnsi="標楷體" w:cs="Times New Roman"/>
+                <w:rFonts w:ascii="Times New Roman" w:hAnsi="Times New Roman" w:eastAsia="標楷體" w:cs="Times New Roman"/>
                 <w:color w:val="000000"/>
                 <w:kern w:val="0"/>
                 <w:sz w:val="13"/>
@@ -2180,7 +2180,7 @@
               <w:spacing w:line="140" w:lineRule="exact" w:after="0" w:before="0"/>
               <w:jc w:val="both"/>
               <w:rPr>
-                <w:rFonts w:ascii="標楷體" w:eastAsia="標楷體" w:hAnsi="標楷體" w:cs="Times New Roman"/>
+                <w:rFonts w:ascii="Times New Roman" w:hAnsi="Times New Roman" w:eastAsia="標楷體" w:cs="Times New Roman"/>
                 <w:color w:val="000000"/>
                 <w:kern w:val="0"/>
                 <w:sz w:val="13"/>
@@ -2189,7 +2189,7 @@
             </w:pPr>
             <w:r>
               <w:rPr>
-                <w:rFonts w:ascii="標楷體" w:eastAsia="標楷體" w:hAnsi="標楷體" w:cs="Times New Roman"/>
+                <w:rFonts w:ascii="Times New Roman" w:hAnsi="Times New Roman" w:eastAsia="標楷體" w:cs="Times New Roman"/>
                 <w:color w:val="000000"/>
                 <w:kern w:val="0"/>
                 <w:sz w:val="13"/>
@@ -2214,12 +2214,12 @@
             <w:pPr>
               <w:jc w:val="distribute"/>
               <w:rPr>
-                <w:rFonts w:ascii="標楷體" w:eastAsia="標楷體" w:hAnsi="標楷體" w:cs="Times New Roman"/>
-              </w:rPr>
-            </w:pPr>
-            <w:r>
-              <w:rPr>
-                <w:rFonts w:ascii="標楷體" w:eastAsia="標楷體" w:hAnsi="標楷體" w:cs="Times New Roman"/>
+                <w:rFonts w:ascii="Times New Roman" w:hAnsi="Times New Roman" w:eastAsia="標楷體" w:cs="Times New Roman"/>
+              </w:rPr>
+            </w:pPr>
+            <w:r>
+              <w:rPr>
+                <w:rFonts w:ascii="Times New Roman" w:hAnsi="Times New Roman" w:eastAsia="標楷體" w:cs="Times New Roman"/>
               </w:rPr>
               <w:t>實收金額</w:t>
             </w:r>
@@ -2237,37 +2237,37 @@
           <w:p>
             <w:pPr>
               <w:rPr>
-                <w:rFonts w:ascii="標楷體" w:eastAsia="標楷體" w:hAnsi="標楷體" w:cs="Times New Roman"/>
-              </w:rPr>
-            </w:pPr>
-            <w:r>
-              <w:rPr>
-                <w:rFonts w:ascii="標楷體" w:eastAsia="標楷體" w:hAnsi="標楷體" w:cs="Times New Roman"/>
+                <w:rFonts w:ascii="Times New Roman" w:hAnsi="Times New Roman" w:eastAsia="標楷體" w:cs="Times New Roman"/>
+              </w:rPr>
+            </w:pPr>
+            <w:r>
+              <w:rPr>
+                <w:rFonts w:ascii="Times New Roman" w:hAnsi="Times New Roman" w:eastAsia="標楷體" w:cs="Times New Roman"/>
               </w:rPr>
               <w:t>:新台幣{amount_cn}元整</w:t>
             </w:r>
             <w:r>
               <w:rPr>
-                <w:rFonts w:ascii="標楷體" w:eastAsia="標楷體" w:hAnsi="標楷體" w:cs="Times New Roman"/>
+                <w:rFonts w:ascii="Times New Roman" w:hAnsi="Times New Roman" w:eastAsia="標楷體" w:cs="Times New Roman"/>
                 <w:color w:val="FF0000"/>
               </w:rPr>
             </w:r>
             <w:r>
               <w:rPr>
-                <w:rFonts w:ascii="標楷體" w:eastAsia="標楷體" w:hAnsi="標楷體" w:cs="Times New Roman"/>
+                <w:rFonts w:ascii="Times New Roman" w:hAnsi="Times New Roman" w:eastAsia="標楷體" w:cs="Times New Roman"/>
                 <w:color w:val="FF0000"/>
                 <w:lang w:eastAsia="zh-CN"/>
               </w:rPr>
             </w:r>
             <w:r>
               <w:rPr>
-                <w:rFonts w:ascii="標楷體" w:eastAsia="標楷體" w:hAnsi="標楷體" w:cs="Times New Roman"/>
+                <w:rFonts w:ascii="Times New Roman" w:hAnsi="Times New Roman" w:eastAsia="標楷體" w:cs="Times New Roman"/>
                 <w:color w:val="FF0000"/>
               </w:rPr>
             </w:r>
             <w:r>
               <w:rPr>
-                <w:rFonts w:ascii="標楷體" w:eastAsia="標楷體" w:hAnsi="標楷體" w:cs="Times New Roman"/>
+                <w:rFonts w:ascii="Times New Roman" w:hAnsi="Times New Roman" w:eastAsia="標楷體" w:cs="Times New Roman"/>
                 <w:noProof/>
                 <w:color w:val="FF0000"/>
                 <w:lang w:eastAsia="zh-CN"/>
@@ -2275,13 +2275,13 @@
             </w:r>
             <w:r>
               <w:rPr>
-                <w:rFonts w:ascii="標楷體" w:eastAsia="標楷體" w:hAnsi="標楷體" w:cs="Times New Roman"/>
+                <w:rFonts w:ascii="Times New Roman" w:hAnsi="Times New Roman" w:eastAsia="標楷體" w:cs="Times New Roman"/>
                 <w:color w:val="FF0000"/>
               </w:rPr>
             </w:r>
             <w:r>
               <w:rPr>
-                <w:rFonts w:ascii="標楷體" w:eastAsia="標楷體" w:hAnsi="標楷體" w:cs="Times New Roman"/>
+                <w:rFonts w:ascii="Times New Roman" w:hAnsi="Times New Roman" w:eastAsia="標楷體" w:cs="Times New Roman"/>
               </w:rPr>
             </w:r>
           </w:p>
@@ -2302,7 +2302,7 @@
           <w:p>
             <w:pPr>
               <w:rPr>
-                <w:rFonts w:ascii="標楷體" w:eastAsia="標楷體" w:hAnsi="標楷體" w:cs="Times New Roman"/>
+                <w:rFonts w:ascii="Times New Roman" w:hAnsi="Times New Roman" w:eastAsia="標楷體" w:cs="Times New Roman"/>
               </w:rPr>
             </w:pPr>
           </w:p>
@@ -2325,12 +2325,12 @@
             <w:pPr>
               <w:jc w:val="distribute"/>
               <w:rPr>
-                <w:rFonts w:ascii="標楷體" w:eastAsia="標楷體" w:hAnsi="標楷體" w:cs="Times New Roman"/>
-              </w:rPr>
-            </w:pPr>
-            <w:r>
-              <w:rPr>
-                <w:rFonts w:ascii="標楷體" w:eastAsia="標楷體" w:hAnsi="標楷體" w:cs="Times New Roman"/>
+                <w:rFonts w:ascii="Times New Roman" w:hAnsi="Times New Roman" w:eastAsia="標楷體" w:cs="Times New Roman"/>
+              </w:rPr>
+            </w:pPr>
+            <w:r>
+              <w:rPr>
+                <w:rFonts w:ascii="Times New Roman" w:hAnsi="Times New Roman" w:eastAsia="標楷體" w:cs="Times New Roman"/>
               </w:rPr>
               <w:t>繳費日期</w:t>
             </w:r>
@@ -2349,12 +2349,12 @@
           <w:p>
             <w:pPr>
               <w:rPr>
-                <w:rFonts w:ascii="標楷體" w:eastAsia="標楷體" w:hAnsi="標楷體" w:cs="Times New Roman"/>
-              </w:rPr>
-            </w:pPr>
-            <w:r>
-              <w:rPr>
-                <w:rFonts w:ascii="標楷體" w:eastAsia="標楷體" w:hAnsi="標楷體" w:cs="Times New Roman"/>
+                <w:rFonts w:ascii="Times New Roman" w:hAnsi="Times New Roman" w:eastAsia="標楷體" w:cs="Times New Roman"/>
+              </w:rPr>
+            </w:pPr>
+            <w:r>
+              <w:rPr>
+                <w:rFonts w:ascii="Times New Roman" w:hAnsi="Times New Roman" w:eastAsia="標楷體" w:cs="Times New Roman"/>
               </w:rPr>
               <w:t>:   年    月    日</w:t>
             </w:r>
@@ -2376,7 +2376,7 @@
           <w:p>
             <w:pPr>
               <w:rPr>
-                <w:rFonts w:ascii="標楷體" w:eastAsia="標楷體" w:hAnsi="標楷體" w:cs="Times New Roman"/>
+                <w:rFonts w:ascii="Times New Roman" w:hAnsi="Times New Roman" w:eastAsia="標楷體" w:cs="Times New Roman"/>
               </w:rPr>
             </w:pPr>
           </w:p>
@@ -2402,12 +2402,12 @@
             <w:pPr>
               <w:jc w:val="distribute"/>
               <w:rPr>
-                <w:rFonts w:ascii="標楷體" w:eastAsia="標楷體" w:hAnsi="標楷體" w:cs="Times New Roman"/>
-              </w:rPr>
-            </w:pPr>
-            <w:r>
-              <w:rPr>
-                <w:rFonts w:ascii="標楷體" w:eastAsia="標楷體" w:hAnsi="標楷體" w:cs="Times New Roman"/>
+                <w:rFonts w:ascii="Times New Roman" w:hAnsi="Times New Roman" w:eastAsia="標楷體" w:cs="Times New Roman"/>
+              </w:rPr>
+            </w:pPr>
+            <w:r>
+              <w:rPr>
+                <w:rFonts w:ascii="Times New Roman" w:hAnsi="Times New Roman" w:eastAsia="標楷體" w:cs="Times New Roman"/>
               </w:rPr>
               <w:t>班主任</w:t>
             </w:r>
@@ -2427,12 +2427,12 @@
           <w:p>
             <w:pPr>
               <w:rPr>
-                <w:rFonts w:ascii="標楷體" w:eastAsia="標楷體" w:hAnsi="標楷體" w:cs="Times New Roman"/>
-              </w:rPr>
-            </w:pPr>
-            <w:r>
-              <w:rPr>
-                <w:rFonts w:ascii="標楷體" w:eastAsia="標楷體" w:hAnsi="標楷體" w:cs="Times New Roman"/>
+                <w:rFonts w:ascii="Times New Roman" w:hAnsi="Times New Roman" w:eastAsia="標楷體" w:cs="Times New Roman"/>
+              </w:rPr>
+            </w:pPr>
+            <w:r>
+              <w:rPr>
+                <w:rFonts w:ascii="Times New Roman" w:hAnsi="Times New Roman" w:eastAsia="標楷體" w:cs="Times New Roman"/>
               </w:rPr>
               <w:t>:</w:t>
             </w:r>
@@ -2454,12 +2454,12 @@
             <w:pPr>
               <w:jc w:val="distribute"/>
               <w:rPr>
-                <w:rFonts w:ascii="標楷體" w:eastAsia="標楷體" w:hAnsi="標楷體" w:cs="Times New Roman"/>
-              </w:rPr>
-            </w:pPr>
-            <w:r>
-              <w:rPr>
-                <w:rFonts w:ascii="標楷體" w:eastAsia="標楷體" w:hAnsi="標楷體" w:cs="Times New Roman"/>
+                <w:rFonts w:ascii="Times New Roman" w:hAnsi="Times New Roman" w:eastAsia="標楷體" w:cs="Times New Roman"/>
+              </w:rPr>
+            </w:pPr>
+            <w:r>
+              <w:rPr>
+                <w:rFonts w:ascii="Times New Roman" w:hAnsi="Times New Roman" w:eastAsia="標楷體" w:cs="Times New Roman"/>
               </w:rPr>
               <w:t>經收人</w:t>
             </w:r>
@@ -2480,12 +2480,12 @@
           <w:p>
             <w:pPr>
               <w:rPr>
-                <w:rFonts w:ascii="標楷體" w:eastAsia="標楷體" w:hAnsi="標楷體" w:cs="Times New Roman"/>
-              </w:rPr>
-            </w:pPr>
-            <w:r>
-              <w:rPr>
-                <w:rFonts w:ascii="標楷體" w:eastAsia="標楷體" w:hAnsi="標楷體" w:cs="Times New Roman"/>
+                <w:rFonts w:ascii="Times New Roman" w:hAnsi="Times New Roman" w:eastAsia="標楷體" w:cs="Times New Roman"/>
+              </w:rPr>
+            </w:pPr>
+            <w:r>
+              <w:rPr>
+                <w:rFonts w:ascii="Times New Roman" w:hAnsi="Times New Roman" w:eastAsia="標楷體" w:cs="Times New Roman"/>
               </w:rPr>
               <w:t>:</w:t>
             </w:r>
@@ -2507,12 +2507,12 @@
             <w:pPr>
               <w:jc w:val="distribute"/>
               <w:rPr>
-                <w:rFonts w:ascii="標楷體" w:eastAsia="標楷體" w:hAnsi="標楷體" w:cs="Times New Roman"/>
-              </w:rPr>
-            </w:pPr>
-            <w:r>
-              <w:rPr>
-                <w:rFonts w:ascii="標楷體" w:eastAsia="標楷體" w:hAnsi="標楷體" w:cs="Times New Roman"/>
+                <w:rFonts w:ascii="Times New Roman" w:hAnsi="Times New Roman" w:eastAsia="標楷體" w:cs="Times New Roman"/>
+              </w:rPr>
+            </w:pPr>
+            <w:r>
+              <w:rPr>
+                <w:rFonts w:ascii="Times New Roman" w:hAnsi="Times New Roman" w:eastAsia="標楷體" w:cs="Times New Roman"/>
               </w:rPr>
               <w:t>學生家長簽名</w:t>
             </w:r>
@@ -2532,12 +2532,12 @@
           <w:p>
             <w:pPr>
               <w:rPr>
-                <w:rFonts w:ascii="標楷體" w:eastAsia="標楷體" w:hAnsi="標楷體" w:cs="Times New Roman"/>
-              </w:rPr>
-            </w:pPr>
-            <w:r>
-              <w:rPr>
-                <w:rFonts w:ascii="標楷體" w:eastAsia="標楷體" w:hAnsi="標楷體" w:cs="Times New Roman"/>
+                <w:rFonts w:ascii="Times New Roman" w:hAnsi="Times New Roman" w:eastAsia="標楷體" w:cs="Times New Roman"/>
+              </w:rPr>
+            </w:pPr>
+            <w:r>
+              <w:rPr>
+                <w:rFonts w:ascii="Times New Roman" w:hAnsi="Times New Roman" w:eastAsia="標楷體" w:cs="Times New Roman"/>
               </w:rPr>
               <w:t>:</w:t>
             </w:r>
@@ -2564,12 +2564,12 @@
           <w:p>
             <w:pPr>
               <w:rPr>
-                <w:rFonts w:ascii="標楷體" w:eastAsia="標楷體" w:hAnsi="標楷體" w:cs="Times New Roman"/>
-              </w:rPr>
-            </w:pPr>
-            <w:r>
-              <w:rPr>
-                <w:rFonts w:ascii="標楷體" w:eastAsia="標楷體" w:hAnsi="標楷體" w:cs="Times New Roman"/>
+                <w:rFonts w:ascii="Times New Roman" w:hAnsi="Times New Roman" w:eastAsia="標楷體" w:cs="Times New Roman"/>
+              </w:rPr>
+            </w:pPr>
+            <w:r>
+              <w:rPr>
+                <w:rFonts w:ascii="Times New Roman" w:hAnsi="Times New Roman" w:eastAsia="標楷體" w:cs="Times New Roman"/>
               </w:rPr>
               <w:pict w14:anchorId="027E9C58">
                 <v:rect id="_x0000_i1026" style="width:523.3pt;height:1.5pt" o:hralign="center" o:hrstd="t" o:hrnoshade="t" o:hr="t" fillcolor="black [3213]" stroked="f"/>
@@ -2600,14 +2600,14 @@
               <w:spacing w:line="0" w:lineRule="atLeast"/>
               <w:jc w:val="center"/>
               <w:rPr>
-                <w:rFonts w:ascii="標楷體" w:eastAsia="標楷體" w:hAnsi="標楷體" w:cs="Times New Roman"/>
+                <w:rFonts w:ascii="Times New Roman" w:hAnsi="Times New Roman" w:eastAsia="標楷體" w:cs="Times New Roman"/>
                 <w:sz w:val="28"/>
                 <w:szCs w:val="28"/>
               </w:rPr>
             </w:pPr>
             <w:r>
               <w:rPr>
-                <w:rFonts w:ascii="標楷體" w:eastAsia="標楷體" w:hAnsi="標楷體" w:cs="Times New Roman"/>
+                <w:rFonts w:ascii="Times New Roman" w:hAnsi="Times New Roman" w:eastAsia="標楷體" w:cs="Times New Roman"/>
                 <w:sz w:val="28"/>
                 <w:szCs w:val="28"/>
               </w:rPr>
@@ -2636,12 +2636,12 @@
             <w:pPr>
               <w:jc w:val="distribute"/>
               <w:rPr>
-                <w:rFonts w:ascii="標楷體" w:eastAsia="標楷體" w:hAnsi="標楷體" w:cs="Times New Roman"/>
-              </w:rPr>
-            </w:pPr>
-            <w:r>
-              <w:rPr>
-                <w:rFonts w:ascii="標楷體" w:eastAsia="標楷體" w:hAnsi="標楷體" w:cs="Times New Roman"/>
+                <w:rFonts w:ascii="Times New Roman" w:hAnsi="Times New Roman" w:eastAsia="標楷體" w:cs="Times New Roman"/>
+              </w:rPr>
+            </w:pPr>
+            <w:r>
+              <w:rPr>
+                <w:rFonts w:ascii="Times New Roman" w:hAnsi="Times New Roman" w:eastAsia="標楷體" w:cs="Times New Roman"/>
               </w:rPr>
               <w:t>班址</w:t>
             </w:r>
@@ -2662,18 +2662,18 @@
           <w:p>
             <w:pPr>
               <w:rPr>
-                <w:rFonts w:ascii="標楷體" w:eastAsia="標楷體" w:hAnsi="標楷體" w:cs="Times New Roman"/>
-              </w:rPr>
-            </w:pPr>
-            <w:r>
-              <w:rPr>
-                <w:rFonts w:ascii="標楷體" w:eastAsia="標楷體" w:hAnsi="標楷體" w:cs="Times New Roman"/>
+                <w:rFonts w:ascii="Times New Roman" w:hAnsi="Times New Roman" w:eastAsia="標楷體" w:cs="Times New Roman"/>
+              </w:rPr>
+            </w:pPr>
+            <w:r>
+              <w:rPr>
+                <w:rFonts w:ascii="Times New Roman" w:hAnsi="Times New Roman" w:eastAsia="標楷體" w:cs="Times New Roman"/>
               </w:rPr>
               <w:t>:</w:t>
             </w:r>
             <w:r>
               <w:rPr>
-                <w:rFonts w:ascii="標楷體" w:eastAsia="標楷體" w:hAnsi="標楷體" w:cs="Times New Roman"/>
+                <w:rFonts w:ascii="Times New Roman" w:hAnsi="Times New Roman" w:eastAsia="標楷體" w:cs="Times New Roman"/>
               </w:rPr>
               <w:t>{branch_addr}</w:t>
             </w:r>
@@ -2700,12 +2700,12 @@
             <w:pPr>
               <w:jc w:val="distribute"/>
               <w:rPr>
-                <w:rFonts w:ascii="標楷體" w:eastAsia="標楷體" w:hAnsi="標楷體" w:cs="Times New Roman"/>
-              </w:rPr>
-            </w:pPr>
-            <w:r>
-              <w:rPr>
-                <w:rFonts w:ascii="標楷體" w:eastAsia="標楷體" w:hAnsi="標楷體" w:cs="Times New Roman"/>
+                <w:rFonts w:ascii="Times New Roman" w:hAnsi="Times New Roman" w:eastAsia="標楷體" w:cs="Times New Roman"/>
+              </w:rPr>
+            </w:pPr>
+            <w:r>
+              <w:rPr>
+                <w:rFonts w:ascii="Times New Roman" w:hAnsi="Times New Roman" w:eastAsia="標楷體" w:cs="Times New Roman"/>
               </w:rPr>
               <w:t>學生姓名</w:t>
             </w:r>
@@ -2726,18 +2726,18 @@
           <w:p>
             <w:pPr>
               <w:rPr>
-                <w:rFonts w:ascii="標楷體" w:eastAsia="標楷體" w:hAnsi="標楷體" w:cs="Times New Roman"/>
-              </w:rPr>
-            </w:pPr>
-            <w:r>
-              <w:rPr>
-                <w:rFonts w:ascii="標楷體" w:eastAsia="標楷體" w:hAnsi="標楷體" w:cs="Times New Roman"/>
+                <w:rFonts w:ascii="Times New Roman" w:hAnsi="Times New Roman" w:eastAsia="標楷體" w:cs="Times New Roman"/>
+              </w:rPr>
+            </w:pPr>
+            <w:r>
+              <w:rPr>
+                <w:rFonts w:ascii="Times New Roman" w:hAnsi="Times New Roman" w:eastAsia="標楷體" w:cs="Times New Roman"/>
               </w:rPr>
               <w:t>:</w:t>
             </w:r>
             <w:r>
               <w:rPr>
-                <w:rFonts w:ascii="標楷體" w:eastAsia="標楷體" w:hAnsi="標楷體" w:cs="Times New Roman" w:hint="eastAsia"/>
+                <w:rFonts w:ascii="Times New Roman" w:hAnsi="Times New Roman" w:eastAsia="標楷體" w:cs="Times New Roman" w:hint="eastAsia"/>
               </w:rPr>
               <w:t>{student_name}</w:t>
             </w:r>
@@ -2759,12 +2759,12 @@
             <w:pPr>
               <w:jc w:val="distribute"/>
               <w:rPr>
-                <w:rFonts w:ascii="標楷體" w:eastAsia="標楷體" w:hAnsi="標楷體" w:cs="Times New Roman"/>
-              </w:rPr>
-            </w:pPr>
-            <w:r>
-              <w:rPr>
-                <w:rFonts w:ascii="標楷體" w:eastAsia="標楷體" w:hAnsi="標楷體" w:cs="Times New Roman"/>
+                <w:rFonts w:ascii="Times New Roman" w:hAnsi="Times New Roman" w:eastAsia="標楷體" w:cs="Times New Roman"/>
+              </w:rPr>
+            </w:pPr>
+            <w:r>
+              <w:rPr>
+                <w:rFonts w:ascii="Times New Roman" w:hAnsi="Times New Roman" w:eastAsia="標楷體" w:cs="Times New Roman"/>
               </w:rPr>
               <w:t>班別</w:t>
             </w:r>
@@ -2785,18 +2785,18 @@
           <w:p>
             <w:pPr>
               <w:rPr>
-                <w:rFonts w:ascii="標楷體" w:eastAsia="標楷體" w:hAnsi="標楷體" w:cs="Times New Roman"/>
-              </w:rPr>
-            </w:pPr>
-            <w:r>
-              <w:rPr>
-                <w:rFonts w:ascii="標楷體" w:eastAsia="標楷體" w:hAnsi="標楷體" w:cs="Times New Roman"/>
+                <w:rFonts w:ascii="Times New Roman" w:hAnsi="Times New Roman" w:eastAsia="標楷體" w:cs="Times New Roman"/>
+              </w:rPr>
+            </w:pPr>
+            <w:r>
+              <w:rPr>
+                <w:rFonts w:ascii="Times New Roman" w:hAnsi="Times New Roman" w:eastAsia="標楷體" w:cs="Times New Roman"/>
               </w:rPr>
               <w:t>:</w:t>
             </w:r>
             <w:r>
               <w:rPr>
-                <w:rFonts w:ascii="標楷體" w:eastAsia="標楷體" w:hAnsi="標楷體" w:cs="Times New Roman"/>
+                <w:rFonts w:ascii="Times New Roman" w:hAnsi="Times New Roman" w:eastAsia="標楷體" w:cs="Times New Roman"/>
                 <w:color w:val="FF0000"/>
               </w:rPr>
               <w:t>{class_name}</w:t>
@@ -2824,12 +2824,12 @@
             <w:pPr>
               <w:jc w:val="distribute"/>
               <w:rPr>
-                <w:rFonts w:ascii="標楷體" w:eastAsia="標楷體" w:hAnsi="標楷體" w:cs="Times New Roman"/>
-              </w:rPr>
-            </w:pPr>
-            <w:r>
-              <w:rPr>
-                <w:rFonts w:ascii="標楷體" w:eastAsia="標楷體" w:hAnsi="標楷體" w:cs="Times New Roman"/>
+                <w:rFonts w:ascii="Times New Roman" w:hAnsi="Times New Roman" w:eastAsia="標楷體" w:cs="Times New Roman"/>
+              </w:rPr>
+            </w:pPr>
+            <w:r>
+              <w:rPr>
+                <w:rFonts w:ascii="Times New Roman" w:hAnsi="Times New Roman" w:eastAsia="標楷體" w:cs="Times New Roman"/>
               </w:rPr>
               <w:t>補習班證號</w:t>
             </w:r>
@@ -2850,12 +2850,12 @@
           <w:p>
             <w:pPr>
               <w:rPr>
-                <w:rFonts w:ascii="標楷體" w:eastAsia="標楷體" w:hAnsi="標楷體" w:cs="Times New Roman"/>
-              </w:rPr>
-            </w:pPr>
-            <w:r>
-              <w:rPr>
-                <w:rFonts w:ascii="標楷體" w:eastAsia="標楷體" w:hAnsi="標楷體" w:cs="Times New Roman"/>
+                <w:rFonts w:ascii="Times New Roman" w:hAnsi="Times New Roman" w:eastAsia="標楷體" w:cs="Times New Roman"/>
+              </w:rPr>
+            </w:pPr>
+            <w:r>
+              <w:rPr>
+                <w:rFonts w:ascii="Times New Roman" w:hAnsi="Times New Roman" w:eastAsia="標楷體" w:cs="Times New Roman"/>
               </w:rPr>
               <w:t>:高市教社字第11332573600號</w:t>
             </w:r>
@@ -2877,12 +2877,12 @@
             <w:pPr>
               <w:jc w:val="distribute"/>
               <w:rPr>
-                <w:rFonts w:ascii="標楷體" w:eastAsia="標楷體" w:hAnsi="標楷體" w:cs="Times New Roman"/>
-              </w:rPr>
-            </w:pPr>
-            <w:r>
-              <w:rPr>
-                <w:rFonts w:ascii="標楷體" w:eastAsia="標楷體" w:hAnsi="標楷體" w:cs="Times New Roman"/>
+                <w:rFonts w:ascii="Times New Roman" w:hAnsi="Times New Roman" w:eastAsia="標楷體" w:cs="Times New Roman"/>
+              </w:rPr>
+            </w:pPr>
+            <w:r>
+              <w:rPr>
+                <w:rFonts w:ascii="Times New Roman" w:hAnsi="Times New Roman" w:eastAsia="標楷體" w:cs="Times New Roman"/>
               </w:rPr>
               <w:t>電話</w:t>
             </w:r>
@@ -2903,12 +2903,12 @@
           <w:p>
             <w:pPr>
               <w:rPr>
-                <w:rFonts w:ascii="標楷體" w:eastAsia="標楷體" w:hAnsi="標楷體" w:cs="Times New Roman"/>
-              </w:rPr>
-            </w:pPr>
-            <w:r>
-              <w:rPr>
-                <w:rFonts w:ascii="標楷體" w:eastAsia="標楷體" w:hAnsi="標楷體" w:cs="Times New Roman"/>
+                <w:rFonts w:ascii="Times New Roman" w:hAnsi="Times New Roman" w:eastAsia="標楷體" w:cs="Times New Roman"/>
+              </w:rPr>
+            </w:pPr>
+            <w:r>
+              <w:rPr>
+                <w:rFonts w:ascii="Times New Roman" w:hAnsi="Times New Roman" w:eastAsia="標楷體" w:cs="Times New Roman"/>
               </w:rPr>
               <w:t>:07-3642746</w:t>
             </w:r>
@@ -2935,12 +2935,12 @@
             <w:pPr>
               <w:jc w:val="distribute"/>
               <w:rPr>
-                <w:rFonts w:ascii="標楷體" w:eastAsia="標楷體" w:hAnsi="標楷體" w:cs="Times New Roman"/>
-              </w:rPr>
-            </w:pPr>
-            <w:r>
-              <w:rPr>
-                <w:rFonts w:ascii="標楷體" w:eastAsia="標楷體" w:hAnsi="標楷體" w:cs="Times New Roman"/>
+                <w:rFonts w:ascii="Times New Roman" w:hAnsi="Times New Roman" w:eastAsia="標楷體" w:cs="Times New Roman"/>
+              </w:rPr>
+            </w:pPr>
+            <w:r>
+              <w:rPr>
+                <w:rFonts w:ascii="Times New Roman" w:hAnsi="Times New Roman" w:eastAsia="標楷體" w:cs="Times New Roman"/>
               </w:rPr>
               <w:t>修業期間</w:t>
             </w:r>
@@ -2961,18 +2961,18 @@
           <w:p>
             <w:pPr>
               <w:rPr>
-                <w:rFonts w:ascii="標楷體" w:eastAsia="標楷體" w:hAnsi="標楷體" w:cs="Times New Roman"/>
-              </w:rPr>
-            </w:pPr>
-            <w:r>
-              <w:rPr>
-                <w:rFonts w:ascii="標楷體" w:eastAsia="標楷體" w:hAnsi="標楷體" w:cs="Times New Roman"/>
+                <w:rFonts w:ascii="Times New Roman" w:hAnsi="Times New Roman" w:eastAsia="標楷體" w:cs="Times New Roman"/>
+              </w:rPr>
+            </w:pPr>
+            <w:r>
+              <w:rPr>
+                <w:rFonts w:ascii="Times New Roman" w:hAnsi="Times New Roman" w:eastAsia="標楷體" w:cs="Times New Roman"/>
               </w:rPr>
               <w:t>:</w:t>
             </w:r>
             <w:r>
               <w:rPr>
-                <w:rFonts w:ascii="標楷體" w:eastAsia="標楷體" w:hAnsi="標楷體" w:cs="Times New Roman"/>
+                <w:rFonts w:ascii="Times New Roman" w:hAnsi="Times New Roman" w:eastAsia="標楷體" w:cs="Times New Roman"/>
               </w:rPr>
               <w:t>{period}</w:t>
             </w:r>
@@ -2996,12 +2996,12 @@
             <w:pPr>
               <w:jc w:val="distribute"/>
               <w:rPr>
-                <w:rFonts w:ascii="標楷體" w:eastAsia="標楷體" w:hAnsi="標楷體" w:cs="Times New Roman"/>
-              </w:rPr>
-            </w:pPr>
-            <w:r>
-              <w:rPr>
-                <w:rFonts w:ascii="標楷體" w:eastAsia="標楷體" w:hAnsi="標楷體" w:cs="Times New Roman"/>
+                <w:rFonts w:ascii="Times New Roman" w:hAnsi="Times New Roman" w:eastAsia="標楷體" w:cs="Times New Roman"/>
+              </w:rPr>
+            </w:pPr>
+            <w:r>
+              <w:rPr>
+                <w:rFonts w:ascii="Times New Roman" w:hAnsi="Times New Roman" w:eastAsia="標楷體" w:cs="Times New Roman"/>
               </w:rPr>
               <w:t>收費項目</w:t>
             </w:r>
@@ -3021,12 +3021,12 @@
             <w:pPr>
               <w:jc w:val="distribute"/>
               <w:rPr>
-                <w:rFonts w:ascii="標楷體" w:eastAsia="標楷體" w:hAnsi="標楷體" w:cs="Times New Roman"/>
-              </w:rPr>
-            </w:pPr>
-            <w:r>
-              <w:rPr>
-                <w:rFonts w:ascii="標楷體" w:eastAsia="標楷體" w:hAnsi="標楷體" w:cs="Times New Roman"/>
+                <w:rFonts w:ascii="Times New Roman" w:hAnsi="Times New Roman" w:eastAsia="標楷體" w:cs="Times New Roman"/>
+              </w:rPr>
+            </w:pPr>
+            <w:r>
+              <w:rPr>
+                <w:rFonts w:ascii="Times New Roman" w:hAnsi="Times New Roman" w:eastAsia="標楷體" w:cs="Times New Roman"/>
               </w:rPr>
               <w:t>金額</w:t>
             </w:r>
@@ -3048,12 +3048,12 @@
             <w:pPr>
               <w:jc w:val="distribute"/>
               <w:rPr>
-                <w:rFonts w:ascii="標楷體" w:eastAsia="標楷體" w:hAnsi="標楷體" w:cs="Times New Roman"/>
-              </w:rPr>
-            </w:pPr>
-            <w:r>
-              <w:rPr>
-                <w:rFonts w:ascii="標楷體" w:eastAsia="標楷體" w:hAnsi="標楷體" w:cs="Times New Roman"/>
+                <w:rFonts w:ascii="Times New Roman" w:hAnsi="Times New Roman" w:eastAsia="標楷體" w:cs="Times New Roman"/>
+              </w:rPr>
+            </w:pPr>
+            <w:r>
+              <w:rPr>
+                <w:rFonts w:ascii="Times New Roman" w:hAnsi="Times New Roman" w:eastAsia="標楷體" w:cs="Times New Roman"/>
               </w:rPr>
               <w:t>備註</w:t>
             </w:r>
@@ -3074,12 +3074,12 @@
             <w:pPr>
               <w:jc w:val="distribute"/>
               <w:rPr>
-                <w:rFonts w:ascii="標楷體" w:eastAsia="標楷體" w:hAnsi="標楷體" w:cs="Times New Roman"/>
-              </w:rPr>
-            </w:pPr>
-            <w:r>
-              <w:rPr>
-                <w:rFonts w:ascii="標楷體" w:eastAsia="標楷體" w:hAnsi="標楷體" w:cs="Times New Roman"/>
+                <w:rFonts w:ascii="Times New Roman" w:hAnsi="Times New Roman" w:eastAsia="標楷體" w:cs="Times New Roman"/>
+              </w:rPr>
+            </w:pPr>
+            <w:r>
+              <w:rPr>
+                <w:rFonts w:ascii="Times New Roman" w:hAnsi="Times New Roman" w:eastAsia="標楷體" w:cs="Times New Roman"/>
               </w:rPr>
               <w:t>學費</w:t>
             </w:r>
@@ -3098,19 +3098,19 @@
             <w:pPr>
               <w:jc w:val="right"/>
               <w:rPr>
-                <w:rFonts w:ascii="標楷體" w:eastAsia="標楷體" w:hAnsi="標楷體" w:cs="Times New Roman"/>
-              </w:rPr>
-            </w:pPr>
-            <w:r>
-              <w:rPr>
-                <w:rFonts w:ascii="標楷體" w:eastAsia="標楷體" w:hAnsi="標楷體" w:cs="Times New Roman"/>
+                <w:rFonts w:ascii="Times New Roman" w:hAnsi="Times New Roman" w:eastAsia="標楷體" w:cs="Times New Roman"/>
+              </w:rPr>
+            </w:pPr>
+            <w:r>
+              <w:rPr>
+                <w:rFonts w:ascii="Times New Roman" w:hAnsi="Times New Roman" w:eastAsia="標楷體" w:cs="Times New Roman"/>
                 <w:color w:val="FF0000"/>
               </w:rPr>
               <w:t>{amount}元</w:t>
             </w:r>
             <w:r>
               <w:rPr>
-                <w:rFonts w:ascii="標楷體" w:eastAsia="標楷體" w:hAnsi="標楷體" w:cs="Times New Roman"/>
+                <w:rFonts w:ascii="Times New Roman" w:hAnsi="Times New Roman" w:eastAsia="標楷體" w:cs="Times New Roman"/>
               </w:rPr>
             </w:r>
           </w:p>
@@ -3153,7 +3153,7 @@
               <w:spacing w:line="140" w:lineRule="exact" w:after="0" w:before="0"/>
               <w:jc w:val="both"/>
               <w:rPr>
-                <w:rFonts w:ascii="標楷體" w:eastAsia="標楷體" w:hAnsi="標楷體" w:cs="Times New Roman"/>
+                <w:rFonts w:ascii="Times New Roman" w:hAnsi="Times New Roman" w:eastAsia="標楷體" w:cs="Times New Roman"/>
                 <w:color w:val="000000"/>
                 <w:kern w:val="0"/>
                 <w:sz w:val="13"/>
@@ -3162,7 +3162,7 @@
             </w:pPr>
             <w:r>
               <w:rPr>
-                <w:rFonts w:ascii="標楷體" w:eastAsia="標楷體" w:hAnsi="標楷體" w:cs="Times New Roman"/>
+                <w:rFonts w:ascii="Times New Roman" w:hAnsi="Times New Roman" w:eastAsia="標楷體" w:cs="Times New Roman"/>
                 <w:color w:val="000000"/>
                 <w:kern w:val="0"/>
                 <w:sz w:val="13"/>
@@ -3196,7 +3196,7 @@
               <w:spacing w:line="140" w:lineRule="exact" w:after="0" w:before="0"/>
               <w:jc w:val="both"/>
               <w:rPr>
-                <w:rFonts w:ascii="標楷體" w:eastAsia="標楷體" w:hAnsi="標楷體" w:cs="Times New Roman"/>
+                <w:rFonts w:ascii="Times New Roman" w:hAnsi="Times New Roman" w:eastAsia="標楷體" w:cs="Times New Roman"/>
                 <w:color w:val="000000"/>
                 <w:kern w:val="0"/>
                 <w:sz w:val="13"/>
@@ -3205,7 +3205,7 @@
             </w:pPr>
             <w:r>
               <w:rPr>
-                <w:rFonts w:ascii="標楷體" w:eastAsia="標楷體" w:hAnsi="標楷體" w:cs="Times New Roman"/>
+                <w:rFonts w:ascii="Times New Roman" w:hAnsi="Times New Roman" w:eastAsia="標楷體" w:cs="Times New Roman"/>
                 <w:color w:val="000000"/>
                 <w:kern w:val="0"/>
                 <w:sz w:val="13"/>
@@ -3239,7 +3239,7 @@
               <w:spacing w:line="140" w:lineRule="exact" w:after="0" w:before="0"/>
               <w:jc w:val="both"/>
               <w:rPr>
-                <w:rFonts w:ascii="標楷體" w:eastAsia="標楷體" w:hAnsi="標楷體" w:cs="Times New Roman"/>
+                <w:rFonts w:ascii="Times New Roman" w:hAnsi="Times New Roman" w:eastAsia="標楷體" w:cs="Times New Roman"/>
                 <w:color w:val="000000"/>
                 <w:kern w:val="0"/>
                 <w:sz w:val="13"/>
@@ -3248,7 +3248,7 @@
             </w:pPr>
             <w:r>
               <w:rPr>
-                <w:rFonts w:ascii="標楷體" w:eastAsia="標楷體" w:hAnsi="標楷體" w:cs="Times New Roman"/>
+                <w:rFonts w:ascii="Times New Roman" w:hAnsi="Times New Roman" w:eastAsia="標楷體" w:cs="Times New Roman"/>
                 <w:color w:val="000000"/>
                 <w:kern w:val="0"/>
                 <w:sz w:val="13"/>
@@ -3282,7 +3282,7 @@
               <w:spacing w:line="140" w:lineRule="exact" w:after="0" w:before="0"/>
               <w:jc w:val="both"/>
               <w:rPr>
-                <w:rFonts w:ascii="標楷體" w:eastAsia="標楷體" w:hAnsi="標楷體" w:cs="Times New Roman"/>
+                <w:rFonts w:ascii="Times New Roman" w:hAnsi="Times New Roman" w:eastAsia="標楷體" w:cs="Times New Roman"/>
                 <w:color w:val="000000"/>
                 <w:kern w:val="0"/>
                 <w:sz w:val="13"/>
@@ -3291,7 +3291,7 @@
             </w:pPr>
             <w:r>
               <w:rPr>
-                <w:rFonts w:ascii="標楷體" w:eastAsia="標楷體" w:hAnsi="標楷體" w:cs="Times New Roman"/>
+                <w:rFonts w:ascii="Times New Roman" w:hAnsi="Times New Roman" w:eastAsia="標楷體" w:cs="Times New Roman"/>
                 <w:color w:val="000000"/>
                 <w:kern w:val="0"/>
                 <w:sz w:val="13"/>
@@ -3325,7 +3325,7 @@
               <w:spacing w:line="140" w:lineRule="exact" w:after="0" w:before="0"/>
               <w:jc w:val="both"/>
               <w:rPr>
-                <w:rFonts w:ascii="標楷體" w:eastAsia="標楷體" w:hAnsi="標楷體" w:cs="Times New Roman"/>
+                <w:rFonts w:ascii="Times New Roman" w:hAnsi="Times New Roman" w:eastAsia="標楷體" w:cs="Times New Roman"/>
                 <w:color w:val="000000"/>
                 <w:kern w:val="0"/>
                 <w:sz w:val="13"/>
@@ -3334,7 +3334,7 @@
             </w:pPr>
             <w:r>
               <w:rPr>
-                <w:rFonts w:ascii="標楷體" w:eastAsia="標楷體" w:hAnsi="標楷體" w:cs="Times New Roman"/>
+                <w:rFonts w:ascii="Times New Roman" w:hAnsi="Times New Roman" w:eastAsia="標楷體" w:cs="Times New Roman"/>
                 <w:color w:val="000000"/>
                 <w:kern w:val="0"/>
                 <w:sz w:val="13"/>
@@ -3368,7 +3368,7 @@
               <w:spacing w:line="140" w:lineRule="exact" w:after="0" w:before="0"/>
               <w:jc w:val="both"/>
               <w:rPr>
-                <w:rFonts w:ascii="標楷體" w:eastAsia="標楷體" w:hAnsi="標楷體" w:cs="Times New Roman"/>
+                <w:rFonts w:ascii="Times New Roman" w:hAnsi="Times New Roman" w:eastAsia="標楷體" w:cs="Times New Roman"/>
                 <w:color w:val="000000"/>
                 <w:kern w:val="0"/>
                 <w:sz w:val="13"/>
@@ -3377,7 +3377,7 @@
             </w:pPr>
             <w:r>
               <w:rPr>
-                <w:rFonts w:ascii="標楷體" w:eastAsia="標楷體" w:hAnsi="標楷體" w:cs="Times New Roman"/>
+                <w:rFonts w:ascii="Times New Roman" w:hAnsi="Times New Roman" w:eastAsia="標楷體" w:cs="Times New Roman"/>
                 <w:color w:val="000000"/>
                 <w:kern w:val="0"/>
                 <w:sz w:val="13"/>
@@ -3411,7 +3411,7 @@
               <w:spacing w:line="140" w:lineRule="exact" w:after="0" w:before="0"/>
               <w:jc w:val="both"/>
               <w:rPr>
-                <w:rFonts w:ascii="標楷體" w:eastAsia="標楷體" w:hAnsi="標楷體" w:cs="Times New Roman"/>
+                <w:rFonts w:ascii="Times New Roman" w:hAnsi="Times New Roman" w:eastAsia="標楷體" w:cs="Times New Roman"/>
                 <w:color w:val="000000"/>
                 <w:kern w:val="0"/>
                 <w:sz w:val="13"/>
@@ -3420,7 +3420,7 @@
             </w:pPr>
             <w:r>
               <w:rPr>
-                <w:rFonts w:ascii="標楷體" w:eastAsia="標楷體" w:hAnsi="標楷體" w:cs="Times New Roman"/>
+                <w:rFonts w:ascii="Times New Roman" w:hAnsi="Times New Roman" w:eastAsia="標楷體" w:cs="Times New Roman"/>
                 <w:color w:val="000000"/>
                 <w:kern w:val="0"/>
                 <w:sz w:val="13"/>
@@ -3454,7 +3454,7 @@
               <w:spacing w:line="140" w:lineRule="exact" w:after="0" w:before="0"/>
               <w:jc w:val="both"/>
               <w:rPr>
-                <w:rFonts w:ascii="標楷體" w:eastAsia="標楷體" w:hAnsi="標楷體" w:cs="Times New Roman"/>
+                <w:rFonts w:ascii="Times New Roman" w:hAnsi="Times New Roman" w:eastAsia="標楷體" w:cs="Times New Roman"/>
                 <w:color w:val="000000"/>
                 <w:kern w:val="0"/>
                 <w:sz w:val="13"/>
@@ -3463,7 +3463,7 @@
             </w:pPr>
             <w:r>
               <w:rPr>
-                <w:rFonts w:ascii="標楷體" w:eastAsia="標楷體" w:hAnsi="標楷體" w:cs="Times New Roman"/>
+                <w:rFonts w:ascii="Times New Roman" w:hAnsi="Times New Roman" w:eastAsia="標楷體" w:cs="Times New Roman"/>
                 <w:color w:val="000000"/>
                 <w:kern w:val="0"/>
                 <w:sz w:val="13"/>
@@ -3488,12 +3488,12 @@
             <w:pPr>
               <w:jc w:val="distribute"/>
               <w:rPr>
-                <w:rFonts w:ascii="標楷體" w:eastAsia="標楷體" w:hAnsi="標楷體" w:cs="Times New Roman"/>
-              </w:rPr>
-            </w:pPr>
-            <w:r>
-              <w:rPr>
-                <w:rFonts w:ascii="標楷體" w:eastAsia="標楷體" w:hAnsi="標楷體" w:cs="Times New Roman"/>
+                <w:rFonts w:ascii="Times New Roman" w:hAnsi="Times New Roman" w:eastAsia="標楷體" w:cs="Times New Roman"/>
+              </w:rPr>
+            </w:pPr>
+            <w:r>
+              <w:rPr>
+                <w:rFonts w:ascii="Times New Roman" w:hAnsi="Times New Roman" w:eastAsia="標楷體" w:cs="Times New Roman"/>
               </w:rPr>
               <w:t>實收金額</w:t>
             </w:r>
@@ -3511,37 +3511,37 @@
           <w:p>
             <w:pPr>
               <w:rPr>
-                <w:rFonts w:ascii="標楷體" w:eastAsia="標楷體" w:hAnsi="標楷體" w:cs="Times New Roman"/>
-              </w:rPr>
-            </w:pPr>
-            <w:r>
-              <w:rPr>
-                <w:rFonts w:ascii="標楷體" w:eastAsia="標楷體" w:hAnsi="標楷體" w:cs="Times New Roman"/>
+                <w:rFonts w:ascii="Times New Roman" w:hAnsi="Times New Roman" w:eastAsia="標楷體" w:cs="Times New Roman"/>
+              </w:rPr>
+            </w:pPr>
+            <w:r>
+              <w:rPr>
+                <w:rFonts w:ascii="Times New Roman" w:hAnsi="Times New Roman" w:eastAsia="標楷體" w:cs="Times New Roman"/>
               </w:rPr>
               <w:t>:新台幣{amount_cn}元整</w:t>
             </w:r>
             <w:r>
               <w:rPr>
-                <w:rFonts w:ascii="標楷體" w:eastAsia="標楷體" w:hAnsi="標楷體" w:cs="Times New Roman"/>
+                <w:rFonts w:ascii="Times New Roman" w:hAnsi="Times New Roman" w:eastAsia="標楷體" w:cs="Times New Roman"/>
                 <w:color w:val="FF0000"/>
               </w:rPr>
             </w:r>
             <w:r>
               <w:rPr>
-                <w:rFonts w:ascii="標楷體" w:eastAsia="標楷體" w:hAnsi="標楷體" w:cs="Times New Roman"/>
+                <w:rFonts w:ascii="Times New Roman" w:hAnsi="Times New Roman" w:eastAsia="標楷體" w:cs="Times New Roman"/>
                 <w:color w:val="FF0000"/>
                 <w:lang w:eastAsia="zh-CN"/>
               </w:rPr>
             </w:r>
             <w:r>
               <w:rPr>
-                <w:rFonts w:ascii="標楷體" w:eastAsia="標楷體" w:hAnsi="標楷體" w:cs="Times New Roman"/>
+                <w:rFonts w:ascii="Times New Roman" w:hAnsi="Times New Roman" w:eastAsia="標楷體" w:cs="Times New Roman"/>
                 <w:color w:val="FF0000"/>
               </w:rPr>
             </w:r>
             <w:r>
               <w:rPr>
-                <w:rFonts w:ascii="標楷體" w:eastAsia="標楷體" w:hAnsi="標楷體" w:cs="Times New Roman"/>
+                <w:rFonts w:ascii="Times New Roman" w:hAnsi="Times New Roman" w:eastAsia="標楷體" w:cs="Times New Roman"/>
                 <w:noProof/>
                 <w:color w:val="FF0000"/>
                 <w:lang w:eastAsia="zh-CN"/>
@@ -3549,13 +3549,13 @@
             </w:r>
             <w:r>
               <w:rPr>
-                <w:rFonts w:ascii="標楷體" w:eastAsia="標楷體" w:hAnsi="標楷體" w:cs="Times New Roman"/>
+                <w:rFonts w:ascii="Times New Roman" w:hAnsi="Times New Roman" w:eastAsia="標楷體" w:cs="Times New Roman"/>
                 <w:color w:val="FF0000"/>
               </w:rPr>
             </w:r>
             <w:r>
               <w:rPr>
-                <w:rFonts w:ascii="標楷體" w:eastAsia="標楷體" w:hAnsi="標楷體" w:cs="Times New Roman"/>
+                <w:rFonts w:ascii="Times New Roman" w:hAnsi="Times New Roman" w:eastAsia="標楷體" w:cs="Times New Roman"/>
               </w:rPr>
             </w:r>
           </w:p>
@@ -3576,7 +3576,7 @@
           <w:p>
             <w:pPr>
               <w:rPr>
-                <w:rFonts w:ascii="標楷體" w:eastAsia="標楷體" w:hAnsi="標楷體" w:cs="Times New Roman"/>
+                <w:rFonts w:ascii="Times New Roman" w:hAnsi="Times New Roman" w:eastAsia="標楷體" w:cs="Times New Roman"/>
               </w:rPr>
             </w:pPr>
           </w:p>
@@ -3599,12 +3599,12 @@
             <w:pPr>
               <w:jc w:val="distribute"/>
               <w:rPr>
-                <w:rFonts w:ascii="標楷體" w:eastAsia="標楷體" w:hAnsi="標楷體" w:cs="Times New Roman"/>
-              </w:rPr>
-            </w:pPr>
-            <w:r>
-              <w:rPr>
-                <w:rFonts w:ascii="標楷體" w:eastAsia="標楷體" w:hAnsi="標楷體" w:cs="Times New Roman"/>
+                <w:rFonts w:ascii="Times New Roman" w:hAnsi="Times New Roman" w:eastAsia="標楷體" w:cs="Times New Roman"/>
+              </w:rPr>
+            </w:pPr>
+            <w:r>
+              <w:rPr>
+                <w:rFonts w:ascii="Times New Roman" w:hAnsi="Times New Roman" w:eastAsia="標楷體" w:cs="Times New Roman"/>
               </w:rPr>
               <w:t>繳費日期</w:t>
             </w:r>
@@ -3623,12 +3623,12 @@
           <w:p>
             <w:pPr>
               <w:rPr>
-                <w:rFonts w:ascii="標楷體" w:eastAsia="標楷體" w:hAnsi="標楷體" w:cs="Times New Roman"/>
-              </w:rPr>
-            </w:pPr>
-            <w:r>
-              <w:rPr>
-                <w:rFonts w:ascii="標楷體" w:eastAsia="標楷體" w:hAnsi="標楷體" w:cs="Times New Roman"/>
+                <w:rFonts w:ascii="Times New Roman" w:hAnsi="Times New Roman" w:eastAsia="標楷體" w:cs="Times New Roman"/>
+              </w:rPr>
+            </w:pPr>
+            <w:r>
+              <w:rPr>
+                <w:rFonts w:ascii="Times New Roman" w:hAnsi="Times New Roman" w:eastAsia="標楷體" w:cs="Times New Roman"/>
               </w:rPr>
               <w:t>:   年    月    日</w:t>
             </w:r>
@@ -3650,7 +3650,7 @@
           <w:p>
             <w:pPr>
               <w:rPr>
-                <w:rFonts w:ascii="標楷體" w:eastAsia="標楷體" w:hAnsi="標楷體" w:cs="Times New Roman"/>
+                <w:rFonts w:ascii="Times New Roman" w:hAnsi="Times New Roman" w:eastAsia="標楷體" w:cs="Times New Roman"/>
               </w:rPr>
             </w:pPr>
           </w:p>
@@ -3676,12 +3676,12 @@
             <w:pPr>
               <w:jc w:val="distribute"/>
               <w:rPr>
-                <w:rFonts w:ascii="標楷體" w:eastAsia="標楷體" w:hAnsi="標楷體" w:cs="Times New Roman"/>
-              </w:rPr>
-            </w:pPr>
-            <w:r>
-              <w:rPr>
-                <w:rFonts w:ascii="標楷體" w:eastAsia="標楷體" w:hAnsi="標楷體" w:cs="Times New Roman"/>
+                <w:rFonts w:ascii="Times New Roman" w:hAnsi="Times New Roman" w:eastAsia="標楷體" w:cs="Times New Roman"/>
+              </w:rPr>
+            </w:pPr>
+            <w:r>
+              <w:rPr>
+                <w:rFonts w:ascii="Times New Roman" w:hAnsi="Times New Roman" w:eastAsia="標楷體" w:cs="Times New Roman"/>
               </w:rPr>
               <w:t>班主任</w:t>
             </w:r>
@@ -3701,12 +3701,12 @@
           <w:p>
             <w:pPr>
               <w:rPr>
-                <w:rFonts w:ascii="標楷體" w:eastAsia="標楷體" w:hAnsi="標楷體" w:cs="Times New Roman"/>
-              </w:rPr>
-            </w:pPr>
-            <w:r>
-              <w:rPr>
-                <w:rFonts w:ascii="標楷體" w:eastAsia="標楷體" w:hAnsi="標楷體" w:cs="Times New Roman"/>
+                <w:rFonts w:ascii="Times New Roman" w:hAnsi="Times New Roman" w:eastAsia="標楷體" w:cs="Times New Roman"/>
+              </w:rPr>
+            </w:pPr>
+            <w:r>
+              <w:rPr>
+                <w:rFonts w:ascii="Times New Roman" w:hAnsi="Times New Roman" w:eastAsia="標楷體" w:cs="Times New Roman"/>
               </w:rPr>
               <w:t>:</w:t>
             </w:r>
@@ -3728,12 +3728,12 @@
             <w:pPr>
               <w:jc w:val="distribute"/>
               <w:rPr>
-                <w:rFonts w:ascii="標楷體" w:eastAsia="標楷體" w:hAnsi="標楷體" w:cs="Times New Roman"/>
-              </w:rPr>
-            </w:pPr>
-            <w:r>
-              <w:rPr>
-                <w:rFonts w:ascii="標楷體" w:eastAsia="標楷體" w:hAnsi="標楷體" w:cs="Times New Roman"/>
+                <w:rFonts w:ascii="Times New Roman" w:hAnsi="Times New Roman" w:eastAsia="標楷體" w:cs="Times New Roman"/>
+              </w:rPr>
+            </w:pPr>
+            <w:r>
+              <w:rPr>
+                <w:rFonts w:ascii="Times New Roman" w:hAnsi="Times New Roman" w:eastAsia="標楷體" w:cs="Times New Roman"/>
               </w:rPr>
               <w:t>經收人</w:t>
             </w:r>
@@ -3754,12 +3754,12 @@
           <w:p>
             <w:pPr>
               <w:rPr>
-                <w:rFonts w:ascii="標楷體" w:eastAsia="標楷體" w:hAnsi="標楷體" w:cs="Times New Roman"/>
-              </w:rPr>
-            </w:pPr>
-            <w:r>
-              <w:rPr>
-                <w:rFonts w:ascii="標楷體" w:eastAsia="標楷體" w:hAnsi="標楷體" w:cs="Times New Roman"/>
+                <w:rFonts w:ascii="Times New Roman" w:hAnsi="Times New Roman" w:eastAsia="標楷體" w:cs="Times New Roman"/>
+              </w:rPr>
+            </w:pPr>
+            <w:r>
+              <w:rPr>
+                <w:rFonts w:ascii="Times New Roman" w:hAnsi="Times New Roman" w:eastAsia="標楷體" w:cs="Times New Roman"/>
               </w:rPr>
               <w:t>:</w:t>
             </w:r>
@@ -3781,12 +3781,12 @@
             <w:pPr>
               <w:jc w:val="distribute"/>
               <w:rPr>
-                <w:rFonts w:ascii="標楷體" w:eastAsia="標楷體" w:hAnsi="標楷體" w:cs="Times New Roman"/>
-              </w:rPr>
-            </w:pPr>
-            <w:r>
-              <w:rPr>
-                <w:rFonts w:ascii="標楷體" w:eastAsia="標楷體" w:hAnsi="標楷體" w:cs="Times New Roman"/>
+                <w:rFonts w:ascii="Times New Roman" w:hAnsi="Times New Roman" w:eastAsia="標楷體" w:cs="Times New Roman"/>
+              </w:rPr>
+            </w:pPr>
+            <w:r>
+              <w:rPr>
+                <w:rFonts w:ascii="Times New Roman" w:hAnsi="Times New Roman" w:eastAsia="標楷體" w:cs="Times New Roman"/>
               </w:rPr>
               <w:t>學生家長簽名</w:t>
             </w:r>
@@ -3806,12 +3806,12 @@
           <w:p>
             <w:pPr>
               <w:rPr>
-                <w:rFonts w:ascii="標楷體" w:eastAsia="標楷體" w:hAnsi="標楷體" w:cs="Times New Roman"/>
-              </w:rPr>
-            </w:pPr>
-            <w:r>
-              <w:rPr>
-                <w:rFonts w:ascii="標楷體" w:eastAsia="標楷體" w:hAnsi="標楷體" w:cs="Times New Roman"/>
+                <w:rFonts w:ascii="Times New Roman" w:hAnsi="Times New Roman" w:eastAsia="標楷體" w:cs="Times New Roman"/>
+              </w:rPr>
+            </w:pPr>
+            <w:r>
+              <w:rPr>
+                <w:rFonts w:ascii="Times New Roman" w:hAnsi="Times New Roman" w:eastAsia="標楷體" w:cs="Times New Roman"/>
               </w:rPr>
               <w:t>:</w:t>
             </w:r>
@@ -3822,7 +3822,7 @@
     <w:p>
       <w:pPr>
         <w:rPr>
-          <w:rFonts w:ascii="標楷體" w:eastAsia="標楷體" w:hAnsi="標楷體" w:cs="Times New Roman"/>
+          <w:rFonts w:ascii="Times New Roman" w:hAnsi="Times New Roman" w:eastAsia="標楷體" w:cs="Times New Roman"/>
           <w:sz w:val="2"/>
         </w:rPr>
         <w:spacing w:after="0" w:before="0" w:line="20" w:lineRule="exact"/>
@@ -3914,14 +3914,14 @@
                         <w:p>
                           <w:pPr>
                             <w:rPr>
-                              <w:rFonts w:ascii="Times New Roman" w:eastAsia="標楷體" w:hAnsi="Times New Roman" w:cs="Times New Roman"/>
+                              <w:rFonts w:ascii="Times New Roman" w:hAnsi="Times New Roman" w:eastAsia="標楷體" w:cs="Times New Roman"/>
                               <w:sz w:val="20"/>
                               <w:szCs w:val="18"/>
                             </w:rPr>
                           </w:pPr>
                           <w:r>
                             <w:rPr>
-                              <w:rFonts w:ascii="Times New Roman" w:eastAsia="標楷體" w:hAnsi="Times New Roman" w:cs="Times New Roman"/>
+                              <w:rFonts w:ascii="Times New Roman" w:hAnsi="Times New Roman" w:eastAsia="標楷體" w:cs="Times New Roman"/>
                               <w:sz w:val="20"/>
                               <w:szCs w:val="18"/>
                             </w:rPr>
@@ -3929,7 +3929,7 @@
                           </w:r>
                           <w:r>
                             <w:rPr>
-                              <w:rFonts w:ascii="Times New Roman" w:eastAsia="標楷體" w:hAnsi="Times New Roman" w:cs="Times New Roman" w:hint="eastAsia"/>
+                              <w:rFonts w:ascii="Times New Roman" w:hAnsi="Times New Roman" w:eastAsia="標楷體" w:cs="Times New Roman" w:hint="eastAsia"/>
                               <w:sz w:val="20"/>
                               <w:szCs w:val="18"/>
                             </w:rPr>
@@ -3937,7 +3937,7 @@
                           </w:r>
                           <w:r>
                             <w:rPr>
-                              <w:rFonts w:ascii="Times New Roman" w:eastAsia="標楷體" w:hAnsi="Times New Roman" w:cs="Times New Roman"/>
+                              <w:rFonts w:ascii="Times New Roman" w:hAnsi="Times New Roman" w:eastAsia="標楷體" w:cs="Times New Roman"/>
                               <w:sz w:val="20"/>
                               <w:szCs w:val="18"/>
                             </w:rPr>
@@ -3945,7 +3945,7 @@
                           </w:r>
                           <w:r>
                             <w:rPr>
-                              <w:rFonts w:ascii="Times New Roman" w:eastAsia="標楷體" w:hAnsi="Times New Roman" w:cs="Times New Roman"/>
+                              <w:rFonts w:ascii="Times New Roman" w:hAnsi="Times New Roman" w:eastAsia="標楷體" w:cs="Times New Roman"/>
                               <w:sz w:val="20"/>
                               <w:szCs w:val="18"/>
                             </w:rPr>
@@ -3953,7 +3953,7 @@
                           </w:r>
                           <w:r>
                             <w:rPr>
-                              <w:rFonts w:ascii="Times New Roman" w:eastAsia="標楷體" w:hAnsi="Times New Roman" w:cs="Times New Roman"/>
+                              <w:rFonts w:ascii="Times New Roman" w:hAnsi="Times New Roman" w:eastAsia="標楷體" w:cs="Times New Roman"/>
                               <w:sz w:val="20"/>
                               <w:szCs w:val="18"/>
                             </w:rPr>
@@ -3961,7 +3961,7 @@
                           </w:r>
                           <w:r>
                             <w:rPr>
-                              <w:rFonts w:ascii="Times New Roman" w:eastAsia="標楷體" w:hAnsi="Times New Roman" w:cs="Times New Roman"/>
+                              <w:rFonts w:ascii="Times New Roman" w:hAnsi="Times New Roman" w:eastAsia="標楷體" w:cs="Times New Roman"/>
                               <w:sz w:val="20"/>
                               <w:szCs w:val="18"/>
                             </w:rPr>
@@ -3969,7 +3969,7 @@
                           </w:r>
                           <w:r>
                             <w:rPr>
-                              <w:rFonts w:ascii="Times New Roman" w:eastAsia="標楷體" w:hAnsi="Times New Roman" w:cs="Times New Roman"/>
+                              <w:rFonts w:ascii="Times New Roman" w:hAnsi="Times New Roman" w:eastAsia="標楷體" w:cs="Times New Roman"/>
                               <w:sz w:val="20"/>
                               <w:szCs w:val="18"/>
                             </w:rPr>
@@ -3977,7 +3977,7 @@
                           </w:r>
                           <w:r>
                             <w:rPr>
-                              <w:rFonts w:ascii="Times New Roman" w:eastAsia="標楷體" w:hAnsi="Times New Roman" w:cs="Times New Roman"/>
+                              <w:rFonts w:ascii="Times New Roman" w:hAnsi="Times New Roman" w:eastAsia="標楷體" w:cs="Times New Roman"/>
                               <w:sz w:val="20"/>
                               <w:szCs w:val="18"/>
                             </w:rPr>
@@ -3985,7 +3985,7 @@
                           </w:r>
                           <w:r>
                             <w:rPr>
-                              <w:rFonts w:ascii="Times New Roman" w:eastAsia="標楷體" w:hAnsi="Times New Roman" w:cs="Times New Roman"/>
+                              <w:rFonts w:ascii="Times New Roman" w:hAnsi="Times New Roman" w:eastAsia="標楷體" w:cs="Times New Roman"/>
                               <w:noProof/>
                               <w:sz w:val="20"/>
                               <w:szCs w:val="18"/>
@@ -3994,7 +3994,7 @@
                           </w:r>
                           <w:r>
                             <w:rPr>
-                              <w:rFonts w:ascii="Times New Roman" w:eastAsia="標楷體" w:hAnsi="Times New Roman" w:cs="Times New Roman"/>
+                              <w:rFonts w:ascii="Times New Roman" w:hAnsi="Times New Roman" w:eastAsia="標楷體" w:cs="Times New Roman"/>
                               <w:sz w:val="20"/>
                               <w:szCs w:val="18"/>
                             </w:rPr>
@@ -4030,14 +4030,14 @@
                   <w:p>
                     <w:pPr>
                       <w:rPr>
-                        <w:rFonts w:ascii="Times New Roman" w:eastAsia="標楷體" w:hAnsi="Times New Roman" w:cs="Times New Roman"/>
+                        <w:rFonts w:ascii="Times New Roman" w:hAnsi="Times New Roman" w:eastAsia="標楷體" w:cs="Times New Roman"/>
                         <w:sz w:val="20"/>
                         <w:szCs w:val="18"/>
                       </w:rPr>
                     </w:pPr>
                     <w:r>
                       <w:rPr>
-                        <w:rFonts w:ascii="Times New Roman" w:eastAsia="標楷體" w:hAnsi="Times New Roman" w:cs="Times New Roman"/>
+                        <w:rFonts w:ascii="Times New Roman" w:hAnsi="Times New Roman" w:eastAsia="標楷體" w:cs="Times New Roman"/>
                         <w:sz w:val="20"/>
                         <w:szCs w:val="18"/>
                       </w:rPr>
@@ -4045,7 +4045,7 @@
                     </w:r>
                     <w:r>
                       <w:rPr>
-                        <w:rFonts w:ascii="Times New Roman" w:eastAsia="標楷體" w:hAnsi="Times New Roman" w:cs="Times New Roman" w:hint="eastAsia"/>
+                        <w:rFonts w:ascii="Times New Roman" w:hAnsi="Times New Roman" w:eastAsia="標楷體" w:cs="Times New Roman" w:hint="eastAsia"/>
                         <w:sz w:val="20"/>
                         <w:szCs w:val="18"/>
                       </w:rPr>
@@ -4053,7 +4053,7 @@
                     </w:r>
                     <w:r>
                       <w:rPr>
-                        <w:rFonts w:ascii="Times New Roman" w:eastAsia="標楷體" w:hAnsi="Times New Roman" w:cs="Times New Roman"/>
+                        <w:rFonts w:ascii="Times New Roman" w:hAnsi="Times New Roman" w:eastAsia="標楷體" w:cs="Times New Roman"/>
                         <w:sz w:val="20"/>
                         <w:szCs w:val="18"/>
                       </w:rPr>
@@ -4061,7 +4061,7 @@
                     </w:r>
                     <w:r>
                       <w:rPr>
-                        <w:rFonts w:ascii="Times New Roman" w:eastAsia="標楷體" w:hAnsi="Times New Roman" w:cs="Times New Roman"/>
+                        <w:rFonts w:ascii="Times New Roman" w:hAnsi="Times New Roman" w:eastAsia="標楷體" w:cs="Times New Roman"/>
                         <w:sz w:val="20"/>
                         <w:szCs w:val="18"/>
                       </w:rPr>
@@ -4069,7 +4069,7 @@
                     </w:r>
                     <w:r>
                       <w:rPr>
-                        <w:rFonts w:ascii="Times New Roman" w:eastAsia="標楷體" w:hAnsi="Times New Roman" w:cs="Times New Roman"/>
+                        <w:rFonts w:ascii="Times New Roman" w:hAnsi="Times New Roman" w:eastAsia="標楷體" w:cs="Times New Roman"/>
                         <w:sz w:val="20"/>
                         <w:szCs w:val="18"/>
                       </w:rPr>
@@ -4077,7 +4077,7 @@
                     </w:r>
                     <w:r>
                       <w:rPr>
-                        <w:rFonts w:ascii="Times New Roman" w:eastAsia="標楷體" w:hAnsi="Times New Roman" w:cs="Times New Roman"/>
+                        <w:rFonts w:ascii="Times New Roman" w:hAnsi="Times New Roman" w:eastAsia="標楷體" w:cs="Times New Roman"/>
                         <w:sz w:val="20"/>
                         <w:szCs w:val="18"/>
                       </w:rPr>
@@ -4085,7 +4085,7 @@
                     </w:r>
                     <w:r>
                       <w:rPr>
-                        <w:rFonts w:ascii="Times New Roman" w:eastAsia="標楷體" w:hAnsi="Times New Roman" w:cs="Times New Roman"/>
+                        <w:rFonts w:ascii="Times New Roman" w:hAnsi="Times New Roman" w:eastAsia="標楷體" w:cs="Times New Roman"/>
                         <w:sz w:val="20"/>
                         <w:szCs w:val="18"/>
                       </w:rPr>
@@ -4093,7 +4093,7 @@
                     </w:r>
                     <w:r>
                       <w:rPr>
-                        <w:rFonts w:ascii="Times New Roman" w:eastAsia="標楷體" w:hAnsi="Times New Roman" w:cs="Times New Roman"/>
+                        <w:rFonts w:ascii="Times New Roman" w:hAnsi="Times New Roman" w:eastAsia="標楷體" w:cs="Times New Roman"/>
                         <w:sz w:val="20"/>
                         <w:szCs w:val="18"/>
                       </w:rPr>
@@ -4101,7 +4101,7 @@
                     </w:r>
                     <w:r>
                       <w:rPr>
-                        <w:rFonts w:ascii="Times New Roman" w:eastAsia="標楷體" w:hAnsi="Times New Roman" w:cs="Times New Roman"/>
+                        <w:rFonts w:ascii="Times New Roman" w:hAnsi="Times New Roman" w:eastAsia="標楷體" w:cs="Times New Roman"/>
                         <w:noProof/>
                         <w:sz w:val="20"/>
                         <w:szCs w:val="18"/>
@@ -4110,7 +4110,7 @@
                     </w:r>
                     <w:r>
                       <w:rPr>
-                        <w:rFonts w:ascii="Times New Roman" w:eastAsia="標楷體" w:hAnsi="Times New Roman" w:cs="Times New Roman"/>
+                        <w:rFonts w:ascii="Times New Roman" w:hAnsi="Times New Roman" w:eastAsia="標楷體" w:cs="Times New Roman"/>
                         <w:sz w:val="20"/>
                         <w:szCs w:val="18"/>
                       </w:rPr>
@@ -4178,14 +4178,14 @@
                         <w:p>
                           <w:pPr>
                             <w:rPr>
-                              <w:rFonts w:ascii="Times New Roman" w:eastAsia="標楷體" w:hAnsi="Times New Roman" w:cs="Times New Roman"/>
+                              <w:rFonts w:ascii="Times New Roman" w:hAnsi="Times New Roman" w:eastAsia="標楷體" w:cs="Times New Roman"/>
                               <w:sz w:val="20"/>
                               <w:szCs w:val="18"/>
                             </w:rPr>
                           </w:pPr>
                           <w:r>
                             <w:rPr>
-                              <w:rFonts w:ascii="Times New Roman" w:eastAsia="標楷體" w:hAnsi="Times New Roman" w:cs="Times New Roman"/>
+                              <w:rFonts w:ascii="Times New Roman" w:hAnsi="Times New Roman" w:eastAsia="標楷體" w:cs="Times New Roman"/>
                               <w:sz w:val="20"/>
                               <w:szCs w:val="18"/>
                             </w:rPr>
@@ -4193,7 +4193,7 @@
                           </w:r>
                           <w:r>
                             <w:rPr>
-                              <w:rFonts w:ascii="Times New Roman" w:eastAsia="標楷體" w:hAnsi="Times New Roman" w:cs="Times New Roman" w:hint="eastAsia"/>
+                              <w:rFonts w:ascii="Times New Roman" w:hAnsi="Times New Roman" w:eastAsia="標楷體" w:cs="Times New Roman" w:hint="eastAsia"/>
                               <w:sz w:val="20"/>
                               <w:szCs w:val="18"/>
                             </w:rPr>
@@ -4201,7 +4201,7 @@
                           </w:r>
                           <w:r>
                             <w:rPr>
-                              <w:rFonts w:ascii="Times New Roman" w:eastAsia="標楷體" w:hAnsi="Times New Roman" w:cs="Times New Roman"/>
+                              <w:rFonts w:ascii="Times New Roman" w:hAnsi="Times New Roman" w:eastAsia="標楷體" w:cs="Times New Roman"/>
                               <w:sz w:val="20"/>
                               <w:szCs w:val="18"/>
                             </w:rPr>
@@ -4209,7 +4209,7 @@
                           </w:r>
                           <w:r>
                             <w:rPr>
-                              <w:rFonts w:ascii="Times New Roman" w:eastAsia="標楷體" w:hAnsi="Times New Roman" w:cs="Times New Roman"/>
+                              <w:rFonts w:ascii="Times New Roman" w:hAnsi="Times New Roman" w:eastAsia="標楷體" w:cs="Times New Roman"/>
                               <w:sz w:val="20"/>
                               <w:szCs w:val="18"/>
                             </w:rPr>
@@ -4217,7 +4217,7 @@
                           </w:r>
                           <w:r>
                             <w:rPr>
-                              <w:rFonts w:ascii="Times New Roman" w:eastAsia="標楷體" w:hAnsi="Times New Roman" w:cs="Times New Roman" w:hint="eastAsia"/>
+                              <w:rFonts w:ascii="Times New Roman" w:hAnsi="Times New Roman" w:eastAsia="標楷體" w:cs="Times New Roman" w:hint="eastAsia"/>
                               <w:sz w:val="20"/>
                               <w:szCs w:val="18"/>
                             </w:rPr>
@@ -4225,7 +4225,7 @@
                           </w:r>
                           <w:r>
                             <w:rPr>
-                              <w:rFonts w:ascii="Times New Roman" w:eastAsia="標楷體" w:hAnsi="Times New Roman" w:cs="Times New Roman"/>
+                              <w:rFonts w:ascii="Times New Roman" w:hAnsi="Times New Roman" w:eastAsia="標楷體" w:cs="Times New Roman"/>
                               <w:sz w:val="20"/>
                               <w:szCs w:val="18"/>
                             </w:rPr>
@@ -4257,14 +4257,14 @@
                   <w:p>
                     <w:pPr>
                       <w:rPr>
-                        <w:rFonts w:ascii="Times New Roman" w:eastAsia="標楷體" w:hAnsi="Times New Roman" w:cs="Times New Roman"/>
+                        <w:rFonts w:ascii="Times New Roman" w:hAnsi="Times New Roman" w:eastAsia="標楷體" w:cs="Times New Roman"/>
                         <w:sz w:val="20"/>
                         <w:szCs w:val="18"/>
                       </w:rPr>
                     </w:pPr>
                     <w:r>
                       <w:rPr>
-                        <w:rFonts w:ascii="Times New Roman" w:eastAsia="標楷體" w:hAnsi="Times New Roman" w:cs="Times New Roman"/>
+                        <w:rFonts w:ascii="Times New Roman" w:hAnsi="Times New Roman" w:eastAsia="標楷體" w:cs="Times New Roman"/>
                         <w:sz w:val="20"/>
                         <w:szCs w:val="18"/>
                       </w:rPr>
@@ -4272,7 +4272,7 @@
                     </w:r>
                     <w:r>
                       <w:rPr>
-                        <w:rFonts w:ascii="Times New Roman" w:eastAsia="標楷體" w:hAnsi="Times New Roman" w:cs="Times New Roman" w:hint="eastAsia"/>
+                        <w:rFonts w:ascii="Times New Roman" w:hAnsi="Times New Roman" w:eastAsia="標楷體" w:cs="Times New Roman" w:hint="eastAsia"/>
                         <w:sz w:val="20"/>
                         <w:szCs w:val="18"/>
                       </w:rPr>
@@ -4280,7 +4280,7 @@
                     </w:r>
                     <w:r>
                       <w:rPr>
-                        <w:rFonts w:ascii="Times New Roman" w:eastAsia="標楷體" w:hAnsi="Times New Roman" w:cs="Times New Roman"/>
+                        <w:rFonts w:ascii="Times New Roman" w:hAnsi="Times New Roman" w:eastAsia="標楷體" w:cs="Times New Roman"/>
                         <w:sz w:val="20"/>
                         <w:szCs w:val="18"/>
                       </w:rPr>
@@ -4288,7 +4288,7 @@
                     </w:r>
                     <w:r>
                       <w:rPr>
-                        <w:rFonts w:ascii="Times New Roman" w:eastAsia="標楷體" w:hAnsi="Times New Roman" w:cs="Times New Roman"/>
+                        <w:rFonts w:ascii="Times New Roman" w:hAnsi="Times New Roman" w:eastAsia="標楷體" w:cs="Times New Roman"/>
                         <w:sz w:val="20"/>
                         <w:szCs w:val="18"/>
                       </w:rPr>
@@ -4296,7 +4296,7 @@
                     </w:r>
                     <w:r>
                       <w:rPr>
-                        <w:rFonts w:ascii="Times New Roman" w:eastAsia="標楷體" w:hAnsi="Times New Roman" w:cs="Times New Roman" w:hint="eastAsia"/>
+                        <w:rFonts w:ascii="Times New Roman" w:hAnsi="Times New Roman" w:eastAsia="標楷體" w:cs="Times New Roman" w:hint="eastAsia"/>
                         <w:sz w:val="20"/>
                         <w:szCs w:val="18"/>
                       </w:rPr>
@@ -4304,7 +4304,7 @@
                     </w:r>
                     <w:r>
                       <w:rPr>
-                        <w:rFonts w:ascii="Times New Roman" w:eastAsia="標楷體" w:hAnsi="Times New Roman" w:cs="Times New Roman"/>
+                        <w:rFonts w:ascii="Times New Roman" w:hAnsi="Times New Roman" w:eastAsia="標楷體" w:cs="Times New Roman"/>
                         <w:sz w:val="20"/>
                         <w:szCs w:val="18"/>
                       </w:rPr>
@@ -4402,14 +4402,14 @@
                         <w:p>
                           <w:pPr>
                             <w:rPr>
-                              <w:rFonts w:ascii="Times New Roman" w:eastAsia="標楷體" w:hAnsi="Times New Roman" w:cs="Times New Roman"/>
+                              <w:rFonts w:ascii="Times New Roman" w:hAnsi="Times New Roman" w:eastAsia="標楷體" w:cs="Times New Roman"/>
                               <w:sz w:val="20"/>
                               <w:szCs w:val="18"/>
                             </w:rPr>
                           </w:pPr>
                           <w:r>
                             <w:rPr>
-                              <w:rFonts w:ascii="Times New Roman" w:eastAsia="標楷體" w:hAnsi="Times New Roman" w:cs="Times New Roman"/>
+                              <w:rFonts w:ascii="Times New Roman" w:hAnsi="Times New Roman" w:eastAsia="標楷體" w:cs="Times New Roman"/>
                               <w:sz w:val="20"/>
                               <w:szCs w:val="18"/>
                             </w:rPr>
@@ -4417,7 +4417,7 @@
                           </w:r>
                           <w:r>
                             <w:rPr>
-                              <w:rFonts w:ascii="Times New Roman" w:eastAsia="標楷體" w:hAnsi="Times New Roman" w:cs="Times New Roman" w:hint="eastAsia"/>
+                              <w:rFonts w:ascii="Times New Roman" w:hAnsi="Times New Roman" w:eastAsia="標楷體" w:cs="Times New Roman" w:hint="eastAsia"/>
                               <w:sz w:val="20"/>
                               <w:szCs w:val="18"/>
                             </w:rPr>
@@ -4425,7 +4425,7 @@
                           </w:r>
                           <w:r>
                             <w:rPr>
-                              <w:rFonts w:ascii="Times New Roman" w:eastAsia="標楷體" w:hAnsi="Times New Roman" w:cs="Times New Roman"/>
+                              <w:rFonts w:ascii="Times New Roman" w:hAnsi="Times New Roman" w:eastAsia="標楷體" w:cs="Times New Roman"/>
                               <w:sz w:val="20"/>
                               <w:szCs w:val="18"/>
                             </w:rPr>
@@ -4433,7 +4433,7 @@
                           </w:r>
                           <w:r>
                             <w:rPr>
-                              <w:rFonts w:ascii="Times New Roman" w:eastAsia="標楷體" w:hAnsi="Times New Roman" w:cs="Times New Roman"/>
+                              <w:rFonts w:ascii="Times New Roman" w:hAnsi="Times New Roman" w:eastAsia="標楷體" w:cs="Times New Roman"/>
                               <w:sz w:val="20"/>
                               <w:szCs w:val="18"/>
                             </w:rPr>
@@ -4441,7 +4441,7 @@
                           </w:r>
                           <w:r>
                             <w:rPr>
-                              <w:rFonts w:ascii="Times New Roman" w:eastAsia="標楷體" w:hAnsi="Times New Roman" w:cs="Times New Roman"/>
+                              <w:rFonts w:ascii="Times New Roman" w:hAnsi="Times New Roman" w:eastAsia="標楷體" w:cs="Times New Roman"/>
                               <w:sz w:val="20"/>
                               <w:szCs w:val="18"/>
                             </w:rPr>
@@ -4449,7 +4449,7 @@
                           </w:r>
                           <w:r>
                             <w:rPr>
-                              <w:rFonts w:ascii="Times New Roman" w:eastAsia="標楷體" w:hAnsi="Times New Roman" w:cs="Times New Roman"/>
+                              <w:rFonts w:ascii="Times New Roman" w:hAnsi="Times New Roman" w:eastAsia="標楷體" w:cs="Times New Roman"/>
                               <w:sz w:val="20"/>
                               <w:szCs w:val="18"/>
                             </w:rPr>
@@ -4457,7 +4457,7 @@
                           </w:r>
                           <w:r>
                             <w:rPr>
-                              <w:rFonts w:ascii="Times New Roman" w:eastAsia="標楷體" w:hAnsi="Times New Roman" w:cs="Times New Roman"/>
+                              <w:rFonts w:ascii="Times New Roman" w:hAnsi="Times New Roman" w:eastAsia="標楷體" w:cs="Times New Roman"/>
                               <w:sz w:val="20"/>
                               <w:szCs w:val="18"/>
                             </w:rPr>
@@ -4465,7 +4465,7 @@
                           </w:r>
                           <w:r>
                             <w:rPr>
-                              <w:rFonts w:ascii="Times New Roman" w:eastAsia="標楷體" w:hAnsi="Times New Roman" w:cs="Times New Roman"/>
+                              <w:rFonts w:ascii="Times New Roman" w:hAnsi="Times New Roman" w:eastAsia="標楷體" w:cs="Times New Roman"/>
                               <w:sz w:val="20"/>
                               <w:szCs w:val="18"/>
                             </w:rPr>
@@ -4473,7 +4473,7 @@
                           </w:r>
                           <w:r>
                             <w:rPr>
-                              <w:rFonts w:ascii="Times New Roman" w:eastAsia="標楷體" w:hAnsi="Times New Roman" w:cs="Times New Roman"/>
+                              <w:rFonts w:ascii="Times New Roman" w:hAnsi="Times New Roman" w:eastAsia="標楷體" w:cs="Times New Roman"/>
                               <w:noProof/>
                               <w:sz w:val="20"/>
                               <w:szCs w:val="18"/>
@@ -4482,7 +4482,7 @@
                           </w:r>
                           <w:r>
                             <w:rPr>
-                              <w:rFonts w:ascii="Times New Roman" w:eastAsia="標楷體" w:hAnsi="Times New Roman" w:cs="Times New Roman"/>
+                              <w:rFonts w:ascii="Times New Roman" w:hAnsi="Times New Roman" w:eastAsia="標楷體" w:cs="Times New Roman"/>
                               <w:sz w:val="20"/>
                               <w:szCs w:val="18"/>
                             </w:rPr>
@@ -4518,14 +4518,14 @@
                   <w:p>
                     <w:pPr>
                       <w:rPr>
-                        <w:rFonts w:ascii="Times New Roman" w:eastAsia="標楷體" w:hAnsi="Times New Roman" w:cs="Times New Roman"/>
+                        <w:rFonts w:ascii="Times New Roman" w:hAnsi="Times New Roman" w:eastAsia="標楷體" w:cs="Times New Roman"/>
                         <w:sz w:val="20"/>
                         <w:szCs w:val="18"/>
                       </w:rPr>
                     </w:pPr>
                     <w:r>
                       <w:rPr>
-                        <w:rFonts w:ascii="Times New Roman" w:eastAsia="標楷體" w:hAnsi="Times New Roman" w:cs="Times New Roman"/>
+                        <w:rFonts w:ascii="Times New Roman" w:hAnsi="Times New Roman" w:eastAsia="標楷體" w:cs="Times New Roman"/>
                         <w:sz w:val="20"/>
                         <w:szCs w:val="18"/>
                       </w:rPr>
@@ -4533,7 +4533,7 @@
                     </w:r>
                     <w:r>
                       <w:rPr>
-                        <w:rFonts w:ascii="Times New Roman" w:eastAsia="標楷體" w:hAnsi="Times New Roman" w:cs="Times New Roman" w:hint="eastAsia"/>
+                        <w:rFonts w:ascii="Times New Roman" w:hAnsi="Times New Roman" w:eastAsia="標楷體" w:cs="Times New Roman" w:hint="eastAsia"/>
                         <w:sz w:val="20"/>
                         <w:szCs w:val="18"/>
                       </w:rPr>
@@ -4541,7 +4541,7 @@
                     </w:r>
                     <w:r>
                       <w:rPr>
-                        <w:rFonts w:ascii="Times New Roman" w:eastAsia="標楷體" w:hAnsi="Times New Roman" w:cs="Times New Roman"/>
+                        <w:rFonts w:ascii="Times New Roman" w:hAnsi="Times New Roman" w:eastAsia="標楷體" w:cs="Times New Roman"/>
                         <w:sz w:val="20"/>
                         <w:szCs w:val="18"/>
                       </w:rPr>
@@ -4549,7 +4549,7 @@
                     </w:r>
                     <w:r>
                       <w:rPr>
-                        <w:rFonts w:ascii="Times New Roman" w:eastAsia="標楷體" w:hAnsi="Times New Roman" w:cs="Times New Roman"/>
+                        <w:rFonts w:ascii="Times New Roman" w:hAnsi="Times New Roman" w:eastAsia="標楷體" w:cs="Times New Roman"/>
                         <w:sz w:val="20"/>
                         <w:szCs w:val="18"/>
                       </w:rPr>
@@ -4557,7 +4557,7 @@
                     </w:r>
                     <w:r>
                       <w:rPr>
-                        <w:rFonts w:ascii="Times New Roman" w:eastAsia="標楷體" w:hAnsi="Times New Roman" w:cs="Times New Roman"/>
+                        <w:rFonts w:ascii="Times New Roman" w:hAnsi="Times New Roman" w:eastAsia="標楷體" w:cs="Times New Roman"/>
                         <w:sz w:val="20"/>
                         <w:szCs w:val="18"/>
                       </w:rPr>
@@ -4565,7 +4565,7 @@
                     </w:r>
                     <w:r>
                       <w:rPr>
-                        <w:rFonts w:ascii="Times New Roman" w:eastAsia="標楷體" w:hAnsi="Times New Roman" w:cs="Times New Roman"/>
+                        <w:rFonts w:ascii="Times New Roman" w:hAnsi="Times New Roman" w:eastAsia="標楷體" w:cs="Times New Roman"/>
                         <w:sz w:val="20"/>
                         <w:szCs w:val="18"/>
                       </w:rPr>
@@ -4573,7 +4573,7 @@
                     </w:r>
                     <w:r>
                       <w:rPr>
-                        <w:rFonts w:ascii="Times New Roman" w:eastAsia="標楷體" w:hAnsi="Times New Roman" w:cs="Times New Roman"/>
+                        <w:rFonts w:ascii="Times New Roman" w:hAnsi="Times New Roman" w:eastAsia="標楷體" w:cs="Times New Roman"/>
                         <w:sz w:val="20"/>
                         <w:szCs w:val="18"/>
                       </w:rPr>
@@ -4581,7 +4581,7 @@
                     </w:r>
                     <w:r>
                       <w:rPr>
-                        <w:rFonts w:ascii="Times New Roman" w:eastAsia="標楷體" w:hAnsi="Times New Roman" w:cs="Times New Roman"/>
+                        <w:rFonts w:ascii="Times New Roman" w:hAnsi="Times New Roman" w:eastAsia="標楷體" w:cs="Times New Roman"/>
                         <w:sz w:val="20"/>
                         <w:szCs w:val="18"/>
                       </w:rPr>
@@ -4589,7 +4589,7 @@
                     </w:r>
                     <w:r>
                       <w:rPr>
-                        <w:rFonts w:ascii="Times New Roman" w:eastAsia="標楷體" w:hAnsi="Times New Roman" w:cs="Times New Roman"/>
+                        <w:rFonts w:ascii="Times New Roman" w:hAnsi="Times New Roman" w:eastAsia="標楷體" w:cs="Times New Roman"/>
                         <w:noProof/>
                         <w:sz w:val="20"/>
                         <w:szCs w:val="18"/>
@@ -4598,7 +4598,7 @@
                     </w:r>
                     <w:r>
                       <w:rPr>
-                        <w:rFonts w:ascii="Times New Roman" w:eastAsia="標楷體" w:hAnsi="Times New Roman" w:cs="Times New Roman"/>
+                        <w:rFonts w:ascii="Times New Roman" w:hAnsi="Times New Roman" w:eastAsia="標楷體" w:cs="Times New Roman"/>
                         <w:sz w:val="20"/>
                         <w:szCs w:val="18"/>
                       </w:rPr>
@@ -4662,14 +4662,14 @@
                         <w:p>
                           <w:pPr>
                             <w:rPr>
-                              <w:rFonts w:ascii="Times New Roman" w:eastAsia="標楷體" w:hAnsi="Times New Roman" w:cs="Times New Roman"/>
+                              <w:rFonts w:ascii="Times New Roman" w:hAnsi="Times New Roman" w:eastAsia="標楷體" w:cs="Times New Roman"/>
                               <w:sz w:val="20"/>
                               <w:szCs w:val="18"/>
                             </w:rPr>
                           </w:pPr>
                           <w:r>
                             <w:rPr>
-                              <w:rFonts w:ascii="Times New Roman" w:eastAsia="標楷體" w:hAnsi="Times New Roman" w:cs="Times New Roman"/>
+                              <w:rFonts w:ascii="Times New Roman" w:hAnsi="Times New Roman" w:eastAsia="標楷體" w:cs="Times New Roman"/>
                               <w:sz w:val="20"/>
                               <w:szCs w:val="18"/>
                             </w:rPr>
@@ -4677,7 +4677,7 @@
                           </w:r>
                           <w:r>
                             <w:rPr>
-                              <w:rFonts w:ascii="Times New Roman" w:eastAsia="標楷體" w:hAnsi="Times New Roman" w:cs="Times New Roman" w:hint="eastAsia"/>
+                              <w:rFonts w:ascii="Times New Roman" w:hAnsi="Times New Roman" w:eastAsia="標楷體" w:cs="Times New Roman" w:hint="eastAsia"/>
                               <w:sz w:val="20"/>
                               <w:szCs w:val="18"/>
                             </w:rPr>
@@ -4685,7 +4685,7 @@
                           </w:r>
                           <w:r>
                             <w:rPr>
-                              <w:rFonts w:ascii="Times New Roman" w:eastAsia="標楷體" w:hAnsi="Times New Roman" w:cs="Times New Roman"/>
+                              <w:rFonts w:ascii="Times New Roman" w:hAnsi="Times New Roman" w:eastAsia="標楷體" w:cs="Times New Roman"/>
                               <w:sz w:val="20"/>
                               <w:szCs w:val="18"/>
                             </w:rPr>
@@ -4693,7 +4693,7 @@
                           </w:r>
                           <w:r>
                             <w:rPr>
-                              <w:rFonts w:ascii="Times New Roman" w:eastAsia="標楷體" w:hAnsi="Times New Roman" w:cs="Times New Roman"/>
+                              <w:rFonts w:ascii="Times New Roman" w:hAnsi="Times New Roman" w:eastAsia="標楷體" w:cs="Times New Roman"/>
                               <w:sz w:val="20"/>
                               <w:szCs w:val="18"/>
                             </w:rPr>
@@ -4701,7 +4701,7 @@
                           </w:r>
                           <w:r>
                             <w:rPr>
-                              <w:rFonts w:ascii="Times New Roman" w:eastAsia="標楷體" w:hAnsi="Times New Roman" w:cs="Times New Roman"/>
+                              <w:rFonts w:ascii="Times New Roman" w:hAnsi="Times New Roman" w:eastAsia="標楷體" w:cs="Times New Roman"/>
                               <w:sz w:val="20"/>
                               <w:szCs w:val="18"/>
                             </w:rPr>
@@ -4709,7 +4709,7 @@
                           </w:r>
                           <w:r>
                             <w:rPr>
-                              <w:rFonts w:ascii="Times New Roman" w:eastAsia="標楷體" w:hAnsi="Times New Roman" w:cs="Times New Roman"/>
+                              <w:rFonts w:ascii="Times New Roman" w:hAnsi="Times New Roman" w:eastAsia="標楷體" w:cs="Times New Roman"/>
                               <w:sz w:val="20"/>
                               <w:szCs w:val="18"/>
                             </w:rPr>
@@ -4717,7 +4717,7 @@
                           </w:r>
                           <w:r>
                             <w:rPr>
-                              <w:rFonts w:ascii="Times New Roman" w:eastAsia="標楷體" w:hAnsi="Times New Roman" w:cs="Times New Roman"/>
+                              <w:rFonts w:ascii="Times New Roman" w:hAnsi="Times New Roman" w:eastAsia="標楷體" w:cs="Times New Roman"/>
                               <w:sz w:val="20"/>
                               <w:szCs w:val="18"/>
                             </w:rPr>
@@ -4725,7 +4725,7 @@
                           </w:r>
                           <w:r>
                             <w:rPr>
-                              <w:rFonts w:ascii="Times New Roman" w:eastAsia="標楷體" w:hAnsi="Times New Roman" w:cs="Times New Roman"/>
+                              <w:rFonts w:ascii="Times New Roman" w:hAnsi="Times New Roman" w:eastAsia="標楷體" w:cs="Times New Roman"/>
                               <w:sz w:val="20"/>
                               <w:szCs w:val="18"/>
                             </w:rPr>
@@ -4733,7 +4733,7 @@
                           </w:r>
                           <w:r>
                             <w:rPr>
-                              <w:rFonts w:ascii="Times New Roman" w:eastAsia="標楷體" w:hAnsi="Times New Roman" w:cs="Times New Roman"/>
+                              <w:rFonts w:ascii="Times New Roman" w:hAnsi="Times New Roman" w:eastAsia="標楷體" w:cs="Times New Roman"/>
                               <w:noProof/>
                               <w:sz w:val="20"/>
                               <w:szCs w:val="18"/>
@@ -4742,7 +4742,7 @@
                           </w:r>
                           <w:r>
                             <w:rPr>
-                              <w:rFonts w:ascii="Times New Roman" w:eastAsia="標楷體" w:hAnsi="Times New Roman" w:cs="Times New Roman"/>
+                              <w:rFonts w:ascii="Times New Roman" w:hAnsi="Times New Roman" w:eastAsia="標楷體" w:cs="Times New Roman"/>
                               <w:sz w:val="20"/>
                               <w:szCs w:val="18"/>
                             </w:rPr>
@@ -4774,14 +4774,14 @@
                   <w:p>
                     <w:pPr>
                       <w:rPr>
-                        <w:rFonts w:ascii="Times New Roman" w:eastAsia="標楷體" w:hAnsi="Times New Roman" w:cs="Times New Roman"/>
+                        <w:rFonts w:ascii="Times New Roman" w:hAnsi="Times New Roman" w:eastAsia="標楷體" w:cs="Times New Roman"/>
                         <w:sz w:val="20"/>
                         <w:szCs w:val="18"/>
                       </w:rPr>
                     </w:pPr>
                     <w:r>
                       <w:rPr>
-                        <w:rFonts w:ascii="Times New Roman" w:eastAsia="標楷體" w:hAnsi="Times New Roman" w:cs="Times New Roman"/>
+                        <w:rFonts w:ascii="Times New Roman" w:hAnsi="Times New Roman" w:eastAsia="標楷體" w:cs="Times New Roman"/>
                         <w:sz w:val="20"/>
                         <w:szCs w:val="18"/>
                       </w:rPr>
@@ -4789,7 +4789,7 @@
                     </w:r>
                     <w:r>
                       <w:rPr>
-                        <w:rFonts w:ascii="Times New Roman" w:eastAsia="標楷體" w:hAnsi="Times New Roman" w:cs="Times New Roman" w:hint="eastAsia"/>
+                        <w:rFonts w:ascii="Times New Roman" w:hAnsi="Times New Roman" w:eastAsia="標楷體" w:cs="Times New Roman" w:hint="eastAsia"/>
                         <w:sz w:val="20"/>
                         <w:szCs w:val="18"/>
                       </w:rPr>
@@ -4797,7 +4797,7 @@
                     </w:r>
                     <w:r>
                       <w:rPr>
-                        <w:rFonts w:ascii="Times New Roman" w:eastAsia="標楷體" w:hAnsi="Times New Roman" w:cs="Times New Roman"/>
+                        <w:rFonts w:ascii="Times New Roman" w:hAnsi="Times New Roman" w:eastAsia="標楷體" w:cs="Times New Roman"/>
                         <w:sz w:val="20"/>
                         <w:szCs w:val="18"/>
                       </w:rPr>
@@ -4805,7 +4805,7 @@
                     </w:r>
                     <w:r>
                       <w:rPr>
-                        <w:rFonts w:ascii="Times New Roman" w:eastAsia="標楷體" w:hAnsi="Times New Roman" w:cs="Times New Roman"/>
+                        <w:rFonts w:ascii="Times New Roman" w:hAnsi="Times New Roman" w:eastAsia="標楷體" w:cs="Times New Roman"/>
                         <w:sz w:val="20"/>
                         <w:szCs w:val="18"/>
                       </w:rPr>
@@ -4813,7 +4813,7 @@
                     </w:r>
                     <w:r>
                       <w:rPr>
-                        <w:rFonts w:ascii="Times New Roman" w:eastAsia="標楷體" w:hAnsi="Times New Roman" w:cs="Times New Roman"/>
+                        <w:rFonts w:ascii="Times New Roman" w:hAnsi="Times New Roman" w:eastAsia="標楷體" w:cs="Times New Roman"/>
                         <w:sz w:val="20"/>
                         <w:szCs w:val="18"/>
                       </w:rPr>
@@ -4821,7 +4821,7 @@
                     </w:r>
                     <w:r>
                       <w:rPr>
-                        <w:rFonts w:ascii="Times New Roman" w:eastAsia="標楷體" w:hAnsi="Times New Roman" w:cs="Times New Roman"/>
+                        <w:rFonts w:ascii="Times New Roman" w:hAnsi="Times New Roman" w:eastAsia="標楷體" w:cs="Times New Roman"/>
                         <w:sz w:val="20"/>
                         <w:szCs w:val="18"/>
                       </w:rPr>
@@ -4829,7 +4829,7 @@
                     </w:r>
                     <w:r>
                       <w:rPr>
-                        <w:rFonts w:ascii="Times New Roman" w:eastAsia="標楷體" w:hAnsi="Times New Roman" w:cs="Times New Roman"/>
+                        <w:rFonts w:ascii="Times New Roman" w:hAnsi="Times New Roman" w:eastAsia="標楷體" w:cs="Times New Roman"/>
                         <w:sz w:val="20"/>
                         <w:szCs w:val="18"/>
                       </w:rPr>
@@ -4837,7 +4837,7 @@
                     </w:r>
                     <w:r>
                       <w:rPr>
-                        <w:rFonts w:ascii="Times New Roman" w:eastAsia="標楷體" w:hAnsi="Times New Roman" w:cs="Times New Roman"/>
+                        <w:rFonts w:ascii="Times New Roman" w:hAnsi="Times New Roman" w:eastAsia="標楷體" w:cs="Times New Roman"/>
                         <w:sz w:val="20"/>
                         <w:szCs w:val="18"/>
                       </w:rPr>
@@ -4845,7 +4845,7 @@
                     </w:r>
                     <w:r>
                       <w:rPr>
-                        <w:rFonts w:ascii="Times New Roman" w:eastAsia="標楷體" w:hAnsi="Times New Roman" w:cs="Times New Roman"/>
+                        <w:rFonts w:ascii="Times New Roman" w:hAnsi="Times New Roman" w:eastAsia="標楷體" w:cs="Times New Roman"/>
                         <w:noProof/>
                         <w:sz w:val="20"/>
                         <w:szCs w:val="18"/>
@@ -4854,7 +4854,7 @@
                     </w:r>
                     <w:r>
                       <w:rPr>
-                        <w:rFonts w:ascii="Times New Roman" w:eastAsia="標楷體" w:hAnsi="Times New Roman" w:cs="Times New Roman"/>
+                        <w:rFonts w:ascii="Times New Roman" w:hAnsi="Times New Roman" w:eastAsia="標楷體" w:cs="Times New Roman"/>
                         <w:sz w:val="20"/>
                         <w:szCs w:val="18"/>
                       </w:rPr>
@@ -4922,14 +4922,14 @@
                         <w:p>
                           <w:pPr>
                             <w:rPr>
-                              <w:rFonts w:ascii="Times New Roman" w:eastAsia="標楷體" w:hAnsi="Times New Roman" w:cs="Times New Roman"/>
+                              <w:rFonts w:ascii="Times New Roman" w:hAnsi="Times New Roman" w:eastAsia="標楷體" w:cs="Times New Roman"/>
                               <w:sz w:val="20"/>
                               <w:szCs w:val="18"/>
                             </w:rPr>
                           </w:pPr>
                           <w:r>
                             <w:rPr>
-                              <w:rFonts w:ascii="Times New Roman" w:eastAsia="標楷體" w:hAnsi="Times New Roman" w:cs="Times New Roman"/>
+                              <w:rFonts w:ascii="Times New Roman" w:hAnsi="Times New Roman" w:eastAsia="標楷體" w:cs="Times New Roman"/>
                               <w:sz w:val="20"/>
                               <w:szCs w:val="18"/>
                             </w:rPr>
@@ -4937,7 +4937,7 @@
                           </w:r>
                           <w:r>
                             <w:rPr>
-                              <w:rFonts w:ascii="Times New Roman" w:eastAsia="標楷體" w:hAnsi="Times New Roman" w:cs="Times New Roman" w:hint="eastAsia"/>
+                              <w:rFonts w:ascii="Times New Roman" w:hAnsi="Times New Roman" w:eastAsia="標楷體" w:cs="Times New Roman" w:hint="eastAsia"/>
                               <w:sz w:val="20"/>
                               <w:szCs w:val="18"/>
                             </w:rPr>
@@ -4945,7 +4945,7 @@
                           </w:r>
                           <w:r>
                             <w:rPr>
-                              <w:rFonts w:ascii="Times New Roman" w:eastAsia="標楷體" w:hAnsi="Times New Roman" w:cs="Times New Roman"/>
+                              <w:rFonts w:ascii="Times New Roman" w:hAnsi="Times New Roman" w:eastAsia="標楷體" w:cs="Times New Roman"/>
                               <w:sz w:val="20"/>
                               <w:szCs w:val="18"/>
                             </w:rPr>
@@ -4953,7 +4953,7 @@
                           </w:r>
                           <w:r>
                             <w:rPr>
-                              <w:rFonts w:ascii="Times New Roman" w:eastAsia="標楷體" w:hAnsi="Times New Roman" w:cs="Times New Roman"/>
+                              <w:rFonts w:ascii="Times New Roman" w:hAnsi="Times New Roman" w:eastAsia="標楷體" w:cs="Times New Roman"/>
                               <w:sz w:val="20"/>
                               <w:szCs w:val="18"/>
                             </w:rPr>
@@ -4961,7 +4961,7 @@
                           </w:r>
                           <w:r>
                             <w:rPr>
-                              <w:rFonts w:ascii="Times New Roman" w:eastAsia="標楷體" w:hAnsi="Times New Roman" w:cs="Times New Roman" w:hint="eastAsia"/>
+                              <w:rFonts w:ascii="Times New Roman" w:hAnsi="Times New Roman" w:eastAsia="標楷體" w:cs="Times New Roman" w:hint="eastAsia"/>
                               <w:sz w:val="20"/>
                               <w:szCs w:val="18"/>
                             </w:rPr>
@@ -4969,7 +4969,7 @@
                           </w:r>
                           <w:r>
                             <w:rPr>
-                              <w:rFonts w:ascii="Times New Roman" w:eastAsia="標楷體" w:hAnsi="Times New Roman" w:cs="Times New Roman"/>
+                              <w:rFonts w:ascii="Times New Roman" w:hAnsi="Times New Roman" w:eastAsia="標楷體" w:cs="Times New Roman"/>
                               <w:sz w:val="20"/>
                               <w:szCs w:val="18"/>
                             </w:rPr>
@@ -5001,14 +5001,14 @@
                   <w:p>
                     <w:pPr>
                       <w:rPr>
-                        <w:rFonts w:ascii="Times New Roman" w:eastAsia="標楷體" w:hAnsi="Times New Roman" w:cs="Times New Roman"/>
+                        <w:rFonts w:ascii="Times New Roman" w:hAnsi="Times New Roman" w:eastAsia="標楷體" w:cs="Times New Roman"/>
                         <w:sz w:val="20"/>
                         <w:szCs w:val="18"/>
                       </w:rPr>
                     </w:pPr>
                     <w:r>
                       <w:rPr>
-                        <w:rFonts w:ascii="Times New Roman" w:eastAsia="標楷體" w:hAnsi="Times New Roman" w:cs="Times New Roman"/>
+                        <w:rFonts w:ascii="Times New Roman" w:hAnsi="Times New Roman" w:eastAsia="標楷體" w:cs="Times New Roman"/>
                         <w:sz w:val="20"/>
                         <w:szCs w:val="18"/>
                       </w:rPr>
@@ -5016,7 +5016,7 @@
                     </w:r>
                     <w:r>
                       <w:rPr>
-                        <w:rFonts w:ascii="Times New Roman" w:eastAsia="標楷體" w:hAnsi="Times New Roman" w:cs="Times New Roman" w:hint="eastAsia"/>
+                        <w:rFonts w:ascii="Times New Roman" w:hAnsi="Times New Roman" w:eastAsia="標楷體" w:cs="Times New Roman" w:hint="eastAsia"/>
                         <w:sz w:val="20"/>
                         <w:szCs w:val="18"/>
                       </w:rPr>
@@ -5024,7 +5024,7 @@
                     </w:r>
                     <w:r>
                       <w:rPr>
-                        <w:rFonts w:ascii="Times New Roman" w:eastAsia="標楷體" w:hAnsi="Times New Roman" w:cs="Times New Roman"/>
+                        <w:rFonts w:ascii="Times New Roman" w:hAnsi="Times New Roman" w:eastAsia="標楷體" w:cs="Times New Roman"/>
                         <w:sz w:val="20"/>
                         <w:szCs w:val="18"/>
                       </w:rPr>
@@ -5032,7 +5032,7 @@
                     </w:r>
                     <w:r>
                       <w:rPr>
-                        <w:rFonts w:ascii="Times New Roman" w:eastAsia="標楷體" w:hAnsi="Times New Roman" w:cs="Times New Roman"/>
+                        <w:rFonts w:ascii="Times New Roman" w:hAnsi="Times New Roman" w:eastAsia="標楷體" w:cs="Times New Roman"/>
                         <w:sz w:val="20"/>
                         <w:szCs w:val="18"/>
                       </w:rPr>
@@ -5040,7 +5040,7 @@
                     </w:r>
                     <w:r>
                       <w:rPr>
-                        <w:rFonts w:ascii="Times New Roman" w:eastAsia="標楷體" w:hAnsi="Times New Roman" w:cs="Times New Roman" w:hint="eastAsia"/>
+                        <w:rFonts w:ascii="Times New Roman" w:hAnsi="Times New Roman" w:eastAsia="標楷體" w:cs="Times New Roman" w:hint="eastAsia"/>
                         <w:sz w:val="20"/>
                         <w:szCs w:val="18"/>
                       </w:rPr>
@@ -5048,7 +5048,7 @@
                     </w:r>
                     <w:r>
                       <w:rPr>
-                        <w:rFonts w:ascii="Times New Roman" w:eastAsia="標楷體" w:hAnsi="Times New Roman" w:cs="Times New Roman"/>
+                        <w:rFonts w:ascii="Times New Roman" w:hAnsi="Times New Roman" w:eastAsia="標楷體" w:cs="Times New Roman"/>
                         <w:sz w:val="20"/>
                         <w:szCs w:val="18"/>
                       </w:rPr>
@@ -5116,14 +5116,14 @@
                         <w:p>
                           <w:pPr>
                             <w:rPr>
-                              <w:rFonts w:ascii="Times New Roman" w:eastAsia="標楷體" w:hAnsi="Times New Roman" w:cs="Times New Roman"/>
+                              <w:rFonts w:ascii="Times New Roman" w:hAnsi="Times New Roman" w:eastAsia="標楷體" w:cs="Times New Roman"/>
                               <w:sz w:val="20"/>
                               <w:szCs w:val="18"/>
                             </w:rPr>
                           </w:pPr>
                           <w:r>
                             <w:rPr>
-                              <w:rFonts w:ascii="Times New Roman" w:eastAsia="標楷體" w:hAnsi="Times New Roman" w:cs="Times New Roman"/>
+                              <w:rFonts w:ascii="Times New Roman" w:hAnsi="Times New Roman" w:eastAsia="標楷體" w:cs="Times New Roman"/>
                               <w:sz w:val="20"/>
                               <w:szCs w:val="18"/>
                             </w:rPr>
@@ -5131,7 +5131,7 @@
                           </w:r>
                           <w:r>
                             <w:rPr>
-                              <w:rFonts w:ascii="Times New Roman" w:eastAsia="標楷體" w:hAnsi="Times New Roman" w:cs="Times New Roman"/>
+                              <w:rFonts w:ascii="Times New Roman" w:hAnsi="Times New Roman" w:eastAsia="標楷體" w:cs="Times New Roman"/>
                               <w:sz w:val="20"/>
                               <w:szCs w:val="18"/>
                             </w:rPr>
@@ -5139,7 +5139,7 @@
                           </w:r>
                           <w:r>
                             <w:rPr>
-                              <w:rFonts w:ascii="Times New Roman" w:eastAsia="標楷體" w:hAnsi="Times New Roman" w:cs="Times New Roman"/>
+                              <w:rFonts w:ascii="Times New Roman" w:hAnsi="Times New Roman" w:eastAsia="標楷體" w:cs="Times New Roman"/>
                               <w:sz w:val="20"/>
                               <w:szCs w:val="18"/>
                             </w:rPr>
@@ -5171,14 +5171,14 @@
                   <w:p>
                     <w:pPr>
                       <w:rPr>
-                        <w:rFonts w:ascii="Times New Roman" w:eastAsia="標楷體" w:hAnsi="Times New Roman" w:cs="Times New Roman"/>
+                        <w:rFonts w:ascii="Times New Roman" w:hAnsi="Times New Roman" w:eastAsia="標楷體" w:cs="Times New Roman"/>
                         <w:sz w:val="20"/>
                         <w:szCs w:val="18"/>
                       </w:rPr>
                     </w:pPr>
                     <w:r>
                       <w:rPr>
-                        <w:rFonts w:ascii="Times New Roman" w:eastAsia="標楷體" w:hAnsi="Times New Roman" w:cs="Times New Roman"/>
+                        <w:rFonts w:ascii="Times New Roman" w:hAnsi="Times New Roman" w:eastAsia="標楷體" w:cs="Times New Roman"/>
                         <w:sz w:val="20"/>
                         <w:szCs w:val="18"/>
                       </w:rPr>
@@ -5186,7 +5186,7 @@
                     </w:r>
                     <w:r>
                       <w:rPr>
-                        <w:rFonts w:ascii="Times New Roman" w:eastAsia="標楷體" w:hAnsi="Times New Roman" w:cs="Times New Roman"/>
+                        <w:rFonts w:ascii="Times New Roman" w:hAnsi="Times New Roman" w:eastAsia="標楷體" w:cs="Times New Roman"/>
                         <w:sz w:val="20"/>
                         <w:szCs w:val="18"/>
                       </w:rPr>
@@ -5194,7 +5194,7 @@
                     </w:r>
                     <w:r>
                       <w:rPr>
-                        <w:rFonts w:ascii="Times New Roman" w:eastAsia="標楷體" w:hAnsi="Times New Roman" w:cs="Times New Roman"/>
+                        <w:rFonts w:ascii="Times New Roman" w:hAnsi="Times New Roman" w:eastAsia="標楷體" w:cs="Times New Roman"/>
                         <w:sz w:val="20"/>
                         <w:szCs w:val="18"/>
                       </w:rPr>
@@ -5218,7 +5218,7 @@
   <w:docDefaults>
     <w:rPrDefault>
       <w:rPr>
-        <w:rFonts w:asciiTheme="minorHAnsi" w:eastAsiaTheme="minorEastAsia" w:hAnsiTheme="minorHAnsi" w:cstheme="minorBidi"/>
+        <w:rFonts w:ascii="Times New Roman" w:hAnsi="Times New Roman" w:eastAsia="標楷體" w:cs="Times New Roman"/>
         <w:kern w:val="2"/>
         <w:sz w:val="24"/>
         <w:szCs w:val="22"/>
@@ -5685,7 +5685,7 @@
       </w:tabs>
     </w:pPr>
     <w:rPr>
-      <w:rFonts w:ascii="細明體" w:eastAsia="細明體" w:hAnsi="細明體" w:cs="細明體"/>
+      <w:rFonts w:ascii="Times New Roman" w:hAnsi="Times New Roman" w:eastAsia="標楷體" w:cs="Times New Roman"/>
       <w:kern w:val="0"/>
       <w:szCs w:val="24"/>
     </w:rPr>
@@ -5698,7 +5698,7 @@
     <w:semiHidden/>
     <w:rsid w:val="00A779FD"/>
     <w:rPr>
-      <w:rFonts w:ascii="細明體" w:eastAsia="細明體" w:hAnsi="細明體" w:cs="細明體"/>
+      <w:rFonts w:ascii="Times New Roman" w:hAnsi="Times New Roman" w:eastAsia="標楷體" w:cs="Times New Roman"/>
       <w:kern w:val="0"/>
       <w:szCs w:val="24"/>
     </w:rPr>

--- a/報價單_HTML/範本/收據範本.docx
+++ b/報價單_HTML/範本/收據範本.docx
@@ -4,18 +4,19 @@
   <w:body>
     <w:p>
       <w:pPr>
+        <w:snapToGrid w:val="0"/>
+        <w:spacing w:after="0" w:before="0" w:line="20" w:lineRule="exact"/>
         <w:rPr>
           <w:rFonts w:ascii="Times New Roman" w:hAnsi="Times New Roman" w:eastAsia="標楷體" w:cs="Times New Roman"/>
           <w:sz w:val="2"/>
         </w:rPr>
-        <w:spacing w:after="0" w:before="0" w:line="20" w:lineRule="exact"/>
       </w:pPr>
     </w:p>
     <w:tbl>
       <w:tblPr>
         <w:tblStyle w:val="a3"/>
-        <w:tblpPr w:leftFromText="181" w:rightFromText="181" w:horzAnchor="margin" w:tblpXSpec="center" w:tblpYSpec="center"/>
         <w:tblW w:w="10485" w:type="dxa"/>
+        <w:jc w:val="center"/>
         <w:tblLook w:val="04A0" w:firstRow="1" w:lastRow="0" w:firstColumn="1" w:lastColumn="0" w:noHBand="0" w:noVBand="1"/>
       </w:tblPr>
       <w:tblGrid>
@@ -31,8 +32,8 @@
       </w:tblGrid>
       <w:tr>
         <w:trPr>
+          <w:cantSplit/>
           <w:trHeight w:val="364"/>
-          <w:cantSplit/>
         </w:trPr>
         <w:tc>
           <w:tcPr>
@@ -48,6 +49,7 @@
           </w:tcPr>
           <w:p>
             <w:pPr>
+              <w:snapToGrid w:val="0"/>
               <w:spacing w:line="0" w:lineRule="atLeast"/>
               <w:jc w:val="center"/>
               <w:rPr>
@@ -69,8 +71,8 @@
       </w:tr>
       <w:tr>
         <w:trPr>
+          <w:cantSplit/>
           <w:trHeight w:val="364"/>
-          <w:cantSplit/>
         </w:trPr>
         <w:tc>
           <w:tcPr>
@@ -85,6 +87,7 @@
           </w:tcPr>
           <w:p>
             <w:pPr>
+              <w:snapToGrid w:val="0"/>
               <w:jc w:val="distribute"/>
               <w:rPr>
                 <w:rFonts w:ascii="Times New Roman" w:hAnsi="Times New Roman" w:eastAsia="標楷體" w:cs="Times New Roman"/>
@@ -112,6 +115,7 @@
           </w:tcPr>
           <w:p>
             <w:pPr>
+              <w:snapToGrid w:val="0"/>
               <w:rPr>
                 <w:rFonts w:ascii="Times New Roman" w:hAnsi="Times New Roman" w:eastAsia="標楷體" w:cs="Times New Roman"/>
               </w:rPr>
@@ -133,8 +137,8 @@
       </w:tr>
       <w:tr>
         <w:trPr>
+          <w:cantSplit/>
           <w:trHeight w:val="364"/>
-          <w:cantSplit/>
         </w:trPr>
         <w:tc>
           <w:tcPr>
@@ -149,6 +153,7 @@
           </w:tcPr>
           <w:p>
             <w:pPr>
+              <w:snapToGrid w:val="0"/>
               <w:jc w:val="distribute"/>
               <w:rPr>
                 <w:rFonts w:ascii="Times New Roman" w:hAnsi="Times New Roman" w:eastAsia="標楷體" w:cs="Times New Roman"/>
@@ -176,6 +181,7 @@
           </w:tcPr>
           <w:p>
             <w:pPr>
+              <w:snapToGrid w:val="0"/>
               <w:rPr>
                 <w:rFonts w:ascii="Times New Roman" w:hAnsi="Times New Roman" w:eastAsia="標楷體" w:cs="Times New Roman" w:hint="eastAsia"/>
                 <w:color w:val="FF0000"/>
@@ -209,6 +215,7 @@
           </w:tcPr>
           <w:p>
             <w:pPr>
+              <w:snapToGrid w:val="0"/>
               <w:jc w:val="distribute"/>
               <w:rPr>
                 <w:rFonts w:ascii="Times New Roman" w:hAnsi="Times New Roman" w:eastAsia="標楷體" w:cs="Times New Roman"/>
@@ -236,6 +243,7 @@
           </w:tcPr>
           <w:p>
             <w:pPr>
+              <w:snapToGrid w:val="0"/>
               <w:rPr>
                 <w:rFonts w:ascii="Times New Roman" w:hAnsi="Times New Roman" w:eastAsia="標楷體" w:cs="Times New Roman"/>
               </w:rPr>
@@ -258,8 +266,8 @@
       </w:tr>
       <w:tr>
         <w:trPr>
+          <w:cantSplit/>
           <w:trHeight w:val="364"/>
-          <w:cantSplit/>
         </w:trPr>
         <w:tc>
           <w:tcPr>
@@ -274,6 +282,7 @@
           </w:tcPr>
           <w:p>
             <w:pPr>
+              <w:snapToGrid w:val="0"/>
               <w:jc w:val="distribute"/>
               <w:rPr>
                 <w:rFonts w:ascii="Times New Roman" w:hAnsi="Times New Roman" w:eastAsia="標楷體" w:cs="Times New Roman"/>
@@ -301,6 +310,7 @@
           </w:tcPr>
           <w:p>
             <w:pPr>
+              <w:snapToGrid w:val="0"/>
               <w:rPr>
                 <w:rFonts w:ascii="Times New Roman" w:hAnsi="Times New Roman" w:eastAsia="標楷體" w:cs="Times New Roman"/>
               </w:rPr>
@@ -327,6 +337,7 @@
           </w:tcPr>
           <w:p>
             <w:pPr>
+              <w:snapToGrid w:val="0"/>
               <w:jc w:val="distribute"/>
               <w:rPr>
                 <w:rFonts w:ascii="Times New Roman" w:hAnsi="Times New Roman" w:eastAsia="標楷體" w:cs="Times New Roman"/>
@@ -354,6 +365,7 @@
           </w:tcPr>
           <w:p>
             <w:pPr>
+              <w:snapToGrid w:val="0"/>
               <w:rPr>
                 <w:rFonts w:ascii="Times New Roman" w:hAnsi="Times New Roman" w:eastAsia="標楷體" w:cs="Times New Roman"/>
               </w:rPr>
@@ -369,8 +381,8 @@
       </w:tr>
       <w:tr>
         <w:trPr>
+          <w:cantSplit/>
           <w:trHeight w:val="364"/>
-          <w:cantSplit/>
         </w:trPr>
         <w:tc>
           <w:tcPr>
@@ -385,6 +397,7 @@
           </w:tcPr>
           <w:p>
             <w:pPr>
+              <w:snapToGrid w:val="0"/>
               <w:jc w:val="distribute"/>
               <w:rPr>
                 <w:rFonts w:ascii="Times New Roman" w:hAnsi="Times New Roman" w:eastAsia="標楷體" w:cs="Times New Roman"/>
@@ -412,6 +425,7 @@
           </w:tcPr>
           <w:p>
             <w:pPr>
+              <w:snapToGrid w:val="0"/>
               <w:rPr>
                 <w:rFonts w:ascii="Times New Roman" w:hAnsi="Times New Roman" w:eastAsia="標楷體" w:cs="Times New Roman"/>
               </w:rPr>
@@ -433,8 +447,8 @@
       </w:tr>
       <w:tr>
         <w:trPr>
+          <w:cantSplit/>
           <w:trHeight w:val="364"/>
-          <w:cantSplit/>
         </w:trPr>
         <w:tc>
           <w:tcPr>
@@ -446,6 +460,7 @@
           </w:tcPr>
           <w:p>
             <w:pPr>
+              <w:snapToGrid w:val="0"/>
               <w:jc w:val="distribute"/>
               <w:rPr>
                 <w:rFonts w:ascii="Times New Roman" w:hAnsi="Times New Roman" w:eastAsia="標楷體" w:cs="Times New Roman"/>
@@ -471,6 +486,7 @@
           </w:tcPr>
           <w:p>
             <w:pPr>
+              <w:snapToGrid w:val="0"/>
               <w:jc w:val="distribute"/>
               <w:rPr>
                 <w:rFonts w:ascii="Times New Roman" w:hAnsi="Times New Roman" w:eastAsia="標楷體" w:cs="Times New Roman"/>
@@ -498,6 +514,7 @@
           </w:tcPr>
           <w:p>
             <w:pPr>
+              <w:snapToGrid w:val="0"/>
               <w:jc w:val="distribute"/>
               <w:rPr>
                 <w:rFonts w:ascii="Times New Roman" w:hAnsi="Times New Roman" w:eastAsia="標楷體" w:cs="Times New Roman"/>
@@ -514,8 +531,8 @@
       </w:tr>
       <w:tr>
         <w:trPr>
+          <w:cantSplit/>
           <w:trHeight w:val="485"/>
-          <w:cantSplit/>
         </w:trPr>
         <w:tc>
           <w:tcPr>
@@ -524,6 +541,7 @@
           </w:tcPr>
           <w:p>
             <w:pPr>
+              <w:snapToGrid w:val="0"/>
               <w:jc w:val="distribute"/>
               <w:rPr>
                 <w:rFonts w:ascii="Times New Roman" w:hAnsi="Times New Roman" w:eastAsia="標楷體" w:cs="Times New Roman"/>
@@ -548,6 +566,7 @@
           </w:tcPr>
           <w:p>
             <w:pPr>
+              <w:snapToGrid w:val="0"/>
               <w:jc w:val="right"/>
               <w:rPr>
                 <w:rFonts w:ascii="Times New Roman" w:hAnsi="Times New Roman" w:eastAsia="標楷體" w:cs="Times New Roman"/>
@@ -602,6 +621,7 @@
                 <w:tab w:val="left" w:pos="13740"/>
                 <w:tab w:val="left" w:pos="14656"/>
               </w:tabs>
+              <w:snapToGrid w:val="0"/>
               <w:spacing w:line="140" w:lineRule="exact" w:after="0" w:before="0"/>
               <w:jc w:val="both"/>
               <w:rPr>
@@ -645,6 +665,7 @@
                 <w:tab w:val="left" w:pos="13740"/>
                 <w:tab w:val="left" w:pos="14656"/>
               </w:tabs>
+              <w:snapToGrid w:val="0"/>
               <w:spacing w:line="140" w:lineRule="exact" w:after="0" w:before="0"/>
               <w:jc w:val="both"/>
               <w:rPr>
@@ -688,6 +709,7 @@
                 <w:tab w:val="left" w:pos="13740"/>
                 <w:tab w:val="left" w:pos="14656"/>
               </w:tabs>
+              <w:snapToGrid w:val="0"/>
               <w:spacing w:line="140" w:lineRule="exact" w:after="0" w:before="0"/>
               <w:jc w:val="both"/>
               <w:rPr>
@@ -731,6 +753,7 @@
                 <w:tab w:val="left" w:pos="13740"/>
                 <w:tab w:val="left" w:pos="14656"/>
               </w:tabs>
+              <w:snapToGrid w:val="0"/>
               <w:spacing w:line="140" w:lineRule="exact" w:after="0" w:before="0"/>
               <w:jc w:val="both"/>
               <w:rPr>
@@ -774,6 +797,7 @@
                 <w:tab w:val="left" w:pos="13740"/>
                 <w:tab w:val="left" w:pos="14656"/>
               </w:tabs>
+              <w:snapToGrid w:val="0"/>
               <w:spacing w:line="140" w:lineRule="exact" w:after="0" w:before="0"/>
               <w:jc w:val="both"/>
               <w:rPr>
@@ -817,6 +841,7 @@
                 <w:tab w:val="left" w:pos="13740"/>
                 <w:tab w:val="left" w:pos="14656"/>
               </w:tabs>
+              <w:snapToGrid w:val="0"/>
               <w:spacing w:line="140" w:lineRule="exact" w:after="0" w:before="0"/>
               <w:jc w:val="both"/>
               <w:rPr>
@@ -860,6 +885,7 @@
                 <w:tab w:val="left" w:pos="13740"/>
                 <w:tab w:val="left" w:pos="14656"/>
               </w:tabs>
+              <w:snapToGrid w:val="0"/>
               <w:spacing w:line="140" w:lineRule="exact" w:after="0" w:before="0"/>
               <w:jc w:val="both"/>
               <w:rPr>
@@ -903,6 +929,7 @@
                 <w:tab w:val="left" w:pos="13740"/>
                 <w:tab w:val="left" w:pos="14656"/>
               </w:tabs>
+              <w:snapToGrid w:val="0"/>
               <w:spacing w:line="140" w:lineRule="exact" w:after="0" w:before="0"/>
               <w:jc w:val="both"/>
               <w:rPr>
@@ -928,8 +955,8 @@
       </w:tr>
       <w:tr>
         <w:trPr>
+          <w:cantSplit/>
           <w:trHeight w:val="485"/>
-          <w:cantSplit/>
         </w:trPr>
         <w:tc>
           <w:tcPr>
@@ -938,6 +965,7 @@
           </w:tcPr>
           <w:p>
             <w:pPr>
+              <w:snapToGrid w:val="0"/>
               <w:jc w:val="distribute"/>
               <w:rPr>
                 <w:rFonts w:ascii="Times New Roman" w:hAnsi="Times New Roman" w:eastAsia="標楷體" w:cs="Times New Roman"/>
@@ -962,6 +990,7 @@
           </w:tcPr>
           <w:p>
             <w:pPr>
+              <w:snapToGrid w:val="0"/>
               <w:rPr>
                 <w:rFonts w:ascii="Times New Roman" w:hAnsi="Times New Roman" w:eastAsia="標楷體" w:cs="Times New Roman"/>
               </w:rPr>
@@ -1027,6 +1056,7 @@
           </w:tcPr>
           <w:p>
             <w:pPr>
+              <w:snapToGrid w:val="0"/>
               <w:rPr>
                 <w:rFonts w:ascii="Times New Roman" w:hAnsi="Times New Roman" w:eastAsia="標楷體" w:cs="Times New Roman"/>
               </w:rPr>
@@ -1036,8 +1066,8 @@
       </w:tr>
       <w:tr>
         <w:trPr>
+          <w:cantSplit/>
           <w:trHeight w:val="485"/>
-          <w:cantSplit/>
         </w:trPr>
         <w:tc>
           <w:tcPr>
@@ -1049,6 +1079,7 @@
           </w:tcPr>
           <w:p>
             <w:pPr>
+              <w:snapToGrid w:val="0"/>
               <w:jc w:val="distribute"/>
               <w:rPr>
                 <w:rFonts w:ascii="Times New Roman" w:hAnsi="Times New Roman" w:eastAsia="標楷體" w:cs="Times New Roman"/>
@@ -1074,6 +1105,7 @@
           </w:tcPr>
           <w:p>
             <w:pPr>
+              <w:snapToGrid w:val="0"/>
               <w:rPr>
                 <w:rFonts w:ascii="Times New Roman" w:hAnsi="Times New Roman" w:eastAsia="標楷體" w:cs="Times New Roman"/>
               </w:rPr>
@@ -1101,6 +1133,7 @@
           </w:tcPr>
           <w:p>
             <w:pPr>
+              <w:snapToGrid w:val="0"/>
               <w:rPr>
                 <w:rFonts w:ascii="Times New Roman" w:hAnsi="Times New Roman" w:eastAsia="標楷體" w:cs="Times New Roman"/>
               </w:rPr>
@@ -1110,8 +1143,8 @@
       </w:tr>
       <w:tr>
         <w:trPr>
+          <w:cantSplit/>
           <w:trHeight w:val="443"/>
-          <w:cantSplit/>
         </w:trPr>
         <w:tc>
           <w:tcPr>
@@ -1126,6 +1159,7 @@
           </w:tcPr>
           <w:p>
             <w:pPr>
+              <w:snapToGrid w:val="0"/>
               <w:jc w:val="distribute"/>
               <w:rPr>
                 <w:rFonts w:ascii="Times New Roman" w:hAnsi="Times New Roman" w:eastAsia="標楷體" w:cs="Times New Roman"/>
@@ -1152,6 +1186,7 @@
           </w:tcPr>
           <w:p>
             <w:pPr>
+              <w:snapToGrid w:val="0"/>
               <w:rPr>
                 <w:rFonts w:ascii="Times New Roman" w:hAnsi="Times New Roman" w:eastAsia="標楷體" w:cs="Times New Roman"/>
               </w:rPr>
@@ -1178,6 +1213,7 @@
           </w:tcPr>
           <w:p>
             <w:pPr>
+              <w:snapToGrid w:val="0"/>
               <w:jc w:val="distribute"/>
               <w:rPr>
                 <w:rFonts w:ascii="Times New Roman" w:hAnsi="Times New Roman" w:eastAsia="標楷體" w:cs="Times New Roman"/>
@@ -1205,6 +1241,7 @@
           </w:tcPr>
           <w:p>
             <w:pPr>
+              <w:snapToGrid w:val="0"/>
               <w:rPr>
                 <w:rFonts w:ascii="Times New Roman" w:hAnsi="Times New Roman" w:eastAsia="標楷體" w:cs="Times New Roman"/>
               </w:rPr>
@@ -1231,6 +1268,7 @@
           </w:tcPr>
           <w:p>
             <w:pPr>
+              <w:snapToGrid w:val="0"/>
               <w:jc w:val="distribute"/>
               <w:rPr>
                 <w:rFonts w:ascii="Times New Roman" w:hAnsi="Times New Roman" w:eastAsia="標楷體" w:cs="Times New Roman"/>
@@ -1257,6 +1295,7 @@
           </w:tcPr>
           <w:p>
             <w:pPr>
+              <w:snapToGrid w:val="0"/>
               <w:rPr>
                 <w:rFonts w:ascii="Times New Roman" w:hAnsi="Times New Roman" w:eastAsia="標楷體" w:cs="Times New Roman"/>
               </w:rPr>
@@ -1272,8 +1311,8 @@
       </w:tr>
       <w:tr>
         <w:trPr>
+          <w:cantSplit/>
           <w:trHeight w:val="227" w:hRule="exact"/>
-          <w:cantSplit/>
         </w:trPr>
         <w:tc>
           <w:tcPr>
@@ -1289,6 +1328,7 @@
           </w:tcPr>
           <w:p>
             <w:pPr>
+              <w:snapToGrid w:val="0"/>
               <w:rPr>
                 <w:rFonts w:ascii="Times New Roman" w:hAnsi="Times New Roman" w:eastAsia="標楷體" w:cs="Times New Roman"/>
               </w:rPr>
@@ -1306,8 +1346,8 @@
       </w:tr>
       <w:tr>
         <w:trPr>
+          <w:cantSplit/>
           <w:trHeight w:val="364"/>
-          <w:cantSplit/>
         </w:trPr>
         <w:tc>
           <w:tcPr>
@@ -1323,6 +1363,7 @@
           </w:tcPr>
           <w:p>
             <w:pPr>
+              <w:snapToGrid w:val="0"/>
               <w:spacing w:line="0" w:lineRule="atLeast"/>
               <w:jc w:val="center"/>
               <w:rPr>
@@ -1344,8 +1385,8 @@
       </w:tr>
       <w:tr>
         <w:trPr>
+          <w:cantSplit/>
           <w:trHeight w:val="364"/>
-          <w:cantSplit/>
         </w:trPr>
         <w:tc>
           <w:tcPr>
@@ -1360,6 +1401,7 @@
           </w:tcPr>
           <w:p>
             <w:pPr>
+              <w:snapToGrid w:val="0"/>
               <w:jc w:val="distribute"/>
               <w:rPr>
                 <w:rFonts w:ascii="Times New Roman" w:hAnsi="Times New Roman" w:eastAsia="標楷體" w:cs="Times New Roman"/>
@@ -1387,6 +1429,7 @@
           </w:tcPr>
           <w:p>
             <w:pPr>
+              <w:snapToGrid w:val="0"/>
               <w:rPr>
                 <w:rFonts w:ascii="Times New Roman" w:hAnsi="Times New Roman" w:eastAsia="標楷體" w:cs="Times New Roman"/>
               </w:rPr>
@@ -1408,8 +1451,8 @@
       </w:tr>
       <w:tr>
         <w:trPr>
+          <w:cantSplit/>
           <w:trHeight w:val="364"/>
-          <w:cantSplit/>
         </w:trPr>
         <w:tc>
           <w:tcPr>
@@ -1424,6 +1467,7 @@
           </w:tcPr>
           <w:p>
             <w:pPr>
+              <w:snapToGrid w:val="0"/>
               <w:jc w:val="distribute"/>
               <w:rPr>
                 <w:rFonts w:ascii="Times New Roman" w:hAnsi="Times New Roman" w:eastAsia="標楷體" w:cs="Times New Roman"/>
@@ -1451,6 +1495,7 @@
           </w:tcPr>
           <w:p>
             <w:pPr>
+              <w:snapToGrid w:val="0"/>
               <w:rPr>
                 <w:rFonts w:ascii="Times New Roman" w:hAnsi="Times New Roman" w:eastAsia="標楷體" w:cs="Times New Roman"/>
               </w:rPr>
@@ -1483,6 +1528,7 @@
           </w:tcPr>
           <w:p>
             <w:pPr>
+              <w:snapToGrid w:val="0"/>
               <w:jc w:val="distribute"/>
               <w:rPr>
                 <w:rFonts w:ascii="Times New Roman" w:hAnsi="Times New Roman" w:eastAsia="標楷體" w:cs="Times New Roman"/>
@@ -1510,6 +1556,7 @@
           </w:tcPr>
           <w:p>
             <w:pPr>
+              <w:snapToGrid w:val="0"/>
               <w:rPr>
                 <w:rFonts w:ascii="Times New Roman" w:hAnsi="Times New Roman" w:eastAsia="標楷體" w:cs="Times New Roman"/>
               </w:rPr>
@@ -1532,8 +1579,8 @@
       </w:tr>
       <w:tr>
         <w:trPr>
+          <w:cantSplit/>
           <w:trHeight w:val="364"/>
-          <w:cantSplit/>
         </w:trPr>
         <w:tc>
           <w:tcPr>
@@ -1548,6 +1595,7 @@
           </w:tcPr>
           <w:p>
             <w:pPr>
+              <w:snapToGrid w:val="0"/>
               <w:jc w:val="distribute"/>
               <w:rPr>
                 <w:rFonts w:ascii="Times New Roman" w:hAnsi="Times New Roman" w:eastAsia="標楷體" w:cs="Times New Roman"/>
@@ -1575,6 +1623,7 @@
           </w:tcPr>
           <w:p>
             <w:pPr>
+              <w:snapToGrid w:val="0"/>
               <w:rPr>
                 <w:rFonts w:ascii="Times New Roman" w:hAnsi="Times New Roman" w:eastAsia="標楷體" w:cs="Times New Roman"/>
               </w:rPr>
@@ -1601,6 +1650,7 @@
           </w:tcPr>
           <w:p>
             <w:pPr>
+              <w:snapToGrid w:val="0"/>
               <w:jc w:val="distribute"/>
               <w:rPr>
                 <w:rFonts w:ascii="Times New Roman" w:hAnsi="Times New Roman" w:eastAsia="標楷體" w:cs="Times New Roman"/>
@@ -1628,6 +1678,7 @@
           </w:tcPr>
           <w:p>
             <w:pPr>
+              <w:snapToGrid w:val="0"/>
               <w:rPr>
                 <w:rFonts w:ascii="Times New Roman" w:hAnsi="Times New Roman" w:eastAsia="標楷體" w:cs="Times New Roman"/>
               </w:rPr>
@@ -1643,8 +1694,8 @@
       </w:tr>
       <w:tr>
         <w:trPr>
+          <w:cantSplit/>
           <w:trHeight w:val="364"/>
-          <w:cantSplit/>
         </w:trPr>
         <w:tc>
           <w:tcPr>
@@ -1659,6 +1710,7 @@
           </w:tcPr>
           <w:p>
             <w:pPr>
+              <w:snapToGrid w:val="0"/>
               <w:jc w:val="distribute"/>
               <w:rPr>
                 <w:rFonts w:ascii="Times New Roman" w:hAnsi="Times New Roman" w:eastAsia="標楷體" w:cs="Times New Roman"/>
@@ -1686,6 +1738,7 @@
           </w:tcPr>
           <w:p>
             <w:pPr>
+              <w:snapToGrid w:val="0"/>
               <w:rPr>
                 <w:rFonts w:ascii="Times New Roman" w:hAnsi="Times New Roman" w:eastAsia="標楷體" w:cs="Times New Roman"/>
               </w:rPr>
@@ -1707,8 +1760,8 @@
       </w:tr>
       <w:tr>
         <w:trPr>
+          <w:cantSplit/>
           <w:trHeight w:val="364"/>
-          <w:cantSplit/>
         </w:trPr>
         <w:tc>
           <w:tcPr>
@@ -1720,6 +1773,7 @@
           </w:tcPr>
           <w:p>
             <w:pPr>
+              <w:snapToGrid w:val="0"/>
               <w:jc w:val="distribute"/>
               <w:rPr>
                 <w:rFonts w:ascii="Times New Roman" w:hAnsi="Times New Roman" w:eastAsia="標楷體" w:cs="Times New Roman"/>
@@ -1745,6 +1799,7 @@
           </w:tcPr>
           <w:p>
             <w:pPr>
+              <w:snapToGrid w:val="0"/>
               <w:jc w:val="distribute"/>
               <w:rPr>
                 <w:rFonts w:ascii="Times New Roman" w:hAnsi="Times New Roman" w:eastAsia="標楷體" w:cs="Times New Roman"/>
@@ -1772,6 +1827,7 @@
           </w:tcPr>
           <w:p>
             <w:pPr>
+              <w:snapToGrid w:val="0"/>
               <w:jc w:val="distribute"/>
               <w:rPr>
                 <w:rFonts w:ascii="Times New Roman" w:hAnsi="Times New Roman" w:eastAsia="標楷體" w:cs="Times New Roman"/>
@@ -1788,8 +1844,8 @@
       </w:tr>
       <w:tr>
         <w:trPr>
+          <w:cantSplit/>
           <w:trHeight w:val="485"/>
-          <w:cantSplit/>
         </w:trPr>
         <w:tc>
           <w:tcPr>
@@ -1798,6 +1854,7 @@
           </w:tcPr>
           <w:p>
             <w:pPr>
+              <w:snapToGrid w:val="0"/>
               <w:jc w:val="distribute"/>
               <w:rPr>
                 <w:rFonts w:ascii="Times New Roman" w:hAnsi="Times New Roman" w:eastAsia="標楷體" w:cs="Times New Roman"/>
@@ -1822,6 +1879,7 @@
           </w:tcPr>
           <w:p>
             <w:pPr>
+              <w:snapToGrid w:val="0"/>
               <w:jc w:val="right"/>
               <w:rPr>
                 <w:rFonts w:ascii="Times New Roman" w:hAnsi="Times New Roman" w:eastAsia="標楷體" w:cs="Times New Roman"/>
@@ -1876,6 +1934,7 @@
                 <w:tab w:val="left" w:pos="13740"/>
                 <w:tab w:val="left" w:pos="14656"/>
               </w:tabs>
+              <w:snapToGrid w:val="0"/>
               <w:spacing w:line="140" w:lineRule="exact" w:after="0" w:before="0"/>
               <w:jc w:val="both"/>
               <w:rPr>
@@ -1919,6 +1978,7 @@
                 <w:tab w:val="left" w:pos="13740"/>
                 <w:tab w:val="left" w:pos="14656"/>
               </w:tabs>
+              <w:snapToGrid w:val="0"/>
               <w:spacing w:line="140" w:lineRule="exact" w:after="0" w:before="0"/>
               <w:jc w:val="both"/>
               <w:rPr>
@@ -1962,6 +2022,7 @@
                 <w:tab w:val="left" w:pos="13740"/>
                 <w:tab w:val="left" w:pos="14656"/>
               </w:tabs>
+              <w:snapToGrid w:val="0"/>
               <w:spacing w:line="140" w:lineRule="exact" w:after="0" w:before="0"/>
               <w:jc w:val="both"/>
               <w:rPr>
@@ -2005,6 +2066,7 @@
                 <w:tab w:val="left" w:pos="13740"/>
                 <w:tab w:val="left" w:pos="14656"/>
               </w:tabs>
+              <w:snapToGrid w:val="0"/>
               <w:spacing w:line="140" w:lineRule="exact" w:after="0" w:before="0"/>
               <w:jc w:val="both"/>
               <w:rPr>
@@ -2048,6 +2110,7 @@
                 <w:tab w:val="left" w:pos="13740"/>
                 <w:tab w:val="left" w:pos="14656"/>
               </w:tabs>
+              <w:snapToGrid w:val="0"/>
               <w:spacing w:line="140" w:lineRule="exact" w:after="0" w:before="0"/>
               <w:jc w:val="both"/>
               <w:rPr>
@@ -2091,6 +2154,7 @@
                 <w:tab w:val="left" w:pos="13740"/>
                 <w:tab w:val="left" w:pos="14656"/>
               </w:tabs>
+              <w:snapToGrid w:val="0"/>
               <w:spacing w:line="140" w:lineRule="exact" w:after="0" w:before="0"/>
               <w:jc w:val="both"/>
               <w:rPr>
@@ -2134,6 +2198,7 @@
                 <w:tab w:val="left" w:pos="13740"/>
                 <w:tab w:val="left" w:pos="14656"/>
               </w:tabs>
+              <w:snapToGrid w:val="0"/>
               <w:spacing w:line="140" w:lineRule="exact" w:after="0" w:before="0"/>
               <w:jc w:val="both"/>
               <w:rPr>
@@ -2177,6 +2242,7 @@
                 <w:tab w:val="left" w:pos="13740"/>
                 <w:tab w:val="left" w:pos="14656"/>
               </w:tabs>
+              <w:snapToGrid w:val="0"/>
               <w:spacing w:line="140" w:lineRule="exact" w:after="0" w:before="0"/>
               <w:jc w:val="both"/>
               <w:rPr>
@@ -2202,8 +2268,8 @@
       </w:tr>
       <w:tr>
         <w:trPr>
+          <w:cantSplit/>
           <w:trHeight w:val="485"/>
-          <w:cantSplit/>
         </w:trPr>
         <w:tc>
           <w:tcPr>
@@ -2212,6 +2278,7 @@
           </w:tcPr>
           <w:p>
             <w:pPr>
+              <w:snapToGrid w:val="0"/>
               <w:jc w:val="distribute"/>
               <w:rPr>
                 <w:rFonts w:ascii="Times New Roman" w:hAnsi="Times New Roman" w:eastAsia="標楷體" w:cs="Times New Roman"/>
@@ -2236,6 +2303,7 @@
           </w:tcPr>
           <w:p>
             <w:pPr>
+              <w:snapToGrid w:val="0"/>
               <w:rPr>
                 <w:rFonts w:ascii="Times New Roman" w:hAnsi="Times New Roman" w:eastAsia="標楷體" w:cs="Times New Roman"/>
               </w:rPr>
@@ -2301,6 +2369,7 @@
           </w:tcPr>
           <w:p>
             <w:pPr>
+              <w:snapToGrid w:val="0"/>
               <w:rPr>
                 <w:rFonts w:ascii="Times New Roman" w:hAnsi="Times New Roman" w:eastAsia="標楷體" w:cs="Times New Roman"/>
               </w:rPr>
@@ -2310,8 +2379,8 @@
       </w:tr>
       <w:tr>
         <w:trPr>
+          <w:cantSplit/>
           <w:trHeight w:val="485"/>
-          <w:cantSplit/>
         </w:trPr>
         <w:tc>
           <w:tcPr>
@@ -2323,6 +2392,7 @@
           </w:tcPr>
           <w:p>
             <w:pPr>
+              <w:snapToGrid w:val="0"/>
               <w:jc w:val="distribute"/>
               <w:rPr>
                 <w:rFonts w:ascii="Times New Roman" w:hAnsi="Times New Roman" w:eastAsia="標楷體" w:cs="Times New Roman"/>
@@ -2348,6 +2418,7 @@
           </w:tcPr>
           <w:p>
             <w:pPr>
+              <w:snapToGrid w:val="0"/>
               <w:rPr>
                 <w:rFonts w:ascii="Times New Roman" w:hAnsi="Times New Roman" w:eastAsia="標楷體" w:cs="Times New Roman"/>
               </w:rPr>
@@ -2375,6 +2446,7 @@
           </w:tcPr>
           <w:p>
             <w:pPr>
+              <w:snapToGrid w:val="0"/>
               <w:rPr>
                 <w:rFonts w:ascii="Times New Roman" w:hAnsi="Times New Roman" w:eastAsia="標楷體" w:cs="Times New Roman"/>
               </w:rPr>
@@ -2384,8 +2456,8 @@
       </w:tr>
       <w:tr>
         <w:trPr>
+          <w:cantSplit/>
           <w:trHeight w:val="443"/>
-          <w:cantSplit/>
         </w:trPr>
         <w:tc>
           <w:tcPr>
@@ -2400,6 +2472,7 @@
           </w:tcPr>
           <w:p>
             <w:pPr>
+              <w:snapToGrid w:val="0"/>
               <w:jc w:val="distribute"/>
               <w:rPr>
                 <w:rFonts w:ascii="Times New Roman" w:hAnsi="Times New Roman" w:eastAsia="標楷體" w:cs="Times New Roman"/>
@@ -2426,6 +2499,7 @@
           </w:tcPr>
           <w:p>
             <w:pPr>
+              <w:snapToGrid w:val="0"/>
               <w:rPr>
                 <w:rFonts w:ascii="Times New Roman" w:hAnsi="Times New Roman" w:eastAsia="標楷體" w:cs="Times New Roman"/>
               </w:rPr>
@@ -2452,6 +2526,7 @@
           </w:tcPr>
           <w:p>
             <w:pPr>
+              <w:snapToGrid w:val="0"/>
               <w:jc w:val="distribute"/>
               <w:rPr>
                 <w:rFonts w:ascii="Times New Roman" w:hAnsi="Times New Roman" w:eastAsia="標楷體" w:cs="Times New Roman"/>
@@ -2479,6 +2554,7 @@
           </w:tcPr>
           <w:p>
             <w:pPr>
+              <w:snapToGrid w:val="0"/>
               <w:rPr>
                 <w:rFonts w:ascii="Times New Roman" w:hAnsi="Times New Roman" w:eastAsia="標楷體" w:cs="Times New Roman"/>
               </w:rPr>
@@ -2505,6 +2581,7 @@
           </w:tcPr>
           <w:p>
             <w:pPr>
+              <w:snapToGrid w:val="0"/>
               <w:jc w:val="distribute"/>
               <w:rPr>
                 <w:rFonts w:ascii="Times New Roman" w:hAnsi="Times New Roman" w:eastAsia="標楷體" w:cs="Times New Roman"/>
@@ -2531,6 +2608,7 @@
           </w:tcPr>
           <w:p>
             <w:pPr>
+              <w:snapToGrid w:val="0"/>
               <w:rPr>
                 <w:rFonts w:ascii="Times New Roman" w:hAnsi="Times New Roman" w:eastAsia="標楷體" w:cs="Times New Roman"/>
               </w:rPr>
@@ -2546,8 +2624,8 @@
       </w:tr>
       <w:tr>
         <w:trPr>
+          <w:cantSplit/>
           <w:trHeight w:val="227" w:hRule="exact"/>
-          <w:cantSplit/>
         </w:trPr>
         <w:tc>
           <w:tcPr>
@@ -2563,6 +2641,7 @@
           </w:tcPr>
           <w:p>
             <w:pPr>
+              <w:snapToGrid w:val="0"/>
               <w:rPr>
                 <w:rFonts w:ascii="Times New Roman" w:hAnsi="Times New Roman" w:eastAsia="標楷體" w:cs="Times New Roman"/>
               </w:rPr>
@@ -2580,8 +2659,8 @@
       </w:tr>
       <w:tr>
         <w:trPr>
+          <w:cantSplit/>
           <w:trHeight w:val="364"/>
-          <w:cantSplit/>
         </w:trPr>
         <w:tc>
           <w:tcPr>
@@ -2597,6 +2676,7 @@
           </w:tcPr>
           <w:p>
             <w:pPr>
+              <w:snapToGrid w:val="0"/>
               <w:spacing w:line="0" w:lineRule="atLeast"/>
               <w:jc w:val="center"/>
               <w:rPr>
@@ -2618,8 +2698,8 @@
       </w:tr>
       <w:tr>
         <w:trPr>
+          <w:cantSplit/>
           <w:trHeight w:val="364"/>
-          <w:cantSplit/>
         </w:trPr>
         <w:tc>
           <w:tcPr>
@@ -2634,6 +2714,7 @@
           </w:tcPr>
           <w:p>
             <w:pPr>
+              <w:snapToGrid w:val="0"/>
               <w:jc w:val="distribute"/>
               <w:rPr>
                 <w:rFonts w:ascii="Times New Roman" w:hAnsi="Times New Roman" w:eastAsia="標楷體" w:cs="Times New Roman"/>
@@ -2661,6 +2742,7 @@
           </w:tcPr>
           <w:p>
             <w:pPr>
+              <w:snapToGrid w:val="0"/>
               <w:rPr>
                 <w:rFonts w:ascii="Times New Roman" w:hAnsi="Times New Roman" w:eastAsia="標楷體" w:cs="Times New Roman"/>
               </w:rPr>
@@ -2682,8 +2764,8 @@
       </w:tr>
       <w:tr>
         <w:trPr>
+          <w:cantSplit/>
           <w:trHeight w:val="364"/>
-          <w:cantSplit/>
         </w:trPr>
         <w:tc>
           <w:tcPr>
@@ -2698,6 +2780,7 @@
           </w:tcPr>
           <w:p>
             <w:pPr>
+              <w:snapToGrid w:val="0"/>
               <w:jc w:val="distribute"/>
               <w:rPr>
                 <w:rFonts w:ascii="Times New Roman" w:hAnsi="Times New Roman" w:eastAsia="標楷體" w:cs="Times New Roman"/>
@@ -2725,6 +2808,7 @@
           </w:tcPr>
           <w:p>
             <w:pPr>
+              <w:snapToGrid w:val="0"/>
               <w:rPr>
                 <w:rFonts w:ascii="Times New Roman" w:hAnsi="Times New Roman" w:eastAsia="標楷體" w:cs="Times New Roman"/>
               </w:rPr>
@@ -2757,6 +2841,7 @@
           </w:tcPr>
           <w:p>
             <w:pPr>
+              <w:snapToGrid w:val="0"/>
               <w:jc w:val="distribute"/>
               <w:rPr>
                 <w:rFonts w:ascii="Times New Roman" w:hAnsi="Times New Roman" w:eastAsia="標楷體" w:cs="Times New Roman"/>
@@ -2784,6 +2869,7 @@
           </w:tcPr>
           <w:p>
             <w:pPr>
+              <w:snapToGrid w:val="0"/>
               <w:rPr>
                 <w:rFonts w:ascii="Times New Roman" w:hAnsi="Times New Roman" w:eastAsia="標楷體" w:cs="Times New Roman"/>
               </w:rPr>
@@ -2806,8 +2892,8 @@
       </w:tr>
       <w:tr>
         <w:trPr>
+          <w:cantSplit/>
           <w:trHeight w:val="364"/>
-          <w:cantSplit/>
         </w:trPr>
         <w:tc>
           <w:tcPr>
@@ -2822,6 +2908,7 @@
           </w:tcPr>
           <w:p>
             <w:pPr>
+              <w:snapToGrid w:val="0"/>
               <w:jc w:val="distribute"/>
               <w:rPr>
                 <w:rFonts w:ascii="Times New Roman" w:hAnsi="Times New Roman" w:eastAsia="標楷體" w:cs="Times New Roman"/>
@@ -2849,6 +2936,7 @@
           </w:tcPr>
           <w:p>
             <w:pPr>
+              <w:snapToGrid w:val="0"/>
               <w:rPr>
                 <w:rFonts w:ascii="Times New Roman" w:hAnsi="Times New Roman" w:eastAsia="標楷體" w:cs="Times New Roman"/>
               </w:rPr>
@@ -2875,6 +2963,7 @@
           </w:tcPr>
           <w:p>
             <w:pPr>
+              <w:snapToGrid w:val="0"/>
               <w:jc w:val="distribute"/>
               <w:rPr>
                 <w:rFonts w:ascii="Times New Roman" w:hAnsi="Times New Roman" w:eastAsia="標楷體" w:cs="Times New Roman"/>
@@ -2902,6 +2991,7 @@
           </w:tcPr>
           <w:p>
             <w:pPr>
+              <w:snapToGrid w:val="0"/>
               <w:rPr>
                 <w:rFonts w:ascii="Times New Roman" w:hAnsi="Times New Roman" w:eastAsia="標楷體" w:cs="Times New Roman"/>
               </w:rPr>
@@ -2917,8 +3007,8 @@
       </w:tr>
       <w:tr>
         <w:trPr>
+          <w:cantSplit/>
           <w:trHeight w:val="364"/>
-          <w:cantSplit/>
         </w:trPr>
         <w:tc>
           <w:tcPr>
@@ -2933,6 +3023,7 @@
           </w:tcPr>
           <w:p>
             <w:pPr>
+              <w:snapToGrid w:val="0"/>
               <w:jc w:val="distribute"/>
               <w:rPr>
                 <w:rFonts w:ascii="Times New Roman" w:hAnsi="Times New Roman" w:eastAsia="標楷體" w:cs="Times New Roman"/>
@@ -2960,6 +3051,7 @@
           </w:tcPr>
           <w:p>
             <w:pPr>
+              <w:snapToGrid w:val="0"/>
               <w:rPr>
                 <w:rFonts w:ascii="Times New Roman" w:hAnsi="Times New Roman" w:eastAsia="標楷體" w:cs="Times New Roman"/>
               </w:rPr>
@@ -2981,8 +3073,8 @@
       </w:tr>
       <w:tr>
         <w:trPr>
+          <w:cantSplit/>
           <w:trHeight w:val="364"/>
-          <w:cantSplit/>
         </w:trPr>
         <w:tc>
           <w:tcPr>
@@ -2994,6 +3086,7 @@
           </w:tcPr>
           <w:p>
             <w:pPr>
+              <w:snapToGrid w:val="0"/>
               <w:jc w:val="distribute"/>
               <w:rPr>
                 <w:rFonts w:ascii="Times New Roman" w:hAnsi="Times New Roman" w:eastAsia="標楷體" w:cs="Times New Roman"/>
@@ -3019,6 +3112,7 @@
           </w:tcPr>
           <w:p>
             <w:pPr>
+              <w:snapToGrid w:val="0"/>
               <w:jc w:val="distribute"/>
               <w:rPr>
                 <w:rFonts w:ascii="Times New Roman" w:hAnsi="Times New Roman" w:eastAsia="標楷體" w:cs="Times New Roman"/>
@@ -3046,6 +3140,7 @@
           </w:tcPr>
           <w:p>
             <w:pPr>
+              <w:snapToGrid w:val="0"/>
               <w:jc w:val="distribute"/>
               <w:rPr>
                 <w:rFonts w:ascii="Times New Roman" w:hAnsi="Times New Roman" w:eastAsia="標楷體" w:cs="Times New Roman"/>
@@ -3062,8 +3157,8 @@
       </w:tr>
       <w:tr>
         <w:trPr>
+          <w:cantSplit/>
           <w:trHeight w:val="485"/>
-          <w:cantSplit/>
         </w:trPr>
         <w:tc>
           <w:tcPr>
@@ -3072,6 +3167,7 @@
           </w:tcPr>
           <w:p>
             <w:pPr>
+              <w:snapToGrid w:val="0"/>
               <w:jc w:val="distribute"/>
               <w:rPr>
                 <w:rFonts w:ascii="Times New Roman" w:hAnsi="Times New Roman" w:eastAsia="標楷體" w:cs="Times New Roman"/>
@@ -3096,6 +3192,7 @@
           </w:tcPr>
           <w:p>
             <w:pPr>
+              <w:snapToGrid w:val="0"/>
               <w:jc w:val="right"/>
               <w:rPr>
                 <w:rFonts w:ascii="Times New Roman" w:hAnsi="Times New Roman" w:eastAsia="標楷體" w:cs="Times New Roman"/>
@@ -3150,6 +3247,7 @@
                 <w:tab w:val="left" w:pos="13740"/>
                 <w:tab w:val="left" w:pos="14656"/>
               </w:tabs>
+              <w:snapToGrid w:val="0"/>
               <w:spacing w:line="140" w:lineRule="exact" w:after="0" w:before="0"/>
               <w:jc w:val="both"/>
               <w:rPr>
@@ -3193,6 +3291,7 @@
                 <w:tab w:val="left" w:pos="13740"/>
                 <w:tab w:val="left" w:pos="14656"/>
               </w:tabs>
+              <w:snapToGrid w:val="0"/>
               <w:spacing w:line="140" w:lineRule="exact" w:after="0" w:before="0"/>
               <w:jc w:val="both"/>
               <w:rPr>
@@ -3236,6 +3335,7 @@
                 <w:tab w:val="left" w:pos="13740"/>
                 <w:tab w:val="left" w:pos="14656"/>
               </w:tabs>
+              <w:snapToGrid w:val="0"/>
               <w:spacing w:line="140" w:lineRule="exact" w:after="0" w:before="0"/>
               <w:jc w:val="both"/>
               <w:rPr>
@@ -3279,6 +3379,7 @@
                 <w:tab w:val="left" w:pos="13740"/>
                 <w:tab w:val="left" w:pos="14656"/>
               </w:tabs>
+              <w:snapToGrid w:val="0"/>
               <w:spacing w:line="140" w:lineRule="exact" w:after="0" w:before="0"/>
               <w:jc w:val="both"/>
               <w:rPr>
@@ -3322,6 +3423,7 @@
                 <w:tab w:val="left" w:pos="13740"/>
                 <w:tab w:val="left" w:pos="14656"/>
               </w:tabs>
+              <w:snapToGrid w:val="0"/>
               <w:spacing w:line="140" w:lineRule="exact" w:after="0" w:before="0"/>
               <w:jc w:val="both"/>
               <w:rPr>
@@ -3365,6 +3467,7 @@
                 <w:tab w:val="left" w:pos="13740"/>
                 <w:tab w:val="left" w:pos="14656"/>
               </w:tabs>
+              <w:snapToGrid w:val="0"/>
               <w:spacing w:line="140" w:lineRule="exact" w:after="0" w:before="0"/>
               <w:jc w:val="both"/>
               <w:rPr>
@@ -3408,6 +3511,7 @@
                 <w:tab w:val="left" w:pos="13740"/>
                 <w:tab w:val="left" w:pos="14656"/>
               </w:tabs>
+              <w:snapToGrid w:val="0"/>
               <w:spacing w:line="140" w:lineRule="exact" w:after="0" w:before="0"/>
               <w:jc w:val="both"/>
               <w:rPr>
@@ -3451,6 +3555,7 @@
                 <w:tab w:val="left" w:pos="13740"/>
                 <w:tab w:val="left" w:pos="14656"/>
               </w:tabs>
+              <w:snapToGrid w:val="0"/>
               <w:spacing w:line="140" w:lineRule="exact" w:after="0" w:before="0"/>
               <w:jc w:val="both"/>
               <w:rPr>
@@ -3476,8 +3581,8 @@
       </w:tr>
       <w:tr>
         <w:trPr>
+          <w:cantSplit/>
           <w:trHeight w:val="485"/>
-          <w:cantSplit/>
         </w:trPr>
         <w:tc>
           <w:tcPr>
@@ -3486,6 +3591,7 @@
           </w:tcPr>
           <w:p>
             <w:pPr>
+              <w:snapToGrid w:val="0"/>
               <w:jc w:val="distribute"/>
               <w:rPr>
                 <w:rFonts w:ascii="Times New Roman" w:hAnsi="Times New Roman" w:eastAsia="標楷體" w:cs="Times New Roman"/>
@@ -3510,6 +3616,7 @@
           </w:tcPr>
           <w:p>
             <w:pPr>
+              <w:snapToGrid w:val="0"/>
               <w:rPr>
                 <w:rFonts w:ascii="Times New Roman" w:hAnsi="Times New Roman" w:eastAsia="標楷體" w:cs="Times New Roman"/>
               </w:rPr>
@@ -3575,6 +3682,7 @@
           </w:tcPr>
           <w:p>
             <w:pPr>
+              <w:snapToGrid w:val="0"/>
               <w:rPr>
                 <w:rFonts w:ascii="Times New Roman" w:hAnsi="Times New Roman" w:eastAsia="標楷體" w:cs="Times New Roman"/>
               </w:rPr>
@@ -3584,8 +3692,8 @@
       </w:tr>
       <w:tr>
         <w:trPr>
+          <w:cantSplit/>
           <w:trHeight w:val="485"/>
-          <w:cantSplit/>
         </w:trPr>
         <w:tc>
           <w:tcPr>
@@ -3597,6 +3705,7 @@
           </w:tcPr>
           <w:p>
             <w:pPr>
+              <w:snapToGrid w:val="0"/>
               <w:jc w:val="distribute"/>
               <w:rPr>
                 <w:rFonts w:ascii="Times New Roman" w:hAnsi="Times New Roman" w:eastAsia="標楷體" w:cs="Times New Roman"/>
@@ -3622,6 +3731,7 @@
           </w:tcPr>
           <w:p>
             <w:pPr>
+              <w:snapToGrid w:val="0"/>
               <w:rPr>
                 <w:rFonts w:ascii="Times New Roman" w:hAnsi="Times New Roman" w:eastAsia="標楷體" w:cs="Times New Roman"/>
               </w:rPr>
@@ -3649,6 +3759,7 @@
           </w:tcPr>
           <w:p>
             <w:pPr>
+              <w:snapToGrid w:val="0"/>
               <w:rPr>
                 <w:rFonts w:ascii="Times New Roman" w:hAnsi="Times New Roman" w:eastAsia="標楷體" w:cs="Times New Roman"/>
               </w:rPr>
@@ -3658,8 +3769,8 @@
       </w:tr>
       <w:tr>
         <w:trPr>
+          <w:cantSplit/>
           <w:trHeight w:val="443"/>
-          <w:cantSplit/>
         </w:trPr>
         <w:tc>
           <w:tcPr>
@@ -3674,6 +3785,7 @@
           </w:tcPr>
           <w:p>
             <w:pPr>
+              <w:snapToGrid w:val="0"/>
               <w:jc w:val="distribute"/>
               <w:rPr>
                 <w:rFonts w:ascii="Times New Roman" w:hAnsi="Times New Roman" w:eastAsia="標楷體" w:cs="Times New Roman"/>
@@ -3700,6 +3812,7 @@
           </w:tcPr>
           <w:p>
             <w:pPr>
+              <w:snapToGrid w:val="0"/>
               <w:rPr>
                 <w:rFonts w:ascii="Times New Roman" w:hAnsi="Times New Roman" w:eastAsia="標楷體" w:cs="Times New Roman"/>
               </w:rPr>
@@ -3726,6 +3839,7 @@
           </w:tcPr>
           <w:p>
             <w:pPr>
+              <w:snapToGrid w:val="0"/>
               <w:jc w:val="distribute"/>
               <w:rPr>
                 <w:rFonts w:ascii="Times New Roman" w:hAnsi="Times New Roman" w:eastAsia="標楷體" w:cs="Times New Roman"/>
@@ -3753,6 +3867,7 @@
           </w:tcPr>
           <w:p>
             <w:pPr>
+              <w:snapToGrid w:val="0"/>
               <w:rPr>
                 <w:rFonts w:ascii="Times New Roman" w:hAnsi="Times New Roman" w:eastAsia="標楷體" w:cs="Times New Roman"/>
               </w:rPr>
@@ -3779,6 +3894,7 @@
           </w:tcPr>
           <w:p>
             <w:pPr>
+              <w:snapToGrid w:val="0"/>
               <w:jc w:val="distribute"/>
               <w:rPr>
                 <w:rFonts w:ascii="Times New Roman" w:hAnsi="Times New Roman" w:eastAsia="標楷體" w:cs="Times New Roman"/>
@@ -3805,6 +3921,7 @@
           </w:tcPr>
           <w:p>
             <w:pPr>
+              <w:snapToGrid w:val="0"/>
               <w:rPr>
                 <w:rFonts w:ascii="Times New Roman" w:hAnsi="Times New Roman" w:eastAsia="標楷體" w:cs="Times New Roman"/>
               </w:rPr>
@@ -3821,11 +3938,12 @@
     </w:tbl>
     <w:p>
       <w:pPr>
+        <w:snapToGrid w:val="0"/>
+        <w:spacing w:after="0" w:before="0" w:line="20" w:lineRule="exact"/>
         <w:rPr>
           <w:rFonts w:ascii="Times New Roman" w:hAnsi="Times New Roman" w:eastAsia="標楷體" w:cs="Times New Roman"/>
           <w:sz w:val="2"/>
         </w:rPr>
-        <w:spacing w:after="0" w:before="0" w:line="20" w:lineRule="exact"/>
       </w:pPr>
     </w:p>
     <w:sectPr>
@@ -3834,7 +3952,7 @@
       <w:pgSz w:w="11906" w:h="16838"/>
       <w:pgMar w:top="720" w:right="720" w:bottom="720" w:left="720" w:header="851" w:footer="992" w:gutter="0"/>
       <w:cols w:space="425"/>
-      <w:docGrid w:type="lines" w:linePitch="360"/>
+      <w:docGrid w:type="default" w:linePitch="360"/>
     </w:sectPr>
   </w:body>
 </w:document>
@@ -4119,7 +4237,7 @@
                   </w:p>
                 </w:txbxContent>
               </v:textbox>
-              <w10:wrap type="square"/>
+              <w10:wrap type="none"/>
             </v:shape>
           </w:pict>
         </mc:Fallback>
@@ -4313,7 +4431,7 @@
                   </w:p>
                 </w:txbxContent>
               </v:textbox>
-              <w10:wrap type="square"/>
+              <w10:wrap type="none"/>
             </v:shape>
           </w:pict>
         </mc:Fallback>

--- a/報價單_HTML/範本/收據範本.docx
+++ b/報價單_HTML/範本/收據範本.docx
@@ -66,6 +66,408 @@
               </w:rPr>
               <w:t>{branch_title}</w:t>
             </w:r>
+            <w:r>
+              <w:rPr>
+                <w:noProof/>
+              </w:rPr>
+              <mc:AlternateContent>
+                <mc:Choice Requires="wps">
+                  <w:drawing>
+                    <wp:anchor distT="45720" distB="45720" distL="114300" distR="114300" simplePos="0" relativeHeight="251659264" behindDoc="0" locked="0" layoutInCell="0" allowOverlap="1" wp14:anchorId="79C9A11B" wp14:editId="00A045DF">
+                      <wp:simplePos x="0" y="0"/>
+                      <wp:positionH relativeFrom="page">
+                        <wp:posOffset>5866765</wp:posOffset>
+                      </wp:positionH>
+                      <wp:positionV relativeFrom="paragraph">
+                        <wp:posOffset>-25400</wp:posOffset>
+                      </wp:positionV>
+                      <wp:extent cx="1223645" cy="342900"/>
+                      <wp:effectExtent l="0" t="0" r="14605" b="19050"/>
+                      <wp:wrapNone/>
+                      <wp:docPr id="217" name="文字方塊 2"/>
+                      <wp:cNvGraphicFramePr>
+                        <a:graphicFrameLocks xmlns:a="http://schemas.openxmlformats.org/drawingml/2006/main"/>
+                      </wp:cNvGraphicFramePr>
+                      <a:graphic xmlns:a="http://schemas.openxmlformats.org/drawingml/2006/main">
+                        <a:graphicData uri="http://schemas.microsoft.com/office/word/2010/wordprocessingShape">
+                          <wps:wsp>
+                            <wps:cNvSpPr txBox="1">
+                              <a:spLocks noChangeArrowheads="1"/>
+                            </wps:cNvSpPr>
+                            <wps:spPr bwMode="auto">
+                              <a:xfrm>
+                                <a:off x="0" y="0"/>
+                                <a:ext cx="1223645" cy="342900"/>
+                              </a:xfrm>
+                              <a:prstGeom prst="rect">
+                                <a:avLst/>
+                              </a:prstGeom>
+                              <a:solidFill>
+                                <a:srgbClr val="FFFFFF"/>
+                              </a:solidFill>
+                              <a:ln w="9525">
+                                <a:solidFill>
+                                  <a:schemeClr val="bg1"/>
+                                </a:solidFill>
+                                <a:miter lim="800000"/>
+                                <a:headEnd/>
+                                <a:tailEnd/>
+                              </a:ln>
+                            </wps:spPr>
+                            <wps:txbx>
+                              <w:txbxContent>
+                                <w:p>
+                                  <w:pPr>
+                                    <w:rPr>
+                                      <w:rFonts w:ascii="Times New Roman" w:hAnsi="Times New Roman" w:eastAsia="標楷體" w:cs="Times New Roman"/>
+                                      <w:sz w:val="20"/>
+                                      <w:szCs w:val="18"/>
+                                    </w:rPr>
+                                  </w:pPr>
+                                  <w:r>
+                                    <w:rPr>
+                                      <w:rFonts w:ascii="Times New Roman" w:hAnsi="Times New Roman" w:eastAsia="標楷體" w:cs="Times New Roman"/>
+                                      <w:sz w:val="20"/>
+                                      <w:szCs w:val="18"/>
+                                    </w:rPr>
+                                    <w:t>第一聯</w:t>
+                                  </w:r>
+                                  <w:r>
+                                    <w:rPr>
+                                      <w:rFonts w:ascii="Times New Roman" w:hAnsi="Times New Roman" w:eastAsia="標楷體" w:cs="Times New Roman"/>
+                                      <w:sz w:val="20"/>
+                                      <w:szCs w:val="18"/>
+                                    </w:rPr>
+                                    <w:t xml:space="preserve"> </w:t>
+                                  </w:r>
+                                  <w:r>
+                                    <w:rPr>
+                                      <w:rFonts w:ascii="Times New Roman" w:hAnsi="Times New Roman" w:eastAsia="標楷體" w:cs="Times New Roman"/>
+                                      <w:sz w:val="20"/>
+                                      <w:szCs w:val="18"/>
+                                    </w:rPr>
+                                    <w:t>存根聯</w:t>
+                                  </w:r>
+                                </w:p>
+                              </w:txbxContent>
+                            </wps:txbx>
+                            <wps:bodyPr rot="0" vert="horz" wrap="square" lIns="91440" tIns="45720" rIns="91440" bIns="45720" anchor="t" anchorCtr="0">
+                              <a:noAutofit/>
+                            </wps:bodyPr>
+                          </wps:wsp>
+                        </a:graphicData>
+                      </a:graphic>
+                      <wp14:sizeRelH relativeFrom="margin">
+                        <wp14:pctWidth>0</wp14:pctWidth>
+                      </wp14:sizeRelH>
+                      <wp14:sizeRelV relativeFrom="margin">
+                        <wp14:pctHeight>0</wp14:pctHeight>
+                      </wp14:sizeRelV>
+                    </wp:anchor>
+                  </w:drawing>
+                </mc:Choice>
+                <mc:Fallback>
+                  <w:pict>
+                    <v:shape w14:anchorId="79C9A11B" id="_x0000_s1029" type="#_x0000_t202" style="position:absolute;margin-left:461.95pt;margin-top:-2.00pt;width:96.35pt;height:27pt;z-index:251659264;visibility:visible;mso-wrap-style:square;mso-width-percent:0;mso-height-percent:0;mso-wrap-distance-left:9pt;mso-wrap-distance-top:3.6pt;mso-wrap-distance-right:9pt;mso-wrap-distance-bottom:3.6pt;mso-position-horizontal:absolute;mso-position-horizontal-relative:page;mso-position-vertical:absolute;mso-position-vertical-relative:paragraph;mso-width-percent:0;mso-height-percent:0;mso-width-relative:margin;mso-height-relative:margin;v-text-anchor:top" o:gfxdata="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" strokecolor="white [3212]">
+                      <v:textbox>
+                        <w:txbxContent>
+                          <w:p>
+                            <w:pPr>
+                              <w:rPr>
+                                <w:rFonts w:ascii="Times New Roman" w:hAnsi="Times New Roman" w:eastAsia="標楷體" w:cs="Times New Roman"/>
+                                <w:sz w:val="20"/>
+                                <w:szCs w:val="18"/>
+                              </w:rPr>
+                            </w:pPr>
+                            <w:r>
+                              <w:rPr>
+                                <w:rFonts w:ascii="Times New Roman" w:hAnsi="Times New Roman" w:eastAsia="標楷體" w:cs="Times New Roman"/>
+                                <w:sz w:val="20"/>
+                                <w:szCs w:val="18"/>
+                              </w:rPr>
+                              <w:t>第一聯</w:t>
+                            </w:r>
+                            <w:r>
+                              <w:rPr>
+                                <w:rFonts w:ascii="Times New Roman" w:hAnsi="Times New Roman" w:eastAsia="標楷體" w:cs="Times New Roman"/>
+                                <w:sz w:val="20"/>
+                                <w:szCs w:val="18"/>
+                              </w:rPr>
+                              <w:t xml:space="preserve"> </w:t>
+                            </w:r>
+                            <w:r>
+                              <w:rPr>
+                                <w:rFonts w:ascii="Times New Roman" w:hAnsi="Times New Roman" w:eastAsia="標楷體" w:cs="Times New Roman"/>
+                                <w:sz w:val="20"/>
+                                <w:szCs w:val="18"/>
+                              </w:rPr>
+                              <w:t>存根聯</w:t>
+                            </w:r>
+                          </w:p>
+                        </w:txbxContent>
+                      </v:textbox>
+                      <w10:wrap type="none"/>
+                    </v:shape>
+                  </w:pict>
+                </mc:Fallback>
+              </mc:AlternateContent>
+            </w:r>
+            <w:r>
+              <w:rPr>
+                <w:noProof/>
+              </w:rPr>
+              <mc:AlternateContent>
+                <mc:Choice Requires="wps">
+                  <w:drawing>
+                    <wp:anchor distT="45720" distB="45720" distL="114300" distR="114300" simplePos="0" relativeHeight="251665408" behindDoc="0" locked="0" layoutInCell="0" allowOverlap="1" wp14:anchorId="41422DB6" wp14:editId="0C314753">
+                      <wp:simplePos x="0" y="0"/>
+                      <wp:positionH relativeFrom="page">
+                        <wp:posOffset>6278880</wp:posOffset>
+                      </wp:positionH>
+                      <wp:positionV relativeFrom="paragraph">
+                        <wp:posOffset>245110</wp:posOffset>
+                      </wp:positionV>
+                      <wp:extent cx="981710" cy="266700"/>
+                      <wp:effectExtent l="0" t="0" r="0" b="0"/>
+                      <wp:wrapNone/>
+                      <wp:docPr id="18" name="文字方塊 2"/>
+                      <wp:cNvGraphicFramePr>
+                        <a:graphicFrameLocks xmlns:a="http://schemas.openxmlformats.org/drawingml/2006/main"/>
+                      </wp:cNvGraphicFramePr>
+                      <a:graphic xmlns:a="http://schemas.openxmlformats.org/drawingml/2006/main">
+                        <a:graphicData uri="http://schemas.microsoft.com/office/word/2010/wordprocessingShape">
+                          <wps:wsp>
+                            <wps:cNvSpPr txBox="1">
+                              <a:spLocks noChangeArrowheads="1"/>
+                            </wps:cNvSpPr>
+                            <wps:spPr bwMode="auto">
+                              <a:xfrm>
+                                <a:off x="0" y="0"/>
+                                <a:ext cx="981710" cy="266700"/>
+                              </a:xfrm>
+                              <a:prstGeom prst="rect">
+                                <a:avLst/>
+                              </a:prstGeom>
+                              <a:noFill/>
+                              <a:ln w="9525">
+                                <a:noFill/>
+                                <a:miter lim="800000"/>
+                                <a:headEnd/>
+                                <a:tailEnd/>
+                              </a:ln>
+                            </wps:spPr>
+                            <wps:txbx>
+                              <w:txbxContent>
+                                <w:p>
+                                  <w:pPr>
+                                    <w:rPr>
+                                      <w:rFonts w:ascii="Times New Roman" w:hAnsi="Times New Roman" w:eastAsia="標楷體" w:cs="Times New Roman"/>
+                                      <w:sz w:val="20"/>
+                                      <w:szCs w:val="18"/>
+                                    </w:rPr>
+                                  </w:pPr>
+                                  <w:r>
+                                    <w:rPr>
+                                      <w:rFonts w:ascii="Times New Roman" w:hAnsi="Times New Roman" w:eastAsia="標楷體" w:cs="Times New Roman"/>
+                                      <w:sz w:val="20"/>
+                                      <w:szCs w:val="18"/>
+                                    </w:rPr>
+                                    <w:t>NO.</w:t>
+                                  </w:r>
+                                  <w:r>
+                                    <w:rPr>
+                                      <w:rFonts w:ascii="Times New Roman" w:hAnsi="Times New Roman" w:eastAsia="標楷體" w:cs="Times New Roman" w:hint="eastAsia"/>
+                                      <w:sz w:val="20"/>
+                                      <w:szCs w:val="18"/>
+                                    </w:rPr>
+                                    <w:t>0910</w:t>
+                                  </w:r>
+                                  <w:r>
+                                    <w:rPr>
+                                      <w:rFonts w:ascii="Times New Roman" w:hAnsi="Times New Roman" w:eastAsia="標楷體" w:cs="Times New Roman"/>
+                                      <w:sz w:val="20"/>
+                                      <w:szCs w:val="18"/>
+                                    </w:rPr>
+                                    <w:fldChar w:fldCharType="begin"/>
+                                  </w:r>
+                                  <w:r>
+                                    <w:rPr>
+                                      <w:rFonts w:ascii="Times New Roman" w:hAnsi="Times New Roman" w:eastAsia="標楷體" w:cs="Times New Roman"/>
+                                      <w:sz w:val="20"/>
+                                      <w:szCs w:val="18"/>
+                                    </w:rPr>
+                                    <w:instrText xml:space="preserve"> 0910 </w:instrText>
+                                  </w:r>
+                                  <w:r>
+                                    <w:rPr>
+                                      <w:rFonts w:ascii="Times New Roman" w:hAnsi="Times New Roman" w:eastAsia="標楷體" w:cs="Times New Roman"/>
+                                      <w:sz w:val="20"/>
+                                      <w:szCs w:val="18"/>
+                                    </w:rPr>
+                                    <w:fldChar w:fldCharType="end"/>
+                                  </w:r>
+                                  <w:r>
+                                    <w:rPr>
+                                      <w:rFonts w:ascii="Times New Roman" w:hAnsi="Times New Roman" w:eastAsia="標楷體" w:cs="Times New Roman"/>
+                                      <w:sz w:val="20"/>
+                                      <w:szCs w:val="18"/>
+                                    </w:rPr>
+                                    <w:fldChar w:fldCharType="begin"/>
+                                  </w:r>
+                                  <w:r>
+                                    <w:rPr>
+                                      <w:rFonts w:ascii="Times New Roman" w:hAnsi="Times New Roman" w:eastAsia="標楷體" w:cs="Times New Roman"/>
+                                      <w:sz w:val="20"/>
+                                      <w:szCs w:val="18"/>
+                                    </w:rPr>
+                                    <w:instrText xml:space="preserve"> PAGE \#"0000" \* MERGEFORMAT </w:instrText>
+                                  </w:r>
+                                  <w:r>
+                                    <w:rPr>
+                                      <w:rFonts w:ascii="Times New Roman" w:hAnsi="Times New Roman" w:eastAsia="標楷體" w:cs="Times New Roman"/>
+                                      <w:sz w:val="20"/>
+                                      <w:szCs w:val="18"/>
+                                    </w:rPr>
+                                    <w:fldChar w:fldCharType="separate"/>
+                                  </w:r>
+                                  <w:r>
+                                    <w:rPr>
+                                      <w:rFonts w:ascii="Times New Roman" w:hAnsi="Times New Roman" w:eastAsia="標楷體" w:cs="Times New Roman"/>
+                                      <w:noProof/>
+                                      <w:sz w:val="20"/>
+                                      <w:szCs w:val="18"/>
+                                    </w:rPr>
+                                    <w:t>0001</w:t>
+                                  </w:r>
+                                  <w:r>
+                                    <w:rPr>
+                                      <w:rFonts w:ascii="Times New Roman" w:hAnsi="Times New Roman" w:eastAsia="標楷體" w:cs="Times New Roman"/>
+                                      <w:sz w:val="20"/>
+                                      <w:szCs w:val="18"/>
+                                    </w:rPr>
+                                    <w:fldChar w:fldCharType="end"/>
+                                  </w:r>
+                                </w:p>
+                              </w:txbxContent>
+                            </wps:txbx>
+                            <wps:bodyPr rot="0" vert="horz" wrap="square" lIns="91440" tIns="45720" rIns="91440" bIns="45720" anchor="t" anchorCtr="0">
+                              <a:noAutofit/>
+                            </wps:bodyPr>
+                          </wps:wsp>
+                        </a:graphicData>
+                      </a:graphic>
+                      <wp14:sizeRelH relativeFrom="margin">
+                        <wp14:pctWidth>0</wp14:pctWidth>
+                      </wp14:sizeRelH>
+                      <wp14:sizeRelV relativeFrom="margin">
+                        <wp14:pctHeight>0</wp14:pctHeight>
+                      </wp14:sizeRelV>
+                    </wp:anchor>
+                  </w:drawing>
+                </mc:Choice>
+                <mc:Fallback>
+                  <w:pict>
+                    <v:shape w14:anchorId="41422DB6" id="_x0000_s1027" type="#_x0000_t202" style="position:absolute;margin-left:494.40pt;margin-top:19.30pt;width:77.3pt;height:21pt;z-index:251665408;visibility:visible;mso-wrap-style:square;mso-width-percent:0;mso-height-percent:0;mso-wrap-distance-left:9pt;mso-wrap-distance-top:3.6pt;mso-wrap-distance-right:9pt;mso-wrap-distance-bottom:3.6pt;mso-position-horizontal:absolute;mso-position-horizontal-relative:page;mso-position-vertical:absolute;mso-position-vertical-relative:paragraph;mso-width-percent:0;mso-height-percent:0;mso-width-relative:margin;mso-height-relative:margin;v-text-anchor:top" o:gfxdata="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" filled="f" stroked="f">
+                      <v:textbox>
+                        <w:txbxContent>
+                          <w:p>
+                            <w:pPr>
+                              <w:rPr>
+                                <w:rFonts w:ascii="Times New Roman" w:hAnsi="Times New Roman" w:eastAsia="標楷體" w:cs="Times New Roman"/>
+                                <w:sz w:val="20"/>
+                                <w:szCs w:val="18"/>
+                              </w:rPr>
+                            </w:pPr>
+                            <w:r>
+                              <w:rPr>
+                                <w:rFonts w:ascii="Times New Roman" w:hAnsi="Times New Roman" w:eastAsia="標楷體" w:cs="Times New Roman"/>
+                                <w:sz w:val="20"/>
+                                <w:szCs w:val="18"/>
+                              </w:rPr>
+                              <w:t>NO.</w:t>
+                            </w:r>
+                            <w:r>
+                              <w:rPr>
+                                <w:rFonts w:ascii="Times New Roman" w:hAnsi="Times New Roman" w:eastAsia="標楷體" w:cs="Times New Roman" w:hint="eastAsia"/>
+                                <w:sz w:val="20"/>
+                                <w:szCs w:val="18"/>
+                              </w:rPr>
+                              <w:t>0910</w:t>
+                            </w:r>
+                            <w:r>
+                              <w:rPr>
+                                <w:rFonts w:ascii="Times New Roman" w:hAnsi="Times New Roman" w:eastAsia="標楷體" w:cs="Times New Roman"/>
+                                <w:sz w:val="20"/>
+                                <w:szCs w:val="18"/>
+                              </w:rPr>
+                              <w:fldChar w:fldCharType="begin"/>
+                            </w:r>
+                            <w:r>
+                              <w:rPr>
+                                <w:rFonts w:ascii="Times New Roman" w:hAnsi="Times New Roman" w:eastAsia="標楷體" w:cs="Times New Roman"/>
+                                <w:sz w:val="20"/>
+                                <w:szCs w:val="18"/>
+                              </w:rPr>
+                              <w:instrText xml:space="preserve"> 0910 </w:instrText>
+                            </w:r>
+                            <w:r>
+                              <w:rPr>
+                                <w:rFonts w:ascii="Times New Roman" w:hAnsi="Times New Roman" w:eastAsia="標楷體" w:cs="Times New Roman"/>
+                                <w:sz w:val="20"/>
+                                <w:szCs w:val="18"/>
+                              </w:rPr>
+                              <w:fldChar w:fldCharType="end"/>
+                            </w:r>
+                            <w:r>
+                              <w:rPr>
+                                <w:rFonts w:ascii="Times New Roman" w:hAnsi="Times New Roman" w:eastAsia="標楷體" w:cs="Times New Roman"/>
+                                <w:sz w:val="20"/>
+                                <w:szCs w:val="18"/>
+                              </w:rPr>
+                              <w:fldChar w:fldCharType="begin"/>
+                            </w:r>
+                            <w:r>
+                              <w:rPr>
+                                <w:rFonts w:ascii="Times New Roman" w:hAnsi="Times New Roman" w:eastAsia="標楷體" w:cs="Times New Roman"/>
+                                <w:sz w:val="20"/>
+                                <w:szCs w:val="18"/>
+                              </w:rPr>
+                              <w:instrText xml:space="preserve"> PAGE \#"0000" \* MERGEFORMAT </w:instrText>
+                            </w:r>
+                            <w:r>
+                              <w:rPr>
+                                <w:rFonts w:ascii="Times New Roman" w:hAnsi="Times New Roman" w:eastAsia="標楷體" w:cs="Times New Roman"/>
+                                <w:sz w:val="20"/>
+                                <w:szCs w:val="18"/>
+                              </w:rPr>
+                              <w:fldChar w:fldCharType="separate"/>
+                            </w:r>
+                            <w:r>
+                              <w:rPr>
+                                <w:rFonts w:ascii="Times New Roman" w:hAnsi="Times New Roman" w:eastAsia="標楷體" w:cs="Times New Roman"/>
+                                <w:noProof/>
+                                <w:sz w:val="20"/>
+                                <w:szCs w:val="18"/>
+                              </w:rPr>
+                              <w:t>0001</w:t>
+                            </w:r>
+                            <w:r>
+                              <w:rPr>
+                                <w:rFonts w:ascii="Times New Roman" w:hAnsi="Times New Roman" w:eastAsia="標楷體" w:cs="Times New Roman"/>
+                                <w:sz w:val="20"/>
+                                <w:szCs w:val="18"/>
+                              </w:rPr>
+                              <w:fldChar w:fldCharType="end"/>
+                            </w:r>
+                          </w:p>
+                        </w:txbxContent>
+                      </v:textbox>
+                      <w10:wrap type="none"/>
+                    </v:shape>
+                  </w:pict>
+                </mc:Fallback>
+              </mc:AlternateContent>
+            </w:r>
           </w:p>
         </w:tc>
       </w:tr>
@@ -1380,6 +1782,460 @@
               </w:rPr>
               <w:t>{branch_title}</w:t>
             </w:r>
+            <w:r>
+              <w:rPr>
+                <w:noProof/>
+              </w:rPr>
+              <mc:AlternateContent>
+                <mc:Choice Requires="wps">
+                  <w:drawing>
+                    <wp:anchor distT="45720" distB="45720" distL="114300" distR="114300" simplePos="0" relativeHeight="251661312" behindDoc="0" locked="0" layoutInCell="0" allowOverlap="1" wp14:anchorId="77D8371D" wp14:editId="17F90C75">
+                      <wp:simplePos x="0" y="0"/>
+                      <wp:positionH relativeFrom="page">
+                        <wp:posOffset>5867082</wp:posOffset>
+                      </wp:positionH>
+                      <wp:positionV relativeFrom="paragraph">
+                        <wp:posOffset>-25400</wp:posOffset>
+                      </wp:positionV>
+                      <wp:extent cx="1223645" cy="342900"/>
+                      <wp:effectExtent l="0" t="0" r="14605" b="19050"/>
+                      <wp:wrapNone/>
+                      <wp:docPr id="1" name="文字方塊 2"/>
+                      <wp:cNvGraphicFramePr>
+                        <a:graphicFrameLocks xmlns:a="http://schemas.openxmlformats.org/drawingml/2006/main"/>
+                      </wp:cNvGraphicFramePr>
+                      <a:graphic xmlns:a="http://schemas.openxmlformats.org/drawingml/2006/main">
+                        <a:graphicData uri="http://schemas.microsoft.com/office/word/2010/wordprocessingShape">
+                          <wps:wsp>
+                            <wps:cNvSpPr txBox="1">
+                              <a:spLocks noChangeArrowheads="1"/>
+                            </wps:cNvSpPr>
+                            <wps:spPr bwMode="auto">
+                              <a:xfrm>
+                                <a:off x="0" y="0"/>
+                                <a:ext cx="1223645" cy="342900"/>
+                              </a:xfrm>
+                              <a:prstGeom prst="rect">
+                                <a:avLst/>
+                              </a:prstGeom>
+                              <a:solidFill>
+                                <a:srgbClr val="FFFFFF"/>
+                              </a:solidFill>
+                              <a:ln w="9525">
+                                <a:solidFill>
+                                  <a:schemeClr val="bg1"/>
+                                </a:solidFill>
+                                <a:miter lim="800000"/>
+                                <a:headEnd/>
+                                <a:tailEnd/>
+                              </a:ln>
+                            </wps:spPr>
+                            <wps:txbx>
+                              <w:txbxContent>
+                                <w:p>
+                                  <w:pPr>
+                                    <w:rPr>
+                                      <w:rFonts w:ascii="Times New Roman" w:hAnsi="Times New Roman" w:eastAsia="標楷體" w:cs="Times New Roman"/>
+                                      <w:sz w:val="20"/>
+                                      <w:szCs w:val="18"/>
+                                    </w:rPr>
+                                  </w:pPr>
+                                  <w:r>
+                                    <w:rPr>
+                                      <w:rFonts w:ascii="Times New Roman" w:hAnsi="Times New Roman" w:eastAsia="標楷體" w:cs="Times New Roman"/>
+                                      <w:sz w:val="20"/>
+                                      <w:szCs w:val="18"/>
+                                    </w:rPr>
+                                    <w:t>第</w:t>
+                                  </w:r>
+                                  <w:r>
+                                    <w:rPr>
+                                      <w:rFonts w:ascii="Times New Roman" w:hAnsi="Times New Roman" w:eastAsia="標楷體" w:cs="Times New Roman" w:hint="eastAsia"/>
+                                      <w:sz w:val="20"/>
+                                      <w:szCs w:val="18"/>
+                                    </w:rPr>
+                                    <w:t>二</w:t>
+                                  </w:r>
+                                  <w:r>
+                                    <w:rPr>
+                                      <w:rFonts w:ascii="Times New Roman" w:hAnsi="Times New Roman" w:eastAsia="標楷體" w:cs="Times New Roman"/>
+                                      <w:sz w:val="20"/>
+                                      <w:szCs w:val="18"/>
+                                    </w:rPr>
+                                    <w:t>聯</w:t>
+                                  </w:r>
+                                  <w:r>
+                                    <w:rPr>
+                                      <w:rFonts w:ascii="Times New Roman" w:hAnsi="Times New Roman" w:eastAsia="標楷體" w:cs="Times New Roman"/>
+                                      <w:sz w:val="20"/>
+                                      <w:szCs w:val="18"/>
+                                    </w:rPr>
+                                    <w:t xml:space="preserve"> </w:t>
+                                  </w:r>
+                                  <w:r>
+                                    <w:rPr>
+                                      <w:rFonts w:ascii="Times New Roman" w:hAnsi="Times New Roman" w:eastAsia="標楷體" w:cs="Times New Roman" w:hint="eastAsia"/>
+                                      <w:sz w:val="20"/>
+                                      <w:szCs w:val="18"/>
+                                    </w:rPr>
+                                    <w:t>會計</w:t>
+                                  </w:r>
+                                  <w:r>
+                                    <w:rPr>
+                                      <w:rFonts w:ascii="Times New Roman" w:hAnsi="Times New Roman" w:eastAsia="標楷體" w:cs="Times New Roman"/>
+                                      <w:sz w:val="20"/>
+                                      <w:szCs w:val="18"/>
+                                    </w:rPr>
+                                    <w:t>聯</w:t>
+                                  </w:r>
+                                </w:p>
+                              </w:txbxContent>
+                            </wps:txbx>
+                            <wps:bodyPr rot="0" vert="horz" wrap="square" lIns="91440" tIns="45720" rIns="91440" bIns="45720" anchor="t" anchorCtr="0">
+                              <a:noAutofit/>
+                            </wps:bodyPr>
+                          </wps:wsp>
+                        </a:graphicData>
+                      </a:graphic>
+                      <wp14:sizeRelH relativeFrom="margin">
+                        <wp14:pctWidth>0</wp14:pctWidth>
+                      </wp14:sizeRelH>
+                      <wp14:sizeRelV relativeFrom="margin">
+                        <wp14:pctHeight>0</wp14:pctHeight>
+                      </wp14:sizeRelV>
+                    </wp:anchor>
+                  </w:drawing>
+                </mc:Choice>
+                <mc:Fallback>
+                  <w:pict>
+                    <v:shape w14:anchorId="77D8371D" id="_x0000_s1028" type="#_x0000_t202" style="position:absolute;margin-left:461.97pt;margin-top:-2.00pt;width:96.35pt;height:27pt;z-index:251661312;visibility:visible;mso-wrap-style:square;mso-width-percent:0;mso-height-percent:0;mso-wrap-distance-left:9pt;mso-wrap-distance-top:3.6pt;mso-wrap-distance-right:9pt;mso-wrap-distance-bottom:3.6pt;mso-position-horizontal:absolute;mso-position-horizontal-relative:page;mso-position-vertical:absolute;mso-position-vertical-relative:paragraph;mso-width-percent:0;mso-height-percent:0;mso-width-relative:margin;mso-height-relative:margin;v-text-anchor:top" o:gfxdata="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" strokecolor="white [3212]">
+                      <v:textbox>
+                        <w:txbxContent>
+                          <w:p>
+                            <w:pPr>
+                              <w:rPr>
+                                <w:rFonts w:ascii="Times New Roman" w:hAnsi="Times New Roman" w:eastAsia="標楷體" w:cs="Times New Roman"/>
+                                <w:sz w:val="20"/>
+                                <w:szCs w:val="18"/>
+                              </w:rPr>
+                            </w:pPr>
+                            <w:r>
+                              <w:rPr>
+                                <w:rFonts w:ascii="Times New Roman" w:hAnsi="Times New Roman" w:eastAsia="標楷體" w:cs="Times New Roman"/>
+                                <w:sz w:val="20"/>
+                                <w:szCs w:val="18"/>
+                              </w:rPr>
+                              <w:t>第</w:t>
+                            </w:r>
+                            <w:r>
+                              <w:rPr>
+                                <w:rFonts w:ascii="Times New Roman" w:hAnsi="Times New Roman" w:eastAsia="標楷體" w:cs="Times New Roman" w:hint="eastAsia"/>
+                                <w:sz w:val="20"/>
+                                <w:szCs w:val="18"/>
+                              </w:rPr>
+                              <w:t>二</w:t>
+                            </w:r>
+                            <w:r>
+                              <w:rPr>
+                                <w:rFonts w:ascii="Times New Roman" w:hAnsi="Times New Roman" w:eastAsia="標楷體" w:cs="Times New Roman"/>
+                                <w:sz w:val="20"/>
+                                <w:szCs w:val="18"/>
+                              </w:rPr>
+                              <w:t>聯</w:t>
+                            </w:r>
+                            <w:r>
+                              <w:rPr>
+                                <w:rFonts w:ascii="Times New Roman" w:hAnsi="Times New Roman" w:eastAsia="標楷體" w:cs="Times New Roman"/>
+                                <w:sz w:val="20"/>
+                                <w:szCs w:val="18"/>
+                              </w:rPr>
+                              <w:t xml:space="preserve"> </w:t>
+                            </w:r>
+                            <w:r>
+                              <w:rPr>
+                                <w:rFonts w:ascii="Times New Roman" w:hAnsi="Times New Roman" w:eastAsia="標楷體" w:cs="Times New Roman" w:hint="eastAsia"/>
+                                <w:sz w:val="20"/>
+                                <w:szCs w:val="18"/>
+                              </w:rPr>
+                              <w:t>會計</w:t>
+                            </w:r>
+                            <w:r>
+                              <w:rPr>
+                                <w:rFonts w:ascii="Times New Roman" w:hAnsi="Times New Roman" w:eastAsia="標楷體" w:cs="Times New Roman"/>
+                                <w:sz w:val="20"/>
+                                <w:szCs w:val="18"/>
+                              </w:rPr>
+                              <w:t>聯</w:t>
+                            </w:r>
+                          </w:p>
+                        </w:txbxContent>
+                      </v:textbox>
+                      <w10:wrap type="none"/>
+                    </v:shape>
+                  </w:pict>
+                </mc:Fallback>
+              </mc:AlternateContent>
+            </w:r>
+            <w:r>
+              <w:rPr>
+                <w:noProof/>
+              </w:rPr>
+              <mc:AlternateContent>
+                <mc:Choice Requires="wps">
+                  <w:drawing>
+                    <wp:anchor distT="45720" distB="45720" distL="114300" distR="114300" simplePos="0" relativeHeight="251671552" behindDoc="0" locked="0" layoutInCell="0" allowOverlap="1" wp14:anchorId="797061F7" wp14:editId="5D738091">
+                      <wp:simplePos x="0" y="0"/>
+                      <wp:positionH relativeFrom="page">
+                        <wp:posOffset>6280372</wp:posOffset>
+                      </wp:positionH>
+                      <wp:positionV relativeFrom="paragraph">
+                        <wp:posOffset>245110</wp:posOffset>
+                      </wp:positionV>
+                      <wp:extent cx="929640" cy="266700"/>
+                      <wp:effectExtent l="0" t="0" r="0" b="0"/>
+                      <wp:wrapNone/>
+                      <wp:docPr id="2" name="文字方塊 2"/>
+                      <wp:cNvGraphicFramePr>
+                        <a:graphicFrameLocks xmlns:a="http://schemas.openxmlformats.org/drawingml/2006/main"/>
+                      </wp:cNvGraphicFramePr>
+                      <a:graphic xmlns:a="http://schemas.openxmlformats.org/drawingml/2006/main">
+                        <a:graphicData uri="http://schemas.microsoft.com/office/word/2010/wordprocessingShape">
+                          <wps:wsp>
+                            <wps:cNvSpPr txBox="1">
+                              <a:spLocks noChangeArrowheads="1"/>
+                            </wps:cNvSpPr>
+                            <wps:spPr bwMode="auto">
+                              <a:xfrm>
+                                <a:off x="0" y="0"/>
+                                <a:ext cx="929640" cy="266700"/>
+                              </a:xfrm>
+                              <a:prstGeom prst="rect">
+                                <a:avLst/>
+                              </a:prstGeom>
+                              <a:noFill/>
+                              <a:ln w="9525">
+                                <a:noFill/>
+                                <a:miter lim="800000"/>
+                                <a:headEnd/>
+                                <a:tailEnd/>
+                              </a:ln>
+                            </wps:spPr>
+                            <wps:txbx>
+                              <w:txbxContent>
+                                <w:p>
+                                  <w:pPr>
+                                    <w:rPr>
+                                      <w:rFonts w:ascii="Times New Roman" w:hAnsi="Times New Roman" w:eastAsia="標楷體" w:cs="Times New Roman"/>
+                                      <w:sz w:val="20"/>
+                                      <w:szCs w:val="18"/>
+                                    </w:rPr>
+                                  </w:pPr>
+                                  <w:r>
+                                    <w:rPr>
+                                      <w:rFonts w:ascii="Times New Roman" w:hAnsi="Times New Roman" w:eastAsia="標楷體" w:cs="Times New Roman"/>
+                                      <w:sz w:val="20"/>
+                                      <w:szCs w:val="18"/>
+                                    </w:rPr>
+                                    <w:t>NO.</w:t>
+                                  </w:r>
+                                  <w:r>
+                                    <w:rPr>
+                                      <w:rFonts w:ascii="Times New Roman" w:hAnsi="Times New Roman" w:eastAsia="標楷體" w:cs="Times New Roman" w:hint="eastAsia"/>
+                                      <w:sz w:val="20"/>
+                                      <w:szCs w:val="18"/>
+                                    </w:rPr>
+                                    <w:t>0910</w:t>
+                                  </w:r>
+                                  <w:r>
+                                    <w:rPr>
+                                      <w:rFonts w:ascii="Times New Roman" w:hAnsi="Times New Roman" w:eastAsia="標楷體" w:cs="Times New Roman"/>
+                                      <w:sz w:val="20"/>
+                                      <w:szCs w:val="18"/>
+                                    </w:rPr>
+                                    <w:fldChar w:fldCharType="begin"/>
+                                  </w:r>
+                                  <w:r>
+                                    <w:rPr>
+                                      <w:rFonts w:ascii="Times New Roman" w:hAnsi="Times New Roman" w:eastAsia="標楷體" w:cs="Times New Roman"/>
+                                      <w:sz w:val="20"/>
+                                      <w:szCs w:val="18"/>
+                                    </w:rPr>
+                                    <w:instrText xml:space="preserve"> 0910 </w:instrText>
+                                  </w:r>
+                                  <w:r>
+                                    <w:rPr>
+                                      <w:rFonts w:ascii="Times New Roman" w:hAnsi="Times New Roman" w:eastAsia="標楷體" w:cs="Times New Roman"/>
+                                      <w:sz w:val="20"/>
+                                      <w:szCs w:val="18"/>
+                                    </w:rPr>
+                                    <w:fldChar w:fldCharType="end"/>
+                                  </w:r>
+                                  <w:r>
+                                    <w:rPr>
+                                      <w:rFonts w:ascii="Times New Roman" w:hAnsi="Times New Roman" w:eastAsia="標楷體" w:cs="Times New Roman"/>
+                                      <w:sz w:val="20"/>
+                                      <w:szCs w:val="18"/>
+                                    </w:rPr>
+                                    <w:fldChar w:fldCharType="begin"/>
+                                  </w:r>
+                                  <w:r>
+                                    <w:rPr>
+                                      <w:rFonts w:ascii="Times New Roman" w:hAnsi="Times New Roman" w:eastAsia="標楷體" w:cs="Times New Roman"/>
+                                      <w:sz w:val="20"/>
+                                      <w:szCs w:val="18"/>
+                                    </w:rPr>
+                                    <w:instrText xml:space="preserve"> PAGE \#"0000" \* MERGEFORMAT </w:instrText>
+                                  </w:r>
+                                  <w:r>
+                                    <w:rPr>
+                                      <w:rFonts w:ascii="Times New Roman" w:hAnsi="Times New Roman" w:eastAsia="標楷體" w:cs="Times New Roman"/>
+                                      <w:sz w:val="20"/>
+                                      <w:szCs w:val="18"/>
+                                    </w:rPr>
+                                    <w:fldChar w:fldCharType="separate"/>
+                                  </w:r>
+                                  <w:r>
+                                    <w:rPr>
+                                      <w:rFonts w:ascii="Times New Roman" w:hAnsi="Times New Roman" w:eastAsia="標楷體" w:cs="Times New Roman"/>
+                                      <w:noProof/>
+                                      <w:sz w:val="20"/>
+                                      <w:szCs w:val="18"/>
+                                    </w:rPr>
+                                    <w:t>0001</w:t>
+                                  </w:r>
+                                  <w:r>
+                                    <w:rPr>
+                                      <w:rFonts w:ascii="Times New Roman" w:hAnsi="Times New Roman" w:eastAsia="標楷體" w:cs="Times New Roman"/>
+                                      <w:sz w:val="20"/>
+                                      <w:szCs w:val="18"/>
+                                    </w:rPr>
+                                    <w:fldChar w:fldCharType="end"/>
+                                  </w:r>
+                                </w:p>
+                              </w:txbxContent>
+                            </wps:txbx>
+                            <wps:bodyPr rot="0" vert="horz" wrap="square" lIns="91440" tIns="45720" rIns="91440" bIns="45720" anchor="t" anchorCtr="0">
+                              <a:noAutofit/>
+                            </wps:bodyPr>
+                          </wps:wsp>
+                        </a:graphicData>
+                      </a:graphic>
+                      <wp14:sizeRelH relativeFrom="margin">
+                        <wp14:pctWidth>0</wp14:pctWidth>
+                      </wp14:sizeRelH>
+                      <wp14:sizeRelV relativeFrom="margin">
+                        <wp14:pctHeight>0</wp14:pctHeight>
+                      </wp14:sizeRelV>
+                    </wp:anchor>
+                  </w:drawing>
+                </mc:Choice>
+                <mc:Fallback>
+                  <w:pict>
+                    <v:shapetype w14:anchorId="797061F7" id="_x0000_t202" coordsize="21600,21600" o:spt="202" path="m,l,21600r21600,l21600,xe">
+                      <v:stroke joinstyle="miter"/>
+                      <v:path gradientshapeok="t" o:connecttype="rect"/>
+                    </v:shapetype>
+                    <v:shape id="文字方塊 2" o:spid="_x0000_s1026" type="#_x0000_t202" style="position:absolute;margin-left:494.52pt;margin-top:19.30pt;width:73.2pt;height:21pt;z-index:251671552;visibility:visible;mso-wrap-style:square;mso-width-percent:0;mso-height-percent:0;mso-wrap-distance-left:9pt;mso-wrap-distance-top:3.6pt;mso-wrap-distance-right:9pt;mso-wrap-distance-bottom:3.6pt;mso-position-horizontal:absolute;mso-position-horizontal-relative:page;mso-position-vertical:absolute;mso-position-vertical-relative:paragraph;mso-width-percent:0;mso-height-percent:0;mso-width-relative:margin;mso-height-relative:margin;v-text-anchor:top" o:gfxdata="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" filled="f" stroked="f">
+                      <v:textbox>
+                        <w:txbxContent>
+                          <w:p>
+                            <w:pPr>
+                              <w:rPr>
+                                <w:rFonts w:ascii="Times New Roman" w:hAnsi="Times New Roman" w:eastAsia="標楷體" w:cs="Times New Roman"/>
+                                <w:sz w:val="20"/>
+                                <w:szCs w:val="18"/>
+                              </w:rPr>
+                            </w:pPr>
+                            <w:r>
+                              <w:rPr>
+                                <w:rFonts w:ascii="Times New Roman" w:hAnsi="Times New Roman" w:eastAsia="標楷體" w:cs="Times New Roman"/>
+                                <w:sz w:val="20"/>
+                                <w:szCs w:val="18"/>
+                              </w:rPr>
+                              <w:t>NO.</w:t>
+                            </w:r>
+                            <w:r>
+                              <w:rPr>
+                                <w:rFonts w:ascii="Times New Roman" w:hAnsi="Times New Roman" w:eastAsia="標楷體" w:cs="Times New Roman" w:hint="eastAsia"/>
+                                <w:sz w:val="20"/>
+                                <w:szCs w:val="18"/>
+                              </w:rPr>
+                              <w:t>0910</w:t>
+                            </w:r>
+                            <w:r>
+                              <w:rPr>
+                                <w:rFonts w:ascii="Times New Roman" w:hAnsi="Times New Roman" w:eastAsia="標楷體" w:cs="Times New Roman"/>
+                                <w:sz w:val="20"/>
+                                <w:szCs w:val="18"/>
+                              </w:rPr>
+                              <w:fldChar w:fldCharType="begin"/>
+                            </w:r>
+                            <w:r>
+                              <w:rPr>
+                                <w:rFonts w:ascii="Times New Roman" w:hAnsi="Times New Roman" w:eastAsia="標楷體" w:cs="Times New Roman"/>
+                                <w:sz w:val="20"/>
+                                <w:szCs w:val="18"/>
+                              </w:rPr>
+                              <w:instrText xml:space="preserve"> 0910 </w:instrText>
+                            </w:r>
+                            <w:r>
+                              <w:rPr>
+                                <w:rFonts w:ascii="Times New Roman" w:hAnsi="Times New Roman" w:eastAsia="標楷體" w:cs="Times New Roman"/>
+                                <w:sz w:val="20"/>
+                                <w:szCs w:val="18"/>
+                              </w:rPr>
+                              <w:fldChar w:fldCharType="end"/>
+                            </w:r>
+                            <w:r>
+                              <w:rPr>
+                                <w:rFonts w:ascii="Times New Roman" w:hAnsi="Times New Roman" w:eastAsia="標楷體" w:cs="Times New Roman"/>
+                                <w:sz w:val="20"/>
+                                <w:szCs w:val="18"/>
+                              </w:rPr>
+                              <w:fldChar w:fldCharType="begin"/>
+                            </w:r>
+                            <w:r>
+                              <w:rPr>
+                                <w:rFonts w:ascii="Times New Roman" w:hAnsi="Times New Roman" w:eastAsia="標楷體" w:cs="Times New Roman"/>
+                                <w:sz w:val="20"/>
+                                <w:szCs w:val="18"/>
+                              </w:rPr>
+                              <w:instrText xml:space="preserve"> PAGE \#"0000" \* MERGEFORMAT </w:instrText>
+                            </w:r>
+                            <w:r>
+                              <w:rPr>
+                                <w:rFonts w:ascii="Times New Roman" w:hAnsi="Times New Roman" w:eastAsia="標楷體" w:cs="Times New Roman"/>
+                                <w:sz w:val="20"/>
+                                <w:szCs w:val="18"/>
+                              </w:rPr>
+                              <w:fldChar w:fldCharType="separate"/>
+                            </w:r>
+                            <w:r>
+                              <w:rPr>
+                                <w:rFonts w:ascii="Times New Roman" w:hAnsi="Times New Roman" w:eastAsia="標楷體" w:cs="Times New Roman"/>
+                                <w:noProof/>
+                                <w:sz w:val="20"/>
+                                <w:szCs w:val="18"/>
+                              </w:rPr>
+                              <w:t>0001</w:t>
+                            </w:r>
+                            <w:r>
+                              <w:rPr>
+                                <w:rFonts w:ascii="Times New Roman" w:hAnsi="Times New Roman" w:eastAsia="標楷體" w:cs="Times New Roman"/>
+                                <w:sz w:val="20"/>
+                                <w:szCs w:val="18"/>
+                              </w:rPr>
+                              <w:fldChar w:fldCharType="end"/>
+                            </w:r>
+                          </w:p>
+                        </w:txbxContent>
+                      </v:textbox>
+                      <w10:wrap type="none"/>
+                    </v:shape>
+                  </w:pict>
+                </mc:Fallback>
+              </mc:AlternateContent>
+            </w:r>
           </w:p>
         </w:tc>
       </w:tr>
@@ -2693,6 +3549,460 @@
               </w:rPr>
               <w:t>{branch_title}</w:t>
             </w:r>
+            <w:r>
+              <w:rPr>
+                <w:noProof/>
+              </w:rPr>
+              <mc:AlternateContent>
+                <mc:Choice Requires="wps">
+                  <w:drawing>
+                    <wp:anchor distT="45720" distB="45720" distL="114300" distR="114300" simplePos="0" relativeHeight="251663360" behindDoc="0" locked="0" layoutInCell="0" allowOverlap="1" wp14:anchorId="1D8AEDA4" wp14:editId="77ED2ECA">
+                      <wp:simplePos x="0" y="0"/>
+                      <wp:positionH relativeFrom="page">
+                        <wp:posOffset>5872163</wp:posOffset>
+                      </wp:positionH>
+                      <wp:positionV relativeFrom="paragraph">
+                        <wp:posOffset>-25400</wp:posOffset>
+                      </wp:positionV>
+                      <wp:extent cx="1223645" cy="342900"/>
+                      <wp:effectExtent l="0" t="0" r="14605" b="19050"/>
+                      <wp:wrapNone/>
+                      <wp:docPr id="17" name="文字方塊 2"/>
+                      <wp:cNvGraphicFramePr>
+                        <a:graphicFrameLocks xmlns:a="http://schemas.openxmlformats.org/drawingml/2006/main"/>
+                      </wp:cNvGraphicFramePr>
+                      <a:graphic xmlns:a="http://schemas.openxmlformats.org/drawingml/2006/main">
+                        <a:graphicData uri="http://schemas.microsoft.com/office/word/2010/wordprocessingShape">
+                          <wps:wsp>
+                            <wps:cNvSpPr txBox="1">
+                              <a:spLocks noChangeArrowheads="1"/>
+                            </wps:cNvSpPr>
+                            <wps:spPr bwMode="auto">
+                              <a:xfrm>
+                                <a:off x="0" y="0"/>
+                                <a:ext cx="1223645" cy="342900"/>
+                              </a:xfrm>
+                              <a:prstGeom prst="rect">
+                                <a:avLst/>
+                              </a:prstGeom>
+                              <a:solidFill>
+                                <a:srgbClr val="FFFFFF"/>
+                              </a:solidFill>
+                              <a:ln w="9525">
+                                <a:solidFill>
+                                  <a:schemeClr val="bg1"/>
+                                </a:solidFill>
+                                <a:miter lim="800000"/>
+                                <a:headEnd/>
+                                <a:tailEnd/>
+                              </a:ln>
+                            </wps:spPr>
+                            <wps:txbx>
+                              <w:txbxContent>
+                                <w:p>
+                                  <w:pPr>
+                                    <w:rPr>
+                                      <w:rFonts w:ascii="Times New Roman" w:hAnsi="Times New Roman" w:eastAsia="標楷體" w:cs="Times New Roman"/>
+                                      <w:sz w:val="20"/>
+                                      <w:szCs w:val="18"/>
+                                    </w:rPr>
+                                  </w:pPr>
+                                  <w:r>
+                                    <w:rPr>
+                                      <w:rFonts w:ascii="Times New Roman" w:hAnsi="Times New Roman" w:eastAsia="標楷體" w:cs="Times New Roman"/>
+                                      <w:sz w:val="20"/>
+                                      <w:szCs w:val="18"/>
+                                    </w:rPr>
+                                    <w:t>第</w:t>
+                                  </w:r>
+                                  <w:r>
+                                    <w:rPr>
+                                      <w:rFonts w:ascii="Times New Roman" w:hAnsi="Times New Roman" w:eastAsia="標楷體" w:cs="Times New Roman" w:hint="eastAsia"/>
+                                      <w:sz w:val="20"/>
+                                      <w:szCs w:val="18"/>
+                                    </w:rPr>
+                                    <w:t>三</w:t>
+                                  </w:r>
+                                  <w:r>
+                                    <w:rPr>
+                                      <w:rFonts w:ascii="Times New Roman" w:hAnsi="Times New Roman" w:eastAsia="標楷體" w:cs="Times New Roman"/>
+                                      <w:sz w:val="20"/>
+                                      <w:szCs w:val="18"/>
+                                    </w:rPr>
+                                    <w:t>聯</w:t>
+                                  </w:r>
+                                  <w:r>
+                                    <w:rPr>
+                                      <w:rFonts w:ascii="Times New Roman" w:hAnsi="Times New Roman" w:eastAsia="標楷體" w:cs="Times New Roman"/>
+                                      <w:sz w:val="20"/>
+                                      <w:szCs w:val="18"/>
+                                    </w:rPr>
+                                    <w:t xml:space="preserve"> </w:t>
+                                  </w:r>
+                                  <w:r>
+                                    <w:rPr>
+                                      <w:rFonts w:ascii="Times New Roman" w:hAnsi="Times New Roman" w:eastAsia="標楷體" w:cs="Times New Roman" w:hint="eastAsia"/>
+                                      <w:sz w:val="20"/>
+                                      <w:szCs w:val="18"/>
+                                    </w:rPr>
+                                    <w:t>收執</w:t>
+                                  </w:r>
+                                  <w:r>
+                                    <w:rPr>
+                                      <w:rFonts w:ascii="Times New Roman" w:hAnsi="Times New Roman" w:eastAsia="標楷體" w:cs="Times New Roman"/>
+                                      <w:sz w:val="20"/>
+                                      <w:szCs w:val="18"/>
+                                    </w:rPr>
+                                    <w:t>聯</w:t>
+                                  </w:r>
+                                </w:p>
+                              </w:txbxContent>
+                            </wps:txbx>
+                            <wps:bodyPr rot="0" vert="horz" wrap="square" lIns="91440" tIns="45720" rIns="91440" bIns="45720" anchor="t" anchorCtr="0">
+                              <a:noAutofit/>
+                            </wps:bodyPr>
+                          </wps:wsp>
+                        </a:graphicData>
+                      </a:graphic>
+                      <wp14:sizeRelH relativeFrom="margin">
+                        <wp14:pctWidth>0</wp14:pctWidth>
+                      </wp14:sizeRelH>
+                      <wp14:sizeRelV relativeFrom="margin">
+                        <wp14:pctHeight>0</wp14:pctHeight>
+                      </wp14:sizeRelV>
+                    </wp:anchor>
+                  </w:drawing>
+                </mc:Choice>
+                <mc:Fallback>
+                  <w:pict>
+                    <v:shape w14:anchorId="1D8AEDA4" id="_x0000_s1031" type="#_x0000_t202" style="position:absolute;margin-left:462.38pt;margin-top:-2.00pt;width:96.35pt;height:27pt;z-index:251663360;visibility:visible;mso-wrap-style:square;mso-width-percent:0;mso-height-percent:0;mso-wrap-distance-left:9pt;mso-wrap-distance-top:3.6pt;mso-wrap-distance-right:9pt;mso-wrap-distance-bottom:3.6pt;mso-position-horizontal:absolute;mso-position-horizontal-relative:page;mso-position-vertical:absolute;mso-position-vertical-relative:paragraph;mso-width-percent:0;mso-height-percent:0;mso-width-relative:margin;mso-height-relative:margin;v-text-anchor:top" o:gfxdata="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" strokecolor="white [3212]">
+                      <v:textbox>
+                        <w:txbxContent>
+                          <w:p>
+                            <w:pPr>
+                              <w:rPr>
+                                <w:rFonts w:ascii="Times New Roman" w:hAnsi="Times New Roman" w:eastAsia="標楷體" w:cs="Times New Roman"/>
+                                <w:sz w:val="20"/>
+                                <w:szCs w:val="18"/>
+                              </w:rPr>
+                            </w:pPr>
+                            <w:r>
+                              <w:rPr>
+                                <w:rFonts w:ascii="Times New Roman" w:hAnsi="Times New Roman" w:eastAsia="標楷體" w:cs="Times New Roman"/>
+                                <w:sz w:val="20"/>
+                                <w:szCs w:val="18"/>
+                              </w:rPr>
+                              <w:t>第</w:t>
+                            </w:r>
+                            <w:r>
+                              <w:rPr>
+                                <w:rFonts w:ascii="Times New Roman" w:hAnsi="Times New Roman" w:eastAsia="標楷體" w:cs="Times New Roman" w:hint="eastAsia"/>
+                                <w:sz w:val="20"/>
+                                <w:szCs w:val="18"/>
+                              </w:rPr>
+                              <w:t>三</w:t>
+                            </w:r>
+                            <w:r>
+                              <w:rPr>
+                                <w:rFonts w:ascii="Times New Roman" w:hAnsi="Times New Roman" w:eastAsia="標楷體" w:cs="Times New Roman"/>
+                                <w:sz w:val="20"/>
+                                <w:szCs w:val="18"/>
+                              </w:rPr>
+                              <w:t>聯</w:t>
+                            </w:r>
+                            <w:r>
+                              <w:rPr>
+                                <w:rFonts w:ascii="Times New Roman" w:hAnsi="Times New Roman" w:eastAsia="標楷體" w:cs="Times New Roman"/>
+                                <w:sz w:val="20"/>
+                                <w:szCs w:val="18"/>
+                              </w:rPr>
+                              <w:t xml:space="preserve"> </w:t>
+                            </w:r>
+                            <w:r>
+                              <w:rPr>
+                                <w:rFonts w:ascii="Times New Roman" w:hAnsi="Times New Roman" w:eastAsia="標楷體" w:cs="Times New Roman" w:hint="eastAsia"/>
+                                <w:sz w:val="20"/>
+                                <w:szCs w:val="18"/>
+                              </w:rPr>
+                              <w:t>收執</w:t>
+                            </w:r>
+                            <w:r>
+                              <w:rPr>
+                                <w:rFonts w:ascii="Times New Roman" w:hAnsi="Times New Roman" w:eastAsia="標楷體" w:cs="Times New Roman"/>
+                                <w:sz w:val="20"/>
+                                <w:szCs w:val="18"/>
+                              </w:rPr>
+                              <w:t>聯</w:t>
+                            </w:r>
+                          </w:p>
+                        </w:txbxContent>
+                      </v:textbox>
+                      <w10:wrap type="none"/>
+                    </v:shape>
+                  </w:pict>
+                </mc:Fallback>
+              </mc:AlternateContent>
+            </w:r>
+            <w:r>
+              <w:rPr>
+                <w:noProof/>
+              </w:rPr>
+              <mc:AlternateContent>
+                <mc:Choice Requires="wps">
+                  <w:drawing>
+                    <wp:anchor distT="45720" distB="45720" distL="114300" distR="114300" simplePos="0" relativeHeight="251673600" behindDoc="0" locked="0" layoutInCell="0" allowOverlap="1" wp14:anchorId="2A0E26F2" wp14:editId="3B8355B4">
+                      <wp:simplePos x="0" y="0"/>
+                      <wp:positionH relativeFrom="page">
+                        <wp:posOffset>6276109</wp:posOffset>
+                      </wp:positionH>
+                      <wp:positionV relativeFrom="paragraph">
+                        <wp:posOffset>245110</wp:posOffset>
+                      </wp:positionV>
+                      <wp:extent cx="929640" cy="266700"/>
+                      <wp:effectExtent l="0" t="0" r="0" b="0"/>
+                      <wp:wrapNone/>
+                      <wp:docPr id="3" name="文字方塊 3"/>
+                      <wp:cNvGraphicFramePr>
+                        <a:graphicFrameLocks xmlns:a="http://schemas.openxmlformats.org/drawingml/2006/main"/>
+                      </wp:cNvGraphicFramePr>
+                      <a:graphic xmlns:a="http://schemas.openxmlformats.org/drawingml/2006/main">
+                        <a:graphicData uri="http://schemas.microsoft.com/office/word/2010/wordprocessingShape">
+                          <wps:wsp>
+                            <wps:cNvSpPr txBox="1">
+                              <a:spLocks noChangeArrowheads="1"/>
+                            </wps:cNvSpPr>
+                            <wps:spPr bwMode="auto">
+                              <a:xfrm>
+                                <a:off x="0" y="0"/>
+                                <a:ext cx="929640" cy="266700"/>
+                              </a:xfrm>
+                              <a:prstGeom prst="rect">
+                                <a:avLst/>
+                              </a:prstGeom>
+                              <a:noFill/>
+                              <a:ln w="9525">
+                                <a:noFill/>
+                                <a:miter lim="800000"/>
+                                <a:headEnd/>
+                                <a:tailEnd/>
+                              </a:ln>
+                            </wps:spPr>
+                            <wps:txbx>
+                              <w:txbxContent>
+                                <w:p>
+                                  <w:pPr>
+                                    <w:rPr>
+                                      <w:rFonts w:ascii="Times New Roman" w:hAnsi="Times New Roman" w:eastAsia="標楷體" w:cs="Times New Roman"/>
+                                      <w:sz w:val="20"/>
+                                      <w:szCs w:val="18"/>
+                                    </w:rPr>
+                                  </w:pPr>
+                                  <w:r>
+                                    <w:rPr>
+                                      <w:rFonts w:ascii="Times New Roman" w:hAnsi="Times New Roman" w:eastAsia="標楷體" w:cs="Times New Roman"/>
+                                      <w:sz w:val="20"/>
+                                      <w:szCs w:val="18"/>
+                                    </w:rPr>
+                                    <w:t>NO.</w:t>
+                                  </w:r>
+                                  <w:r>
+                                    <w:rPr>
+                                      <w:rFonts w:ascii="Times New Roman" w:hAnsi="Times New Roman" w:eastAsia="標楷體" w:cs="Times New Roman" w:hint="eastAsia"/>
+                                      <w:sz w:val="20"/>
+                                      <w:szCs w:val="18"/>
+                                    </w:rPr>
+                                    <w:t>0910</w:t>
+                                  </w:r>
+                                  <w:r>
+                                    <w:rPr>
+                                      <w:rFonts w:ascii="Times New Roman" w:hAnsi="Times New Roman" w:eastAsia="標楷體" w:cs="Times New Roman"/>
+                                      <w:sz w:val="20"/>
+                                      <w:szCs w:val="18"/>
+                                    </w:rPr>
+                                    <w:fldChar w:fldCharType="begin"/>
+                                  </w:r>
+                                  <w:r>
+                                    <w:rPr>
+                                      <w:rFonts w:ascii="Times New Roman" w:hAnsi="Times New Roman" w:eastAsia="標楷體" w:cs="Times New Roman"/>
+                                      <w:sz w:val="20"/>
+                                      <w:szCs w:val="18"/>
+                                    </w:rPr>
+                                    <w:instrText xml:space="preserve"> 0910 </w:instrText>
+                                  </w:r>
+                                  <w:r>
+                                    <w:rPr>
+                                      <w:rFonts w:ascii="Times New Roman" w:hAnsi="Times New Roman" w:eastAsia="標楷體" w:cs="Times New Roman"/>
+                                      <w:sz w:val="20"/>
+                                      <w:szCs w:val="18"/>
+                                    </w:rPr>
+                                    <w:fldChar w:fldCharType="end"/>
+                                  </w:r>
+                                  <w:r>
+                                    <w:rPr>
+                                      <w:rFonts w:ascii="Times New Roman" w:hAnsi="Times New Roman" w:eastAsia="標楷體" w:cs="Times New Roman"/>
+                                      <w:sz w:val="20"/>
+                                      <w:szCs w:val="18"/>
+                                    </w:rPr>
+                                    <w:fldChar w:fldCharType="begin"/>
+                                  </w:r>
+                                  <w:r>
+                                    <w:rPr>
+                                      <w:rFonts w:ascii="Times New Roman" w:hAnsi="Times New Roman" w:eastAsia="標楷體" w:cs="Times New Roman"/>
+                                      <w:sz w:val="20"/>
+                                      <w:szCs w:val="18"/>
+                                    </w:rPr>
+                                    <w:instrText xml:space="preserve"> PAGE \#"0000" \* MERGEFORMAT </w:instrText>
+                                  </w:r>
+                                  <w:r>
+                                    <w:rPr>
+                                      <w:rFonts w:ascii="Times New Roman" w:hAnsi="Times New Roman" w:eastAsia="標楷體" w:cs="Times New Roman"/>
+                                      <w:sz w:val="20"/>
+                                      <w:szCs w:val="18"/>
+                                    </w:rPr>
+                                    <w:fldChar w:fldCharType="separate"/>
+                                  </w:r>
+                                  <w:r>
+                                    <w:rPr>
+                                      <w:rFonts w:ascii="Times New Roman" w:hAnsi="Times New Roman" w:eastAsia="標楷體" w:cs="Times New Roman"/>
+                                      <w:noProof/>
+                                      <w:sz w:val="20"/>
+                                      <w:szCs w:val="18"/>
+                                    </w:rPr>
+                                    <w:t>0001</w:t>
+                                  </w:r>
+                                  <w:r>
+                                    <w:rPr>
+                                      <w:rFonts w:ascii="Times New Roman" w:hAnsi="Times New Roman" w:eastAsia="標楷體" w:cs="Times New Roman"/>
+                                      <w:sz w:val="20"/>
+                                      <w:szCs w:val="18"/>
+                                    </w:rPr>
+                                    <w:fldChar w:fldCharType="end"/>
+                                  </w:r>
+                                </w:p>
+                              </w:txbxContent>
+                            </wps:txbx>
+                            <wps:bodyPr rot="0" vert="horz" wrap="square" lIns="91440" tIns="45720" rIns="91440" bIns="45720" anchor="t" anchorCtr="0">
+                              <a:noAutofit/>
+                            </wps:bodyPr>
+                          </wps:wsp>
+                        </a:graphicData>
+                      </a:graphic>
+                      <wp14:sizeRelH relativeFrom="margin">
+                        <wp14:pctWidth>0</wp14:pctWidth>
+                      </wp14:sizeRelH>
+                      <wp14:sizeRelV relativeFrom="margin">
+                        <wp14:pctHeight>0</wp14:pctHeight>
+                      </wp14:sizeRelV>
+                    </wp:anchor>
+                  </w:drawing>
+                </mc:Choice>
+                <mc:Fallback>
+                  <w:pict>
+                    <v:shapetype w14:anchorId="2A0E26F2" id="_x0000_t202" coordsize="21600,21600" o:spt="202" path="m,l,21600r21600,l21600,xe">
+                      <v:stroke joinstyle="miter"/>
+                      <v:path gradientshapeok="t" o:connecttype="rect"/>
+                    </v:shapetype>
+                    <v:shape id="文字方塊 3" o:spid="_x0000_s1030" type="#_x0000_t202" style="position:absolute;margin-left:494.18pt;margin-top:19.30pt;width:73.2pt;height:21pt;z-index:251673600;visibility:visible;mso-wrap-style:square;mso-width-percent:0;mso-height-percent:0;mso-wrap-distance-left:9pt;mso-wrap-distance-top:3.6pt;mso-wrap-distance-right:9pt;mso-wrap-distance-bottom:3.6pt;mso-position-horizontal:absolute;mso-position-horizontal-relative:page;mso-position-vertical:absolute;mso-position-vertical-relative:paragraph;mso-width-percent:0;mso-height-percent:0;mso-width-relative:margin;mso-height-relative:margin;v-text-anchor:top" o:gfxdata="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" filled="f" stroked="f">
+                      <v:textbox>
+                        <w:txbxContent>
+                          <w:p>
+                            <w:pPr>
+                              <w:rPr>
+                                <w:rFonts w:ascii="Times New Roman" w:hAnsi="Times New Roman" w:eastAsia="標楷體" w:cs="Times New Roman"/>
+                                <w:sz w:val="20"/>
+                                <w:szCs w:val="18"/>
+                              </w:rPr>
+                            </w:pPr>
+                            <w:r>
+                              <w:rPr>
+                                <w:rFonts w:ascii="Times New Roman" w:hAnsi="Times New Roman" w:eastAsia="標楷體" w:cs="Times New Roman"/>
+                                <w:sz w:val="20"/>
+                                <w:szCs w:val="18"/>
+                              </w:rPr>
+                              <w:t>NO.</w:t>
+                            </w:r>
+                            <w:r>
+                              <w:rPr>
+                                <w:rFonts w:ascii="Times New Roman" w:hAnsi="Times New Roman" w:eastAsia="標楷體" w:cs="Times New Roman" w:hint="eastAsia"/>
+                                <w:sz w:val="20"/>
+                                <w:szCs w:val="18"/>
+                              </w:rPr>
+                              <w:t>0910</w:t>
+                            </w:r>
+                            <w:r>
+                              <w:rPr>
+                                <w:rFonts w:ascii="Times New Roman" w:hAnsi="Times New Roman" w:eastAsia="標楷體" w:cs="Times New Roman"/>
+                                <w:sz w:val="20"/>
+                                <w:szCs w:val="18"/>
+                              </w:rPr>
+                              <w:fldChar w:fldCharType="begin"/>
+                            </w:r>
+                            <w:r>
+                              <w:rPr>
+                                <w:rFonts w:ascii="Times New Roman" w:hAnsi="Times New Roman" w:eastAsia="標楷體" w:cs="Times New Roman"/>
+                                <w:sz w:val="20"/>
+                                <w:szCs w:val="18"/>
+                              </w:rPr>
+                              <w:instrText xml:space="preserve"> 0910 </w:instrText>
+                            </w:r>
+                            <w:r>
+                              <w:rPr>
+                                <w:rFonts w:ascii="Times New Roman" w:hAnsi="Times New Roman" w:eastAsia="標楷體" w:cs="Times New Roman"/>
+                                <w:sz w:val="20"/>
+                                <w:szCs w:val="18"/>
+                              </w:rPr>
+                              <w:fldChar w:fldCharType="end"/>
+                            </w:r>
+                            <w:r>
+                              <w:rPr>
+                                <w:rFonts w:ascii="Times New Roman" w:hAnsi="Times New Roman" w:eastAsia="標楷體" w:cs="Times New Roman"/>
+                                <w:sz w:val="20"/>
+                                <w:szCs w:val="18"/>
+                              </w:rPr>
+                              <w:fldChar w:fldCharType="begin"/>
+                            </w:r>
+                            <w:r>
+                              <w:rPr>
+                                <w:rFonts w:ascii="Times New Roman" w:hAnsi="Times New Roman" w:eastAsia="標楷體" w:cs="Times New Roman"/>
+                                <w:sz w:val="20"/>
+                                <w:szCs w:val="18"/>
+                              </w:rPr>
+                              <w:instrText xml:space="preserve"> PAGE \#"0000" \* MERGEFORMAT </w:instrText>
+                            </w:r>
+                            <w:r>
+                              <w:rPr>
+                                <w:rFonts w:ascii="Times New Roman" w:hAnsi="Times New Roman" w:eastAsia="標楷體" w:cs="Times New Roman"/>
+                                <w:sz w:val="20"/>
+                                <w:szCs w:val="18"/>
+                              </w:rPr>
+                              <w:fldChar w:fldCharType="separate"/>
+                            </w:r>
+                            <w:r>
+                              <w:rPr>
+                                <w:rFonts w:ascii="Times New Roman" w:hAnsi="Times New Roman" w:eastAsia="標楷體" w:cs="Times New Roman"/>
+                                <w:noProof/>
+                                <w:sz w:val="20"/>
+                                <w:szCs w:val="18"/>
+                              </w:rPr>
+                              <w:t>0001</w:t>
+                            </w:r>
+                            <w:r>
+                              <w:rPr>
+                                <w:rFonts w:ascii="Times New Roman" w:hAnsi="Times New Roman" w:eastAsia="標楷體" w:cs="Times New Roman"/>
+                                <w:sz w:val="20"/>
+                                <w:szCs w:val="18"/>
+                              </w:rPr>
+                              <w:fldChar w:fldCharType="end"/>
+                            </w:r>
+                          </w:p>
+                        </w:txbxContent>
+                      </v:textbox>
+                      <w10:wrap type="none"/>
+                    </v:shape>
+                  </w:pict>
+                </mc:Fallback>
+              </mc:AlternateContent>
+            </w:r>
           </w:p>
         </w:tc>
       </w:tr>
@@ -3947,8 +5257,6 @@
       </w:pPr>
     </w:p>
     <w:sectPr>
-      <w:headerReference w:type="default" r:id="rId7"/>
-      <w:footerReference w:type="default" r:id="rId8"/>
       <w:pgSz w:w="11906" w:h="16838"/>
       <w:pgMar w:top="720" w:right="720" w:bottom="720" w:left="720" w:header="851" w:footer="992" w:gutter="0"/>
       <w:cols w:space="425"/>
@@ -4237,7 +5545,7 @@
                   </w:p>
                 </w:txbxContent>
               </v:textbox>
-              <w10:wrap type="none"/>
+              <w10:wrap type="square"/>
             </v:shape>
           </w:pict>
         </mc:Fallback>
@@ -4431,7 +5739,7 @@
                   </w:p>
                 </w:txbxContent>
               </v:textbox>
-              <w10:wrap type="none"/>
+              <w10:wrap type="square"/>
             </v:shape>
           </w:pict>
         </mc:Fallback>
@@ -4725,7 +6033,7 @@
                   </w:p>
                 </w:txbxContent>
               </v:textbox>
-              <w10:wrap type="none"/>
+              <w10:wrap type="square"/>
             </v:shape>
           </w:pict>
         </mc:Fallback>
@@ -4981,7 +6289,7 @@
                   </w:p>
                 </w:txbxContent>
               </v:textbox>
-              <w10:wrap type="none"/>
+              <w10:wrap type="square"/>
             </v:shape>
           </w:pict>
         </mc:Fallback>
@@ -5175,7 +6483,7 @@
                   </w:p>
                 </w:txbxContent>
               </v:textbox>
-              <w10:wrap type="none"/>
+              <w10:wrap type="square"/>
             </v:shape>
           </w:pict>
         </mc:Fallback>
@@ -5321,7 +6629,7 @@
                   </w:p>
                 </w:txbxContent>
               </v:textbox>
-              <w10:wrap type="none"/>
+              <w10:wrap type="square"/>
             </v:shape>
           </w:pict>
         </mc:Fallback>
